--- a/practice/data/theory/jungol/중등/[수업] 2025년 1차_중등_교사용_2019-2022_최종.docx
+++ b/practice/data/theory/jungol/중등/[수업] 2025년 1차_중등_교사용_2019-2022_최종.docx
@@ -1,6 +1,6 @@
 
 <file path=word/document.xml><?xml version="1.0" encoding="utf-8"?>
-<w:document xmlns:wpc="http://schemas.microsoft.com/office/word/2010/wordprocessingCanvas" xmlns:cx="http://schemas.microsoft.com/office/drawing/2014/chartex" xmlns:cx1="http://schemas.microsoft.com/office/drawing/2015/9/8/chartex" xmlns:cx2="http://schemas.microsoft.com/office/drawing/2015/10/21/chartex" xmlns:cx3="http://schemas.microsoft.com/office/drawing/2016/5/9/chartex" xmlns:cx4="http://schemas.microsoft.com/office/drawing/2016/5/10/chartex" xmlns:cx5="http://schemas.microsoft.com/office/drawing/2016/5/11/chartex" xmlns:cx6="http://schemas.microsoft.com/office/drawing/2016/5/12/chartex" xmlns:cx7="http://schemas.microsoft.com/office/drawing/2016/5/13/chartex" xmlns:cx8="http://schemas.microsoft.com/office/drawing/2016/5/14/chartex" xmlns:mc="http://schemas.openxmlformats.org/markup-compatibility/2006" xmlns:aink="http://schemas.microsoft.com/office/drawing/2016/ink" xmlns:am3d="http://schemas.microsoft.com/office/drawing/2017/model3d" xmlns:o="urn:schemas-microsoft-com:office:office" xmlns:r="http://schemas.openxmlformats.org/officeDocument/2006/relationships" xmlns:m="http://schemas.openxmlformats.org/officeDocument/2006/math" xmlns:v="urn:schemas-microsoft-com:vml" xmlns:wp14="http://schemas.microsoft.com/office/word/2010/wordprocessingDrawing" xmlns:wp="http://schemas.openxmlformats.org/drawingml/2006/wordprocessingDrawing" xmlns:w10="urn:schemas-microsoft-com:office:word" xmlns:w="http://schemas.openxmlformats.org/wordprocessingml/2006/main" xmlns:w14="http://schemas.microsoft.com/office/word/2010/wordml" xmlns:w15="http://schemas.microsoft.com/office/word/2012/wordml" xmlns:w16cex="http://schemas.microsoft.com/office/word/2018/wordml/cex" xmlns:w16cid="http://schemas.microsoft.com/office/word/2016/wordml/cid" xmlns:w16="http://schemas.microsoft.com/office/word/2018/wordml" xmlns:w16sdtdh="http://schemas.microsoft.com/office/word/2020/wordml/sdtdatahash" xmlns:w16se="http://schemas.microsoft.com/office/word/2015/wordml/symex" xmlns:wpg="http://schemas.microsoft.com/office/word/2010/wordprocessingGroup" xmlns:wpi="http://schemas.microsoft.com/office/word/2010/wordprocessingInk" xmlns:wne="http://schemas.microsoft.com/office/word/2006/wordml" xmlns:wps="http://schemas.microsoft.com/office/word/2010/wordprocessingShape" mc:Ignorable="w14 w15 w16se w16cid w16 w16cex w16sdtdh wp14">
+<w:document xmlns:wpc="http://schemas.microsoft.com/office/word/2010/wordprocessingCanvas" xmlns:cx="http://schemas.microsoft.com/office/drawing/2014/chartex" xmlns:cx1="http://schemas.microsoft.com/office/drawing/2015/9/8/chartex" xmlns:mc="http://schemas.openxmlformats.org/markup-compatibility/2006" xmlns:o="urn:schemas-microsoft-com:office:office" xmlns:r="http://schemas.openxmlformats.org/officeDocument/2006/relationships" xmlns:m="http://schemas.openxmlformats.org/officeDocument/2006/math" xmlns:v="urn:schemas-microsoft-com:vml" xmlns:wp14="http://schemas.microsoft.com/office/word/2010/wordprocessingDrawing" xmlns:wp="http://schemas.openxmlformats.org/drawingml/2006/wordprocessingDrawing" xmlns:w10="urn:schemas-microsoft-com:office:word" xmlns:w="http://schemas.openxmlformats.org/wordprocessingml/2006/main" xmlns:w14="http://schemas.microsoft.com/office/word/2010/wordml" xmlns:w15="http://schemas.microsoft.com/office/word/2012/wordml" xmlns:w16se="http://schemas.microsoft.com/office/word/2015/wordml/symex" xmlns:wpg="http://schemas.microsoft.com/office/word/2010/wordprocessingGroup" xmlns:wpi="http://schemas.microsoft.com/office/word/2010/wordprocessingInk" xmlns:wne="http://schemas.microsoft.com/office/word/2006/wordml" xmlns:wps="http://schemas.microsoft.com/office/word/2010/wordprocessingShape" mc:Ignorable="w14 w15 w16se wp14">
   <w:body>
     <w:p>
       <w:pPr>
@@ -547,6 +547,7 @@
           <w:szCs w:val="24"/>
         </w:rPr>
       </w:pPr>
+      <w:proofErr w:type="gramStart"/>
       <w:r>
         <w:rPr>
           <w:rFonts w:ascii="Consolas" w:eastAsiaTheme="minorHAnsi" w:hAnsi="Consolas" w:cs="Consolas" w:hint="eastAsia"/>
@@ -554,7 +555,6 @@
         </w:rPr>
         <w:t>10</w:t>
       </w:r>
-      <w:proofErr w:type="gramStart"/>
       <w:r>
         <w:rPr>
           <w:rFonts w:ascii="Consolas" w:eastAsiaTheme="minorHAnsi" w:hAnsi="Consolas" w:cs="Consolas" w:hint="eastAsia"/>
@@ -668,6 +668,7 @@
         </w:rPr>
         <w:t xml:space="preserve"> </w:t>
       </w:r>
+      <w:proofErr w:type="gramStart"/>
       <w:r>
         <w:rPr>
           <w:rFonts w:ascii="Consolas" w:eastAsiaTheme="minorHAnsi" w:hAnsi="Consolas" w:cs="Consolas" w:hint="eastAsia"/>
@@ -675,7 +676,6 @@
         </w:rPr>
         <w:t>2</w:t>
       </w:r>
-      <w:proofErr w:type="gramStart"/>
       <w:r>
         <w:rPr>
           <w:rFonts w:ascii="Consolas" w:eastAsiaTheme="minorHAnsi" w:hAnsi="Consolas" w:cs="Consolas" w:hint="eastAsia"/>
@@ -789,6 +789,7 @@
         </w:rPr>
         <w:t xml:space="preserve"> </w:t>
       </w:r>
+      <w:proofErr w:type="gramStart"/>
       <w:r>
         <w:rPr>
           <w:rFonts w:ascii="Consolas" w:eastAsiaTheme="minorHAnsi" w:hAnsi="Consolas" w:cs="Consolas"/>
@@ -796,7 +797,6 @@
         </w:rPr>
         <w:t>4</w:t>
       </w:r>
-      <w:proofErr w:type="gramStart"/>
       <w:r>
         <w:rPr>
           <w:rFonts w:ascii="Consolas" w:eastAsiaTheme="minorHAnsi" w:hAnsi="Consolas" w:cs="Consolas" w:hint="eastAsia"/>
@@ -875,6 +875,7 @@
         </w:rPr>
         <w:t xml:space="preserve"> </w:t>
       </w:r>
+      <w:proofErr w:type="gramStart"/>
       <w:r>
         <w:rPr>
           <w:rFonts w:ascii="Consolas" w:eastAsiaTheme="minorHAnsi" w:hAnsi="Consolas" w:cs="Consolas" w:hint="eastAsia"/>
@@ -882,7 +883,6 @@
         </w:rPr>
         <w:t>8</w:t>
       </w:r>
-      <w:proofErr w:type="gramStart"/>
       <w:r>
         <w:rPr>
           <w:rFonts w:ascii="Consolas" w:eastAsiaTheme="minorHAnsi" w:hAnsi="Consolas" w:cs="Consolas" w:hint="eastAsia"/>
@@ -940,6 +940,7 @@
           <w:szCs w:val="24"/>
         </w:rPr>
       </w:pPr>
+      <w:proofErr w:type="gramStart"/>
       <w:r>
         <w:rPr>
           <w:rFonts w:ascii="Consolas" w:eastAsiaTheme="minorHAnsi" w:hAnsi="Consolas" w:cs="Consolas" w:hint="eastAsia"/>
@@ -947,7 +948,6 @@
         </w:rPr>
         <w:t>16</w:t>
       </w:r>
-      <w:proofErr w:type="gramStart"/>
       <w:r>
         <w:rPr>
           <w:rFonts w:ascii="Consolas" w:eastAsiaTheme="minorHAnsi" w:hAnsi="Consolas" w:cs="Consolas" w:hint="eastAsia"/>
@@ -3535,7 +3535,6 @@
         </w:rPr>
         <w:t xml:space="preserve"> </w:t>
       </w:r>
-      <w:proofErr w:type="gramStart"/>
       <w:r>
         <w:rPr>
           <w:rFonts w:ascii="Consolas" w:eastAsiaTheme="minorHAnsi" w:hAnsi="Consolas" w:cs="Consolas" w:hint="eastAsia"/>
@@ -3552,17 +3551,7 @@
           <w:sz w:val="24"/>
           <w:szCs w:val="24"/>
         </w:rPr>
-        <w:t xml:space="preserve"> /</w:t>
-      </w:r>
-      <w:proofErr w:type="gramEnd"/>
-      <w:r>
-        <w:rPr>
-          <w:rFonts w:ascii="Consolas" w:eastAsiaTheme="minorHAnsi" w:hAnsi="Consolas" w:cs="Consolas" w:hint="eastAsia"/>
-          <w:b/>
-          <w:sz w:val="24"/>
-          <w:szCs w:val="24"/>
-        </w:rPr>
-        <w:t xml:space="preserve"> </w:t>
+        <w:t xml:space="preserve"> / </w:t>
       </w:r>
       <w:r>
         <w:rPr>
@@ -4355,6 +4344,7 @@
         </w:rPr>
         <w:t xml:space="preserve"> </w:t>
       </w:r>
+      <w:proofErr w:type="gramStart"/>
       <w:r>
         <w:rPr>
           <w:rFonts w:ascii="Consolas" w:eastAsiaTheme="minorHAnsi" w:hAnsi="Consolas" w:cs="Consolas"/>
@@ -4362,7 +4352,6 @@
         </w:rPr>
         <w:t>10</w:t>
       </w:r>
-      <w:proofErr w:type="gramStart"/>
       <w:r>
         <w:rPr>
           <w:rFonts w:ascii="Consolas" w:eastAsiaTheme="minorHAnsi" w:hAnsi="Consolas" w:cs="Consolas" w:hint="eastAsia"/>
@@ -4537,6 +4526,7 @@
         </w:rPr>
         <w:t xml:space="preserve"> </w:t>
       </w:r>
+      <w:proofErr w:type="gramStart"/>
       <w:r>
         <w:rPr>
           <w:rFonts w:ascii="Consolas" w:eastAsiaTheme="minorHAnsi" w:hAnsi="Consolas" w:cs="Consolas"/>
@@ -4544,7 +4534,6 @@
         </w:rPr>
         <w:t>10</w:t>
       </w:r>
-      <w:proofErr w:type="gramStart"/>
       <w:r>
         <w:rPr>
           <w:rFonts w:ascii="Consolas" w:eastAsiaTheme="minorHAnsi" w:hAnsi="Consolas" w:cs="Consolas" w:hint="eastAsia"/>
@@ -4726,6 +4715,7 @@
         </w:rPr>
         <w:t xml:space="preserve"> </w:t>
       </w:r>
+      <w:proofErr w:type="gramStart"/>
       <w:r>
         <w:rPr>
           <w:rFonts w:ascii="Consolas" w:eastAsiaTheme="minorHAnsi" w:hAnsi="Consolas" w:cs="Consolas"/>
@@ -4733,7 +4723,6 @@
         </w:rPr>
         <w:t>10</w:t>
       </w:r>
-      <w:proofErr w:type="gramStart"/>
       <w:r>
         <w:rPr>
           <w:rFonts w:ascii="Consolas" w:eastAsiaTheme="minorHAnsi" w:hAnsi="Consolas" w:cs="Consolas" w:hint="eastAsia"/>
@@ -5099,7 +5088,6 @@
               </w:rPr>
               <w:t>1F0</w:t>
             </w:r>
-            <w:proofErr w:type="gramStart"/>
             <w:r>
               <w:rPr>
                 <w:rFonts w:ascii="Consolas" w:eastAsiaTheme="minorHAnsi" w:hAnsi="Consolas" w:cs="Consolas" w:hint="eastAsia"/>
@@ -5112,15 +5100,7 @@
                 <w:rFonts w:ascii="Consolas" w:eastAsiaTheme="minorHAnsi" w:hAnsi="Consolas" w:cs="Consolas"/>
                 <w:szCs w:val="24"/>
               </w:rPr>
-              <w:t>(</w:t>
-            </w:r>
-            <w:proofErr w:type="gramEnd"/>
-            <w:r>
-              <w:rPr>
-                <w:rFonts w:ascii="Consolas" w:eastAsiaTheme="minorHAnsi" w:hAnsi="Consolas" w:cs="Consolas"/>
-                <w:szCs w:val="24"/>
-              </w:rPr>
-              <w:t>16)</w:t>
+              <w:t>(16)</w:t>
             </w:r>
           </w:p>
         </w:tc>
@@ -8826,71 +8806,71 @@
               <w:adjustRightInd w:val="0"/>
               <w:spacing w:line="240" w:lineRule="auto"/>
               <w:rPr>
-                <w:rFonts w:ascii="NanumMyeongjo" w:eastAsia="NanumMyeongjo" w:hAnsiTheme="minorHAnsi" w:cs="NanumMyeongjo" w:hint="eastAsia"/>
-                <w:color w:val="000000"/>
-                <w:sz w:val="20"/>
-                <w:szCs w:val="20"/>
-              </w:rPr>
-            </w:pPr>
-            <w:r>
-              <w:rPr>
-                <w:rFonts w:ascii="NanumMyeongjo" w:eastAsia="NanumMyeongjo" w:hAnsiTheme="minorHAnsi" w:cs="NanumMyeongjo" w:hint="eastAsia"/>
-                <w:color w:val="000000"/>
-                <w:sz w:val="20"/>
+                <w:rFonts w:asciiTheme="minorHAnsi" w:eastAsiaTheme="minorHAnsi" w:hAnsiTheme="minorHAnsi" w:cs="NanumMyeongjo"/>
+                <w:color w:val="000000"/>
+                <w:sz w:val="24"/>
+                <w:szCs w:val="20"/>
+              </w:rPr>
+            </w:pPr>
+            <w:r>
+              <w:rPr>
+                <w:rFonts w:asciiTheme="minorHAnsi" w:eastAsiaTheme="minorHAnsi" w:hAnsiTheme="minorHAnsi" w:cs="NanumMyeongjo" w:hint="eastAsia"/>
+                <w:color w:val="000000"/>
+                <w:sz w:val="24"/>
                 <w:szCs w:val="20"/>
               </w:rPr>
               <w:t>2019×2021</w:t>
             </w:r>
             <w:r>
               <w:rPr>
-                <w:rFonts w:ascii="바탕" w:eastAsia="바탕" w:hAnsi="바탕" w:cs="바탕" w:hint="eastAsia"/>
-                <w:color w:val="000000"/>
-                <w:sz w:val="20"/>
+                <w:rFonts w:asciiTheme="minorHAnsi" w:eastAsiaTheme="minorHAnsi" w:hAnsiTheme="minorHAnsi" w:cs="바탕" w:hint="eastAsia"/>
+                <w:color w:val="000000"/>
+                <w:sz w:val="24"/>
                 <w:szCs w:val="20"/>
               </w:rPr>
               <w:t>을</w:t>
             </w:r>
             <w:r>
               <w:rPr>
-                <w:rFonts w:ascii="NanumMyeongjo" w:eastAsia="NanumMyeongjo" w:hAnsiTheme="minorHAnsi" w:cs="NanumMyeongjo" w:hint="eastAsia"/>
-                <w:color w:val="000000"/>
-                <w:sz w:val="20"/>
+                <w:rFonts w:asciiTheme="minorHAnsi" w:eastAsiaTheme="minorHAnsi" w:hAnsiTheme="minorHAnsi" w:cs="NanumMyeongjo" w:hint="eastAsia"/>
+                <w:color w:val="000000"/>
+                <w:sz w:val="24"/>
                 <w:szCs w:val="20"/>
               </w:rPr>
               <w:t xml:space="preserve"> N</w:t>
             </w:r>
             <w:r>
               <w:rPr>
-                <w:rFonts w:ascii="바탕" w:eastAsia="바탕" w:hAnsi="바탕" w:cs="바탕" w:hint="eastAsia"/>
-                <w:color w:val="000000"/>
-                <w:sz w:val="20"/>
+                <w:rFonts w:asciiTheme="minorHAnsi" w:eastAsiaTheme="minorHAnsi" w:hAnsiTheme="minorHAnsi" w:cs="바탕" w:hint="eastAsia"/>
+                <w:color w:val="000000"/>
+                <w:sz w:val="24"/>
                 <w:szCs w:val="20"/>
               </w:rPr>
               <w:t>이라</w:t>
             </w:r>
             <w:r>
               <w:rPr>
-                <w:rFonts w:ascii="NanumMyeongjo" w:eastAsia="NanumMyeongjo" w:hAnsiTheme="minorHAnsi" w:cs="NanumMyeongjo" w:hint="eastAsia"/>
-                <w:color w:val="000000"/>
-                <w:sz w:val="20"/>
+                <w:rFonts w:asciiTheme="minorHAnsi" w:eastAsiaTheme="minorHAnsi" w:hAnsiTheme="minorHAnsi" w:cs="NanumMyeongjo" w:hint="eastAsia"/>
+                <w:color w:val="000000"/>
+                <w:sz w:val="24"/>
                 <w:szCs w:val="20"/>
               </w:rPr>
               <w:t xml:space="preserve"> </w:t>
             </w:r>
             <w:r>
               <w:rPr>
-                <w:rFonts w:ascii="바탕" w:eastAsia="바탕" w:hAnsi="바탕" w:cs="바탕" w:hint="eastAsia"/>
-                <w:color w:val="000000"/>
-                <w:sz w:val="20"/>
+                <w:rFonts w:asciiTheme="minorHAnsi" w:eastAsiaTheme="minorHAnsi" w:hAnsiTheme="minorHAnsi" w:cs="바탕" w:hint="eastAsia"/>
+                <w:color w:val="000000"/>
+                <w:sz w:val="24"/>
                 <w:szCs w:val="20"/>
               </w:rPr>
               <w:t>하자</w:t>
             </w:r>
             <w:r>
               <w:rPr>
-                <w:rFonts w:ascii="NanumMyeongjo" w:eastAsia="NanumMyeongjo" w:hAnsiTheme="minorHAnsi" w:cs="NanumMyeongjo" w:hint="eastAsia"/>
-                <w:color w:val="000000"/>
-                <w:sz w:val="20"/>
+                <w:rFonts w:asciiTheme="minorHAnsi" w:eastAsiaTheme="minorHAnsi" w:hAnsiTheme="minorHAnsi" w:cs="NanumMyeongjo" w:hint="eastAsia"/>
+                <w:color w:val="000000"/>
+                <w:sz w:val="24"/>
                 <w:szCs w:val="20"/>
               </w:rPr>
               <w:t>.</w:t>
@@ -8904,9 +8884,9 @@
               <w:adjustRightInd w:val="0"/>
               <w:spacing w:line="240" w:lineRule="auto"/>
               <w:rPr>
-                <w:rFonts w:ascii="NanumMyeongjo" w:eastAsia="NanumMyeongjo" w:hAnsiTheme="minorHAnsi" w:cs="NanumMyeongjo"/>
-                <w:color w:val="000000"/>
-                <w:sz w:val="20"/>
+                <w:rFonts w:asciiTheme="minorHAnsi" w:eastAsiaTheme="minorHAnsi" w:hAnsiTheme="minorHAnsi" w:cs="NanumMyeongjo"/>
+                <w:color w:val="000000"/>
+                <w:sz w:val="24"/>
                 <w:szCs w:val="20"/>
               </w:rPr>
             </w:pPr>
@@ -8919,30 +8899,32 @@
               <w:adjustRightInd w:val="0"/>
               <w:spacing w:line="240" w:lineRule="auto"/>
               <w:rPr>
-                <w:rFonts w:ascii="NanumMyeongjo" w:eastAsia="NanumMyeongjo" w:hAnsiTheme="minorHAnsi" w:cs="NanumMyeongjo" w:hint="eastAsia"/>
-                <w:color w:val="000000"/>
-                <w:sz w:val="20"/>
-                <w:szCs w:val="20"/>
-              </w:rPr>
-            </w:pPr>
-            <w:r>
-              <w:rPr>
-                <w:rFonts w:ascii="NanumMyeongjo" w:eastAsia="NanumMyeongjo" w:hAnsiTheme="minorHAnsi" w:cs="NanumMyeongjo" w:hint="eastAsia"/>
-                <w:color w:val="000000"/>
-                <w:sz w:val="20"/>
+                <w:rFonts w:asciiTheme="minorHAnsi" w:eastAsiaTheme="minorHAnsi" w:hAnsiTheme="minorHAnsi" w:cs="NanumMyeongjo"/>
+                <w:color w:val="000000"/>
+                <w:sz w:val="24"/>
+                <w:szCs w:val="20"/>
+              </w:rPr>
+            </w:pPr>
+            <w:r>
+              <w:rPr>
+                <w:rFonts w:asciiTheme="minorHAnsi" w:eastAsiaTheme="minorHAnsi" w:hAnsiTheme="minorHAnsi" w:cs="NanumMyeongjo" w:hint="eastAsia"/>
+                <w:color w:val="000000"/>
+                <w:sz w:val="24"/>
                 <w:szCs w:val="20"/>
               </w:rPr>
               <w:t xml:space="preserve">2019 = 2020 - 1, 2021 = 2020 + 1 </w:t>
             </w:r>
             <w:r>
               <w:rPr>
-                <w:rFonts w:ascii="바탕" w:eastAsia="바탕" w:hAnsi="바탕" w:cs="바탕" w:hint="eastAsia"/>
-                <w:color w:val="000000"/>
-                <w:sz w:val="20"/>
+                <w:rFonts w:asciiTheme="minorHAnsi" w:eastAsiaTheme="minorHAnsi" w:hAnsiTheme="minorHAnsi" w:cs="바탕" w:hint="eastAsia"/>
+                <w:color w:val="000000"/>
+                <w:sz w:val="24"/>
                 <w:szCs w:val="20"/>
               </w:rPr>
               <w:t>이므로</w:t>
             </w:r>
+            <w:bookmarkStart w:id="1" w:name="_GoBack"/>
+            <w:bookmarkEnd w:id="1"/>
           </w:p>
           <w:p>
             <w:pPr>
@@ -8952,40 +8934,20 @@
               <w:adjustRightInd w:val="0"/>
               <w:spacing w:line="240" w:lineRule="auto"/>
               <w:rPr>
-                <w:rFonts w:ascii="NanumMyeongjo" w:eastAsia="NanumMyeongjo" w:hAnsiTheme="minorHAnsi" w:cs="NanumMyeongjo"/>
-                <w:color w:val="000000"/>
-                <w:sz w:val="20"/>
-                <w:szCs w:val="20"/>
-              </w:rPr>
-            </w:pPr>
-            <w:r>
-              <w:rPr>
-                <w:rFonts w:ascii="NanumMyeongjo" w:eastAsia="NanumMyeongjo" w:hAnsiTheme="minorHAnsi" w:cs="NanumMyeongjo"/>
-                <w:color w:val="000000"/>
-                <w:sz w:val="20"/>
-                <w:szCs w:val="20"/>
-              </w:rPr>
-              <w:t xml:space="preserve">N = (2020 - </w:t>
-            </w:r>
-            <w:proofErr w:type="gramStart"/>
-            <w:r>
-              <w:rPr>
-                <w:rFonts w:ascii="NanumMyeongjo" w:eastAsia="NanumMyeongjo" w:hAnsiTheme="minorHAnsi" w:cs="NanumMyeongjo"/>
-                <w:color w:val="000000"/>
-                <w:sz w:val="20"/>
-                <w:szCs w:val="20"/>
-              </w:rPr>
-              <w:t>1)(</w:t>
-            </w:r>
-            <w:proofErr w:type="gramEnd"/>
-            <w:r>
-              <w:rPr>
-                <w:rFonts w:ascii="NanumMyeongjo" w:eastAsia="NanumMyeongjo" w:hAnsiTheme="minorHAnsi" w:cs="NanumMyeongjo"/>
-                <w:color w:val="000000"/>
-                <w:sz w:val="20"/>
-                <w:szCs w:val="20"/>
-              </w:rPr>
-              <w:t>2020 + 1) = 2020^2 - 1</w:t>
+                <w:rFonts w:asciiTheme="minorHAnsi" w:eastAsiaTheme="minorHAnsi" w:hAnsiTheme="minorHAnsi" w:cs="NanumMyeongjo"/>
+                <w:color w:val="000000"/>
+                <w:sz w:val="24"/>
+                <w:szCs w:val="20"/>
+              </w:rPr>
+            </w:pPr>
+            <w:r>
+              <w:rPr>
+                <w:rFonts w:asciiTheme="minorHAnsi" w:eastAsiaTheme="minorHAnsi" w:hAnsiTheme="minorHAnsi" w:cs="NanumMyeongjo"/>
+                <w:color w:val="000000"/>
+                <w:sz w:val="24"/>
+                <w:szCs w:val="20"/>
+              </w:rPr>
+              <w:t>N = (2020 - 1)(2020 + 1) = 2020^2 - 1</w:t>
             </w:r>
           </w:p>
           <w:p>
@@ -8996,26 +8958,26 @@
               <w:adjustRightInd w:val="0"/>
               <w:spacing w:line="240" w:lineRule="auto"/>
               <w:rPr>
-                <w:rFonts w:ascii="NanumMyeongjo" w:eastAsia="NanumMyeongjo" w:hAnsiTheme="minorHAnsi" w:cs="NanumMyeongjo" w:hint="eastAsia"/>
-                <w:color w:val="000000"/>
-                <w:sz w:val="20"/>
-                <w:szCs w:val="20"/>
-              </w:rPr>
-            </w:pPr>
-            <w:r>
-              <w:rPr>
-                <w:rFonts w:ascii="바탕" w:eastAsia="바탕" w:hAnsi="바탕" w:cs="바탕" w:hint="eastAsia"/>
-                <w:color w:val="000000"/>
-                <w:sz w:val="20"/>
+                <w:rFonts w:asciiTheme="minorHAnsi" w:eastAsiaTheme="minorHAnsi" w:hAnsiTheme="minorHAnsi" w:cs="NanumMyeongjo"/>
+                <w:color w:val="000000"/>
+                <w:sz w:val="24"/>
+                <w:szCs w:val="20"/>
+              </w:rPr>
+            </w:pPr>
+            <w:r>
+              <w:rPr>
+                <w:rFonts w:asciiTheme="minorHAnsi" w:eastAsiaTheme="minorHAnsi" w:hAnsiTheme="minorHAnsi" w:cs="바탕" w:hint="eastAsia"/>
+                <w:color w:val="000000"/>
+                <w:sz w:val="24"/>
                 <w:szCs w:val="20"/>
               </w:rPr>
               <w:t>따라서</w:t>
             </w:r>
             <w:r>
               <w:rPr>
-                <w:rFonts w:ascii="NanumMyeongjo" w:eastAsia="NanumMyeongjo" w:hAnsiTheme="minorHAnsi" w:cs="NanumMyeongjo" w:hint="eastAsia"/>
-                <w:color w:val="000000"/>
-                <w:sz w:val="20"/>
+                <w:rFonts w:asciiTheme="minorHAnsi" w:eastAsiaTheme="minorHAnsi" w:hAnsiTheme="minorHAnsi" w:cs="NanumMyeongjo" w:hint="eastAsia"/>
+                <w:color w:val="000000"/>
+                <w:sz w:val="24"/>
                 <w:szCs w:val="20"/>
               </w:rPr>
               <w:t xml:space="preserve"> N + 1 = 2020^2</w:t>
@@ -9029,9 +8991,9 @@
               <w:adjustRightInd w:val="0"/>
               <w:spacing w:line="240" w:lineRule="auto"/>
               <w:rPr>
-                <w:rFonts w:ascii="NanumMyeongjo" w:eastAsia="NanumMyeongjo" w:hAnsiTheme="minorHAnsi" w:cs="NanumMyeongjo"/>
-                <w:color w:val="000000"/>
-                <w:sz w:val="20"/>
+                <w:rFonts w:asciiTheme="minorHAnsi" w:eastAsiaTheme="minorHAnsi" w:hAnsiTheme="minorHAnsi" w:cs="NanumMyeongjo"/>
+                <w:color w:val="000000"/>
+                <w:sz w:val="24"/>
                 <w:szCs w:val="20"/>
               </w:rPr>
             </w:pPr>
@@ -9044,278 +9006,278 @@
               <w:adjustRightInd w:val="0"/>
               <w:spacing w:line="240" w:lineRule="auto"/>
               <w:rPr>
-                <w:rFonts w:ascii="NanumMyeongjo" w:eastAsia="NanumMyeongjo" w:hAnsiTheme="minorHAnsi" w:cs="NanumMyeongjo" w:hint="eastAsia"/>
-                <w:color w:val="000000"/>
-                <w:sz w:val="20"/>
-                <w:szCs w:val="20"/>
-              </w:rPr>
-            </w:pPr>
-            <w:r>
-              <w:rPr>
-                <w:rFonts w:ascii="바탕" w:eastAsia="바탕" w:hAnsi="바탕" w:cs="바탕" w:hint="eastAsia"/>
-                <w:color w:val="000000"/>
-                <w:sz w:val="20"/>
+                <w:rFonts w:asciiTheme="minorHAnsi" w:eastAsiaTheme="minorHAnsi" w:hAnsiTheme="minorHAnsi" w:cs="NanumMyeongjo"/>
+                <w:color w:val="000000"/>
+                <w:sz w:val="24"/>
+                <w:szCs w:val="20"/>
+              </w:rPr>
+            </w:pPr>
+            <w:r>
+              <w:rPr>
+                <w:rFonts w:asciiTheme="minorHAnsi" w:eastAsiaTheme="minorHAnsi" w:hAnsiTheme="minorHAnsi" w:cs="바탕" w:hint="eastAsia"/>
+                <w:color w:val="000000"/>
+                <w:sz w:val="24"/>
                 <w:szCs w:val="20"/>
               </w:rPr>
               <w:t>어떤</w:t>
             </w:r>
             <w:r>
               <w:rPr>
-                <w:rFonts w:ascii="NanumMyeongjo" w:eastAsia="NanumMyeongjo" w:hAnsiTheme="minorHAnsi" w:cs="NanumMyeongjo" w:hint="eastAsia"/>
-                <w:color w:val="000000"/>
-                <w:sz w:val="20"/>
+                <w:rFonts w:asciiTheme="minorHAnsi" w:eastAsiaTheme="minorHAnsi" w:hAnsiTheme="minorHAnsi" w:cs="NanumMyeongjo" w:hint="eastAsia"/>
+                <w:color w:val="000000"/>
+                <w:sz w:val="24"/>
                 <w:szCs w:val="20"/>
               </w:rPr>
               <w:t xml:space="preserve"> </w:t>
             </w:r>
             <w:r>
               <w:rPr>
-                <w:rFonts w:ascii="바탕" w:eastAsia="바탕" w:hAnsi="바탕" w:cs="바탕" w:hint="eastAsia"/>
-                <w:color w:val="000000"/>
-                <w:sz w:val="20"/>
+                <w:rFonts w:asciiTheme="minorHAnsi" w:eastAsiaTheme="minorHAnsi" w:hAnsiTheme="minorHAnsi" w:cs="바탕" w:hint="eastAsia"/>
+                <w:color w:val="000000"/>
+                <w:sz w:val="24"/>
                 <w:szCs w:val="20"/>
               </w:rPr>
               <w:t>수의</w:t>
             </w:r>
             <w:r>
               <w:rPr>
-                <w:rFonts w:ascii="NanumMyeongjo" w:eastAsia="NanumMyeongjo" w:hAnsiTheme="minorHAnsi" w:cs="NanumMyeongjo" w:hint="eastAsia"/>
-                <w:color w:val="000000"/>
-                <w:sz w:val="20"/>
+                <w:rFonts w:asciiTheme="minorHAnsi" w:eastAsiaTheme="minorHAnsi" w:hAnsiTheme="minorHAnsi" w:cs="NanumMyeongjo" w:hint="eastAsia"/>
+                <w:color w:val="000000"/>
+                <w:sz w:val="24"/>
                 <w:szCs w:val="20"/>
               </w:rPr>
               <w:t xml:space="preserve"> 2</w:t>
             </w:r>
             <w:r>
               <w:rPr>
-                <w:rFonts w:ascii="바탕" w:eastAsia="바탕" w:hAnsi="바탕" w:cs="바탕" w:hint="eastAsia"/>
-                <w:color w:val="000000"/>
-                <w:sz w:val="20"/>
+                <w:rFonts w:asciiTheme="minorHAnsi" w:eastAsiaTheme="minorHAnsi" w:hAnsiTheme="minorHAnsi" w:cs="바탕" w:hint="eastAsia"/>
+                <w:color w:val="000000"/>
+                <w:sz w:val="24"/>
                 <w:szCs w:val="20"/>
               </w:rPr>
               <w:t>진수에서</w:t>
             </w:r>
             <w:r>
               <w:rPr>
-                <w:rFonts w:ascii="NanumMyeongjo" w:eastAsia="NanumMyeongjo" w:hAnsiTheme="minorHAnsi" w:cs="NanumMyeongjo" w:hint="eastAsia"/>
-                <w:color w:val="000000"/>
-                <w:sz w:val="20"/>
+                <w:rFonts w:asciiTheme="minorHAnsi" w:eastAsiaTheme="minorHAnsi" w:hAnsiTheme="minorHAnsi" w:cs="NanumMyeongjo" w:hint="eastAsia"/>
+                <w:color w:val="000000"/>
+                <w:sz w:val="24"/>
                 <w:szCs w:val="20"/>
               </w:rPr>
               <w:t xml:space="preserve"> </w:t>
             </w:r>
             <w:r>
               <w:rPr>
-                <w:rFonts w:ascii="바탕" w:eastAsia="바탕" w:hAnsi="바탕" w:cs="바탕" w:hint="eastAsia"/>
-                <w:color w:val="000000"/>
-                <w:sz w:val="20"/>
+                <w:rFonts w:asciiTheme="minorHAnsi" w:eastAsiaTheme="minorHAnsi" w:hAnsiTheme="minorHAnsi" w:cs="바탕" w:hint="eastAsia"/>
+                <w:color w:val="000000"/>
+                <w:sz w:val="24"/>
                 <w:szCs w:val="20"/>
               </w:rPr>
               <w:t>맨</w:t>
             </w:r>
             <w:r>
               <w:rPr>
-                <w:rFonts w:ascii="NanumMyeongjo" w:eastAsia="NanumMyeongjo" w:hAnsiTheme="minorHAnsi" w:cs="NanumMyeongjo" w:hint="eastAsia"/>
-                <w:color w:val="000000"/>
-                <w:sz w:val="20"/>
+                <w:rFonts w:asciiTheme="minorHAnsi" w:eastAsiaTheme="minorHAnsi" w:hAnsiTheme="minorHAnsi" w:cs="NanumMyeongjo" w:hint="eastAsia"/>
+                <w:color w:val="000000"/>
+                <w:sz w:val="24"/>
                 <w:szCs w:val="20"/>
               </w:rPr>
               <w:t xml:space="preserve"> </w:t>
             </w:r>
             <w:r>
               <w:rPr>
-                <w:rFonts w:ascii="바탕" w:eastAsia="바탕" w:hAnsi="바탕" w:cs="바탕" w:hint="eastAsia"/>
-                <w:color w:val="000000"/>
-                <w:sz w:val="20"/>
+                <w:rFonts w:asciiTheme="minorHAnsi" w:eastAsiaTheme="minorHAnsi" w:hAnsiTheme="minorHAnsi" w:cs="바탕" w:hint="eastAsia"/>
+                <w:color w:val="000000"/>
+                <w:sz w:val="24"/>
                 <w:szCs w:val="20"/>
               </w:rPr>
               <w:t>오른쪽에</w:t>
             </w:r>
             <w:r>
               <w:rPr>
-                <w:rFonts w:ascii="NanumMyeongjo" w:eastAsia="NanumMyeongjo" w:hAnsiTheme="minorHAnsi" w:cs="NanumMyeongjo" w:hint="eastAsia"/>
-                <w:color w:val="000000"/>
-                <w:sz w:val="20"/>
+                <w:rFonts w:asciiTheme="minorHAnsi" w:eastAsiaTheme="minorHAnsi" w:hAnsiTheme="minorHAnsi" w:cs="NanumMyeongjo" w:hint="eastAsia"/>
+                <w:color w:val="000000"/>
+                <w:sz w:val="24"/>
                 <w:szCs w:val="20"/>
               </w:rPr>
               <w:t xml:space="preserve"> </w:t>
             </w:r>
             <w:r>
               <w:rPr>
-                <w:rFonts w:ascii="바탕" w:eastAsia="바탕" w:hAnsi="바탕" w:cs="바탕" w:hint="eastAsia"/>
-                <w:color w:val="000000"/>
-                <w:sz w:val="20"/>
+                <w:rFonts w:asciiTheme="minorHAnsi" w:eastAsiaTheme="minorHAnsi" w:hAnsiTheme="minorHAnsi" w:cs="바탕" w:hint="eastAsia"/>
+                <w:color w:val="000000"/>
+                <w:sz w:val="24"/>
                 <w:szCs w:val="20"/>
               </w:rPr>
               <w:t>연속된</w:t>
             </w:r>
             <w:r>
               <w:rPr>
-                <w:rFonts w:ascii="NanumMyeongjo" w:eastAsia="NanumMyeongjo" w:hAnsiTheme="minorHAnsi" w:cs="NanumMyeongjo" w:hint="eastAsia"/>
-                <w:color w:val="000000"/>
-                <w:sz w:val="20"/>
+                <w:rFonts w:asciiTheme="minorHAnsi" w:eastAsiaTheme="minorHAnsi" w:hAnsiTheme="minorHAnsi" w:cs="NanumMyeongjo" w:hint="eastAsia"/>
+                <w:color w:val="000000"/>
+                <w:sz w:val="24"/>
                 <w:szCs w:val="20"/>
               </w:rPr>
               <w:t xml:space="preserve"> 1</w:t>
             </w:r>
             <w:r>
               <w:rPr>
-                <w:rFonts w:ascii="바탕" w:eastAsia="바탕" w:hAnsi="바탕" w:cs="바탕" w:hint="eastAsia"/>
-                <w:color w:val="000000"/>
-                <w:sz w:val="20"/>
+                <w:rFonts w:asciiTheme="minorHAnsi" w:eastAsiaTheme="minorHAnsi" w:hAnsiTheme="minorHAnsi" w:cs="바탕" w:hint="eastAsia"/>
+                <w:color w:val="000000"/>
+                <w:sz w:val="24"/>
                 <w:szCs w:val="20"/>
               </w:rPr>
               <w:t>의</w:t>
             </w:r>
             <w:r>
               <w:rPr>
-                <w:rFonts w:ascii="NanumMyeongjo" w:eastAsia="NanumMyeongjo" w:hAnsiTheme="minorHAnsi" w:cs="NanumMyeongjo" w:hint="eastAsia"/>
-                <w:color w:val="000000"/>
-                <w:sz w:val="20"/>
+                <w:rFonts w:asciiTheme="minorHAnsi" w:eastAsiaTheme="minorHAnsi" w:hAnsiTheme="minorHAnsi" w:cs="NanumMyeongjo" w:hint="eastAsia"/>
+                <w:color w:val="000000"/>
+                <w:sz w:val="24"/>
                 <w:szCs w:val="20"/>
               </w:rPr>
               <w:t xml:space="preserve"> </w:t>
             </w:r>
             <w:r>
               <w:rPr>
-                <w:rFonts w:ascii="바탕" w:eastAsia="바탕" w:hAnsi="바탕" w:cs="바탕" w:hint="eastAsia"/>
-                <w:color w:val="000000"/>
-                <w:sz w:val="20"/>
+                <w:rFonts w:asciiTheme="minorHAnsi" w:eastAsiaTheme="minorHAnsi" w:hAnsiTheme="minorHAnsi" w:cs="바탕" w:hint="eastAsia"/>
+                <w:color w:val="000000"/>
+                <w:sz w:val="24"/>
                 <w:szCs w:val="20"/>
               </w:rPr>
               <w:t>개수가</w:t>
             </w:r>
             <w:r>
               <w:rPr>
-                <w:rFonts w:ascii="NanumMyeongjo" w:eastAsia="NanumMyeongjo" w:hAnsiTheme="minorHAnsi" w:cs="NanumMyeongjo" w:hint="eastAsia"/>
-                <w:color w:val="000000"/>
-                <w:sz w:val="20"/>
+                <w:rFonts w:asciiTheme="minorHAnsi" w:eastAsiaTheme="minorHAnsi" w:hAnsiTheme="minorHAnsi" w:cs="NanumMyeongjo" w:hint="eastAsia"/>
+                <w:color w:val="000000"/>
+                <w:sz w:val="24"/>
                 <w:szCs w:val="20"/>
               </w:rPr>
               <w:t xml:space="preserve"> t</w:t>
             </w:r>
             <w:r>
               <w:rPr>
-                <w:rFonts w:ascii="바탕" w:eastAsia="바탕" w:hAnsi="바탕" w:cs="바탕" w:hint="eastAsia"/>
-                <w:color w:val="000000"/>
-                <w:sz w:val="20"/>
+                <w:rFonts w:asciiTheme="minorHAnsi" w:eastAsiaTheme="minorHAnsi" w:hAnsiTheme="minorHAnsi" w:cs="바탕" w:hint="eastAsia"/>
+                <w:color w:val="000000"/>
+                <w:sz w:val="24"/>
                 <w:szCs w:val="20"/>
               </w:rPr>
               <w:t>개라면</w:t>
             </w:r>
             <w:r>
               <w:rPr>
-                <w:rFonts w:ascii="NanumMyeongjo" w:eastAsia="NanumMyeongjo" w:hAnsiTheme="minorHAnsi" w:cs="NanumMyeongjo" w:hint="eastAsia"/>
-                <w:color w:val="000000"/>
-                <w:sz w:val="20"/>
+                <w:rFonts w:asciiTheme="minorHAnsi" w:eastAsiaTheme="minorHAnsi" w:hAnsiTheme="minorHAnsi" w:cs="NanumMyeongjo" w:hint="eastAsia"/>
+                <w:color w:val="000000"/>
+                <w:sz w:val="24"/>
                 <w:szCs w:val="20"/>
               </w:rPr>
               <w:t xml:space="preserve">, </w:t>
             </w:r>
             <w:r>
               <w:rPr>
-                <w:rFonts w:ascii="바탕" w:eastAsia="바탕" w:hAnsi="바탕" w:cs="바탕" w:hint="eastAsia"/>
-                <w:color w:val="000000"/>
-                <w:sz w:val="20"/>
+                <w:rFonts w:asciiTheme="minorHAnsi" w:eastAsiaTheme="minorHAnsi" w:hAnsiTheme="minorHAnsi" w:cs="바탕" w:hint="eastAsia"/>
+                <w:color w:val="000000"/>
+                <w:sz w:val="24"/>
                 <w:szCs w:val="20"/>
               </w:rPr>
               <w:t>그</w:t>
             </w:r>
             <w:r>
               <w:rPr>
-                <w:rFonts w:ascii="NanumMyeongjo" w:eastAsia="NanumMyeongjo" w:hAnsiTheme="minorHAnsi" w:cs="NanumMyeongjo" w:hint="eastAsia"/>
-                <w:color w:val="000000"/>
-                <w:sz w:val="20"/>
+                <w:rFonts w:asciiTheme="minorHAnsi" w:eastAsiaTheme="minorHAnsi" w:hAnsiTheme="minorHAnsi" w:cs="NanumMyeongjo" w:hint="eastAsia"/>
+                <w:color w:val="000000"/>
+                <w:sz w:val="24"/>
                 <w:szCs w:val="20"/>
               </w:rPr>
               <w:t xml:space="preserve"> </w:t>
             </w:r>
             <w:r>
               <w:rPr>
-                <w:rFonts w:ascii="바탕" w:eastAsia="바탕" w:hAnsi="바탕" w:cs="바탕" w:hint="eastAsia"/>
-                <w:color w:val="000000"/>
-                <w:sz w:val="20"/>
+                <w:rFonts w:asciiTheme="minorHAnsi" w:eastAsiaTheme="minorHAnsi" w:hAnsiTheme="minorHAnsi" w:cs="바탕" w:hint="eastAsia"/>
+                <w:color w:val="000000"/>
+                <w:sz w:val="24"/>
                 <w:szCs w:val="20"/>
               </w:rPr>
               <w:t>수에</w:t>
             </w:r>
             <w:r>
               <w:rPr>
-                <w:rFonts w:ascii="NanumMyeongjo" w:eastAsia="NanumMyeongjo" w:hAnsiTheme="minorHAnsi" w:cs="NanumMyeongjo" w:hint="eastAsia"/>
-                <w:color w:val="000000"/>
-                <w:sz w:val="20"/>
+                <w:rFonts w:asciiTheme="minorHAnsi" w:eastAsiaTheme="minorHAnsi" w:hAnsiTheme="minorHAnsi" w:cs="NanumMyeongjo" w:hint="eastAsia"/>
+                <w:color w:val="000000"/>
+                <w:sz w:val="24"/>
                 <w:szCs w:val="20"/>
               </w:rPr>
               <w:t xml:space="preserve"> 1</w:t>
             </w:r>
             <w:r>
               <w:rPr>
-                <w:rFonts w:ascii="바탕" w:eastAsia="바탕" w:hAnsi="바탕" w:cs="바탕" w:hint="eastAsia"/>
-                <w:color w:val="000000"/>
-                <w:sz w:val="20"/>
+                <w:rFonts w:asciiTheme="minorHAnsi" w:eastAsiaTheme="minorHAnsi" w:hAnsiTheme="minorHAnsi" w:cs="바탕" w:hint="eastAsia"/>
+                <w:color w:val="000000"/>
+                <w:sz w:val="24"/>
                 <w:szCs w:val="20"/>
               </w:rPr>
               <w:t>을</w:t>
             </w:r>
             <w:r>
               <w:rPr>
-                <w:rFonts w:ascii="NanumMyeongjo" w:eastAsia="NanumMyeongjo" w:hAnsiTheme="minorHAnsi" w:cs="NanumMyeongjo" w:hint="eastAsia"/>
-                <w:color w:val="000000"/>
-                <w:sz w:val="20"/>
+                <w:rFonts w:asciiTheme="minorHAnsi" w:eastAsiaTheme="minorHAnsi" w:hAnsiTheme="minorHAnsi" w:cs="NanumMyeongjo" w:hint="eastAsia"/>
+                <w:color w:val="000000"/>
+                <w:sz w:val="24"/>
                 <w:szCs w:val="20"/>
               </w:rPr>
               <w:t xml:space="preserve"> </w:t>
             </w:r>
             <w:r>
               <w:rPr>
-                <w:rFonts w:ascii="바탕" w:eastAsia="바탕" w:hAnsi="바탕" w:cs="바탕" w:hint="eastAsia"/>
-                <w:color w:val="000000"/>
-                <w:sz w:val="20"/>
+                <w:rFonts w:asciiTheme="minorHAnsi" w:eastAsiaTheme="minorHAnsi" w:hAnsiTheme="minorHAnsi" w:cs="바탕" w:hint="eastAsia"/>
+                <w:color w:val="000000"/>
+                <w:sz w:val="24"/>
                 <w:szCs w:val="20"/>
               </w:rPr>
               <w:t>더한</w:t>
             </w:r>
             <w:r>
               <w:rPr>
-                <w:rFonts w:ascii="NanumMyeongjo" w:eastAsia="NanumMyeongjo" w:hAnsiTheme="minorHAnsi" w:cs="NanumMyeongjo" w:hint="eastAsia"/>
-                <w:color w:val="000000"/>
-                <w:sz w:val="20"/>
+                <w:rFonts w:asciiTheme="minorHAnsi" w:eastAsiaTheme="minorHAnsi" w:hAnsiTheme="minorHAnsi" w:cs="NanumMyeongjo" w:hint="eastAsia"/>
+                <w:color w:val="000000"/>
+                <w:sz w:val="24"/>
                 <w:szCs w:val="20"/>
               </w:rPr>
               <w:t xml:space="preserve"> </w:t>
             </w:r>
             <w:r>
               <w:rPr>
-                <w:rFonts w:ascii="바탕" w:eastAsia="바탕" w:hAnsi="바탕" w:cs="바탕" w:hint="eastAsia"/>
-                <w:color w:val="000000"/>
-                <w:sz w:val="20"/>
+                <w:rFonts w:asciiTheme="minorHAnsi" w:eastAsiaTheme="minorHAnsi" w:hAnsiTheme="minorHAnsi" w:cs="바탕" w:hint="eastAsia"/>
+                <w:color w:val="000000"/>
+                <w:sz w:val="24"/>
                 <w:szCs w:val="20"/>
               </w:rPr>
               <w:t>값은</w:t>
             </w:r>
             <w:r>
               <w:rPr>
-                <w:rFonts w:ascii="NanumMyeongjo" w:eastAsia="NanumMyeongjo" w:hAnsiTheme="minorHAnsi" w:cs="NanumMyeongjo" w:hint="eastAsia"/>
-                <w:color w:val="000000"/>
-                <w:sz w:val="20"/>
+                <w:rFonts w:asciiTheme="minorHAnsi" w:eastAsiaTheme="minorHAnsi" w:hAnsiTheme="minorHAnsi" w:cs="NanumMyeongjo" w:hint="eastAsia"/>
+                <w:color w:val="000000"/>
+                <w:sz w:val="24"/>
                 <w:szCs w:val="20"/>
               </w:rPr>
               <w:t xml:space="preserve"> 2^t</w:t>
             </w:r>
             <w:r>
               <w:rPr>
-                <w:rFonts w:ascii="바탕" w:eastAsia="바탕" w:hAnsi="바탕" w:cs="바탕" w:hint="eastAsia"/>
-                <w:color w:val="000000"/>
-                <w:sz w:val="20"/>
+                <w:rFonts w:asciiTheme="minorHAnsi" w:eastAsiaTheme="minorHAnsi" w:hAnsiTheme="minorHAnsi" w:cs="바탕" w:hint="eastAsia"/>
+                <w:color w:val="000000"/>
+                <w:sz w:val="24"/>
                 <w:szCs w:val="20"/>
               </w:rPr>
               <w:t>로</w:t>
             </w:r>
             <w:r>
               <w:rPr>
-                <w:rFonts w:ascii="NanumMyeongjo" w:eastAsia="NanumMyeongjo" w:hAnsiTheme="minorHAnsi" w:cs="NanumMyeongjo" w:hint="eastAsia"/>
-                <w:color w:val="000000"/>
-                <w:sz w:val="20"/>
+                <w:rFonts w:asciiTheme="minorHAnsi" w:eastAsiaTheme="minorHAnsi" w:hAnsiTheme="minorHAnsi" w:cs="NanumMyeongjo" w:hint="eastAsia"/>
+                <w:color w:val="000000"/>
+                <w:sz w:val="24"/>
                 <w:szCs w:val="20"/>
               </w:rPr>
               <w:t xml:space="preserve"> </w:t>
@@ -9323,9 +9285,9 @@
             <w:proofErr w:type="spellStart"/>
             <w:r>
               <w:rPr>
-                <w:rFonts w:ascii="바탕" w:eastAsia="바탕" w:hAnsi="바탕" w:cs="바탕" w:hint="eastAsia"/>
-                <w:color w:val="000000"/>
-                <w:sz w:val="20"/>
+                <w:rFonts w:asciiTheme="minorHAnsi" w:eastAsiaTheme="minorHAnsi" w:hAnsiTheme="minorHAnsi" w:cs="바탕" w:hint="eastAsia"/>
+                <w:color w:val="000000"/>
+                <w:sz w:val="24"/>
                 <w:szCs w:val="20"/>
               </w:rPr>
               <w:t>나누어떨어지되</w:t>
@@ -9333,27 +9295,27 @@
             <w:proofErr w:type="spellEnd"/>
             <w:r>
               <w:rPr>
-                <w:rFonts w:ascii="NanumMyeongjo" w:eastAsia="NanumMyeongjo" w:hAnsiTheme="minorHAnsi" w:cs="NanumMyeongjo" w:hint="eastAsia"/>
-                <w:color w:val="000000"/>
-                <w:sz w:val="20"/>
+                <w:rFonts w:asciiTheme="minorHAnsi" w:eastAsiaTheme="minorHAnsi" w:hAnsiTheme="minorHAnsi" w:cs="NanumMyeongjo" w:hint="eastAsia"/>
+                <w:color w:val="000000"/>
+                <w:sz w:val="24"/>
                 <w:szCs w:val="20"/>
               </w:rPr>
               <w:t xml:space="preserve"> 2^(t+1)</w:t>
             </w:r>
             <w:r>
               <w:rPr>
-                <w:rFonts w:ascii="바탕" w:eastAsia="바탕" w:hAnsi="바탕" w:cs="바탕" w:hint="eastAsia"/>
-                <w:color w:val="000000"/>
-                <w:sz w:val="20"/>
+                <w:rFonts w:asciiTheme="minorHAnsi" w:eastAsiaTheme="minorHAnsi" w:hAnsiTheme="minorHAnsi" w:cs="바탕" w:hint="eastAsia"/>
+                <w:color w:val="000000"/>
+                <w:sz w:val="24"/>
                 <w:szCs w:val="20"/>
               </w:rPr>
               <w:t>로는</w:t>
             </w:r>
             <w:r>
               <w:rPr>
-                <w:rFonts w:ascii="NanumMyeongjo" w:eastAsia="NanumMyeongjo" w:hAnsiTheme="minorHAnsi" w:cs="NanumMyeongjo" w:hint="eastAsia"/>
-                <w:color w:val="000000"/>
-                <w:sz w:val="20"/>
+                <w:rFonts w:asciiTheme="minorHAnsi" w:eastAsiaTheme="minorHAnsi" w:hAnsiTheme="minorHAnsi" w:cs="NanumMyeongjo" w:hint="eastAsia"/>
+                <w:color w:val="000000"/>
+                <w:sz w:val="24"/>
                 <w:szCs w:val="20"/>
               </w:rPr>
               <w:t xml:space="preserve"> </w:t>
@@ -9361,9 +9323,9 @@
             <w:proofErr w:type="spellStart"/>
             <w:r>
               <w:rPr>
-                <w:rFonts w:ascii="바탕" w:eastAsia="바탕" w:hAnsi="바탕" w:cs="바탕" w:hint="eastAsia"/>
-                <w:color w:val="000000"/>
-                <w:sz w:val="20"/>
+                <w:rFonts w:asciiTheme="minorHAnsi" w:eastAsiaTheme="minorHAnsi" w:hAnsiTheme="minorHAnsi" w:cs="바탕" w:hint="eastAsia"/>
+                <w:color w:val="000000"/>
+                <w:sz w:val="24"/>
                 <w:szCs w:val="20"/>
               </w:rPr>
               <w:t>나누어떨어지지</w:t>
@@ -9371,27 +9333,27 @@
             <w:proofErr w:type="spellEnd"/>
             <w:r>
               <w:rPr>
-                <w:rFonts w:ascii="NanumMyeongjo" w:eastAsia="NanumMyeongjo" w:hAnsiTheme="minorHAnsi" w:cs="NanumMyeongjo" w:hint="eastAsia"/>
-                <w:color w:val="000000"/>
-                <w:sz w:val="20"/>
+                <w:rFonts w:asciiTheme="minorHAnsi" w:eastAsiaTheme="minorHAnsi" w:hAnsiTheme="minorHAnsi" w:cs="NanumMyeongjo" w:hint="eastAsia"/>
+                <w:color w:val="000000"/>
+                <w:sz w:val="24"/>
                 <w:szCs w:val="20"/>
               </w:rPr>
               <w:t xml:space="preserve"> </w:t>
             </w:r>
             <w:r>
               <w:rPr>
-                <w:rFonts w:ascii="바탕" w:eastAsia="바탕" w:hAnsi="바탕" w:cs="바탕" w:hint="eastAsia"/>
-                <w:color w:val="000000"/>
-                <w:sz w:val="20"/>
+                <w:rFonts w:asciiTheme="minorHAnsi" w:eastAsiaTheme="minorHAnsi" w:hAnsiTheme="minorHAnsi" w:cs="바탕" w:hint="eastAsia"/>
+                <w:color w:val="000000"/>
+                <w:sz w:val="24"/>
                 <w:szCs w:val="20"/>
               </w:rPr>
               <w:t>않는다</w:t>
             </w:r>
             <w:r>
               <w:rPr>
-                <w:rFonts w:ascii="NanumMyeongjo" w:eastAsia="NanumMyeongjo" w:hAnsiTheme="minorHAnsi" w:cs="NanumMyeongjo" w:hint="eastAsia"/>
-                <w:color w:val="000000"/>
-                <w:sz w:val="20"/>
+                <w:rFonts w:asciiTheme="minorHAnsi" w:eastAsiaTheme="minorHAnsi" w:hAnsiTheme="minorHAnsi" w:cs="NanumMyeongjo" w:hint="eastAsia"/>
+                <w:color w:val="000000"/>
+                <w:sz w:val="24"/>
                 <w:szCs w:val="20"/>
               </w:rPr>
               <w:t>.</w:t>
@@ -9405,152 +9367,152 @@
               <w:adjustRightInd w:val="0"/>
               <w:spacing w:line="240" w:lineRule="auto"/>
               <w:rPr>
-                <w:rFonts w:ascii="NanumMyeongjo" w:eastAsia="NanumMyeongjo" w:hAnsiTheme="minorHAnsi" w:cs="NanumMyeongjo" w:hint="eastAsia"/>
-                <w:color w:val="000000"/>
-                <w:sz w:val="20"/>
-                <w:szCs w:val="20"/>
-              </w:rPr>
-            </w:pPr>
-            <w:r>
-              <w:rPr>
-                <w:rFonts w:ascii="바탕" w:eastAsia="바탕" w:hAnsi="바탕" w:cs="바탕" w:hint="eastAsia"/>
-                <w:color w:val="000000"/>
-                <w:sz w:val="20"/>
+                <w:rFonts w:asciiTheme="minorHAnsi" w:eastAsiaTheme="minorHAnsi" w:hAnsiTheme="minorHAnsi" w:cs="NanumMyeongjo"/>
+                <w:color w:val="000000"/>
+                <w:sz w:val="24"/>
+                <w:szCs w:val="20"/>
+              </w:rPr>
+            </w:pPr>
+            <w:r>
+              <w:rPr>
+                <w:rFonts w:asciiTheme="minorHAnsi" w:eastAsiaTheme="minorHAnsi" w:hAnsiTheme="minorHAnsi" w:cs="바탕" w:hint="eastAsia"/>
+                <w:color w:val="000000"/>
+                <w:sz w:val="24"/>
                 <w:szCs w:val="20"/>
               </w:rPr>
               <w:t>즉</w:t>
             </w:r>
             <w:r>
               <w:rPr>
-                <w:rFonts w:ascii="NanumMyeongjo" w:eastAsia="NanumMyeongjo" w:hAnsiTheme="minorHAnsi" w:cs="NanumMyeongjo" w:hint="eastAsia"/>
-                <w:color w:val="000000"/>
-                <w:sz w:val="20"/>
+                <w:rFonts w:asciiTheme="minorHAnsi" w:eastAsiaTheme="minorHAnsi" w:hAnsiTheme="minorHAnsi" w:cs="NanumMyeongjo" w:hint="eastAsia"/>
+                <w:color w:val="000000"/>
+                <w:sz w:val="24"/>
                 <w:szCs w:val="20"/>
               </w:rPr>
               <w:t xml:space="preserve"> t</w:t>
             </w:r>
             <w:r>
               <w:rPr>
-                <w:rFonts w:ascii="바탕" w:eastAsia="바탕" w:hAnsi="바탕" w:cs="바탕" w:hint="eastAsia"/>
-                <w:color w:val="000000"/>
-                <w:sz w:val="20"/>
+                <w:rFonts w:asciiTheme="minorHAnsi" w:eastAsiaTheme="minorHAnsi" w:hAnsiTheme="minorHAnsi" w:cs="바탕" w:hint="eastAsia"/>
+                <w:color w:val="000000"/>
+                <w:sz w:val="24"/>
                 <w:szCs w:val="20"/>
               </w:rPr>
               <w:t>는</w:t>
             </w:r>
             <w:r>
               <w:rPr>
-                <w:rFonts w:ascii="NanumMyeongjo" w:eastAsia="NanumMyeongjo" w:hAnsiTheme="minorHAnsi" w:cs="NanumMyeongjo" w:hint="eastAsia"/>
-                <w:color w:val="000000"/>
-                <w:sz w:val="20"/>
+                <w:rFonts w:asciiTheme="minorHAnsi" w:eastAsiaTheme="minorHAnsi" w:hAnsiTheme="minorHAnsi" w:cs="NanumMyeongjo" w:hint="eastAsia"/>
+                <w:color w:val="000000"/>
+                <w:sz w:val="24"/>
                 <w:szCs w:val="20"/>
               </w:rPr>
               <w:t xml:space="preserve"> N+1</w:t>
             </w:r>
             <w:r>
               <w:rPr>
-                <w:rFonts w:ascii="바탕" w:eastAsia="바탕" w:hAnsi="바탕" w:cs="바탕" w:hint="eastAsia"/>
-                <w:color w:val="000000"/>
-                <w:sz w:val="20"/>
+                <w:rFonts w:asciiTheme="minorHAnsi" w:eastAsiaTheme="minorHAnsi" w:hAnsiTheme="minorHAnsi" w:cs="바탕" w:hint="eastAsia"/>
+                <w:color w:val="000000"/>
+                <w:sz w:val="24"/>
                 <w:szCs w:val="20"/>
               </w:rPr>
               <w:t>에</w:t>
             </w:r>
             <w:r>
               <w:rPr>
-                <w:rFonts w:ascii="NanumMyeongjo" w:eastAsia="NanumMyeongjo" w:hAnsiTheme="minorHAnsi" w:cs="NanumMyeongjo" w:hint="eastAsia"/>
-                <w:color w:val="000000"/>
-                <w:sz w:val="20"/>
+                <w:rFonts w:asciiTheme="minorHAnsi" w:eastAsiaTheme="minorHAnsi" w:hAnsiTheme="minorHAnsi" w:cs="NanumMyeongjo" w:hint="eastAsia"/>
+                <w:color w:val="000000"/>
+                <w:sz w:val="24"/>
                 <w:szCs w:val="20"/>
               </w:rPr>
               <w:t xml:space="preserve"> </w:t>
             </w:r>
             <w:r>
               <w:rPr>
-                <w:rFonts w:ascii="바탕" w:eastAsia="바탕" w:hAnsi="바탕" w:cs="바탕" w:hint="eastAsia"/>
-                <w:color w:val="000000"/>
-                <w:sz w:val="20"/>
+                <w:rFonts w:asciiTheme="minorHAnsi" w:eastAsiaTheme="minorHAnsi" w:hAnsiTheme="minorHAnsi" w:cs="바탕" w:hint="eastAsia"/>
+                <w:color w:val="000000"/>
+                <w:sz w:val="24"/>
                 <w:szCs w:val="20"/>
               </w:rPr>
               <w:t>포함된</w:t>
             </w:r>
             <w:r>
               <w:rPr>
-                <w:rFonts w:ascii="NanumMyeongjo" w:eastAsia="NanumMyeongjo" w:hAnsiTheme="minorHAnsi" w:cs="NanumMyeongjo" w:hint="eastAsia"/>
-                <w:color w:val="000000"/>
-                <w:sz w:val="20"/>
+                <w:rFonts w:asciiTheme="minorHAnsi" w:eastAsiaTheme="minorHAnsi" w:hAnsiTheme="minorHAnsi" w:cs="NanumMyeongjo" w:hint="eastAsia"/>
+                <w:color w:val="000000"/>
+                <w:sz w:val="24"/>
                 <w:szCs w:val="20"/>
               </w:rPr>
               <w:t xml:space="preserve"> 2</w:t>
             </w:r>
             <w:r>
               <w:rPr>
-                <w:rFonts w:ascii="바탕" w:eastAsia="바탕" w:hAnsi="바탕" w:cs="바탕" w:hint="eastAsia"/>
-                <w:color w:val="000000"/>
-                <w:sz w:val="20"/>
+                <w:rFonts w:asciiTheme="minorHAnsi" w:eastAsiaTheme="minorHAnsi" w:hAnsiTheme="minorHAnsi" w:cs="바탕" w:hint="eastAsia"/>
+                <w:color w:val="000000"/>
+                <w:sz w:val="24"/>
                 <w:szCs w:val="20"/>
               </w:rPr>
               <w:t>의</w:t>
             </w:r>
             <w:r>
               <w:rPr>
-                <w:rFonts w:ascii="NanumMyeongjo" w:eastAsia="NanumMyeongjo" w:hAnsiTheme="minorHAnsi" w:cs="NanumMyeongjo" w:hint="eastAsia"/>
-                <w:color w:val="000000"/>
-                <w:sz w:val="20"/>
+                <w:rFonts w:asciiTheme="minorHAnsi" w:eastAsiaTheme="minorHAnsi" w:hAnsiTheme="minorHAnsi" w:cs="NanumMyeongjo" w:hint="eastAsia"/>
+                <w:color w:val="000000"/>
+                <w:sz w:val="24"/>
                 <w:szCs w:val="20"/>
               </w:rPr>
               <w:t xml:space="preserve"> </w:t>
             </w:r>
             <w:r>
               <w:rPr>
-                <w:rFonts w:ascii="바탕" w:eastAsia="바탕" w:hAnsi="바탕" w:cs="바탕" w:hint="eastAsia"/>
-                <w:color w:val="000000"/>
-                <w:sz w:val="20"/>
+                <w:rFonts w:asciiTheme="minorHAnsi" w:eastAsiaTheme="minorHAnsi" w:hAnsiTheme="minorHAnsi" w:cs="바탕" w:hint="eastAsia"/>
+                <w:color w:val="000000"/>
+                <w:sz w:val="24"/>
                 <w:szCs w:val="20"/>
               </w:rPr>
               <w:t>인수</w:t>
             </w:r>
             <w:r>
               <w:rPr>
-                <w:rFonts w:ascii="NanumMyeongjo" w:eastAsia="NanumMyeongjo" w:hAnsiTheme="minorHAnsi" w:cs="NanumMyeongjo" w:hint="eastAsia"/>
-                <w:color w:val="000000"/>
-                <w:sz w:val="20"/>
+                <w:rFonts w:asciiTheme="minorHAnsi" w:eastAsiaTheme="minorHAnsi" w:hAnsiTheme="minorHAnsi" w:cs="NanumMyeongjo" w:hint="eastAsia"/>
+                <w:color w:val="000000"/>
+                <w:sz w:val="24"/>
                 <w:szCs w:val="20"/>
               </w:rPr>
               <w:t xml:space="preserve"> </w:t>
             </w:r>
             <w:r>
               <w:rPr>
-                <w:rFonts w:ascii="바탕" w:eastAsia="바탕" w:hAnsi="바탕" w:cs="바탕" w:hint="eastAsia"/>
-                <w:color w:val="000000"/>
-                <w:sz w:val="20"/>
+                <w:rFonts w:asciiTheme="minorHAnsi" w:eastAsiaTheme="minorHAnsi" w:hAnsiTheme="minorHAnsi" w:cs="바탕" w:hint="eastAsia"/>
+                <w:color w:val="000000"/>
+                <w:sz w:val="24"/>
                 <w:szCs w:val="20"/>
               </w:rPr>
               <w:t>개수와</w:t>
             </w:r>
             <w:r>
               <w:rPr>
-                <w:rFonts w:ascii="NanumMyeongjo" w:eastAsia="NanumMyeongjo" w:hAnsiTheme="minorHAnsi" w:cs="NanumMyeongjo" w:hint="eastAsia"/>
-                <w:color w:val="000000"/>
-                <w:sz w:val="20"/>
+                <w:rFonts w:asciiTheme="minorHAnsi" w:eastAsiaTheme="minorHAnsi" w:hAnsiTheme="minorHAnsi" w:cs="NanumMyeongjo" w:hint="eastAsia"/>
+                <w:color w:val="000000"/>
+                <w:sz w:val="24"/>
                 <w:szCs w:val="20"/>
               </w:rPr>
               <w:t xml:space="preserve"> </w:t>
             </w:r>
             <w:r>
               <w:rPr>
-                <w:rFonts w:ascii="바탕" w:eastAsia="바탕" w:hAnsi="바탕" w:cs="바탕" w:hint="eastAsia"/>
-                <w:color w:val="000000"/>
-                <w:sz w:val="20"/>
+                <w:rFonts w:asciiTheme="minorHAnsi" w:eastAsiaTheme="minorHAnsi" w:hAnsiTheme="minorHAnsi" w:cs="바탕" w:hint="eastAsia"/>
+                <w:color w:val="000000"/>
+                <w:sz w:val="24"/>
                 <w:szCs w:val="20"/>
               </w:rPr>
               <w:t>같다</w:t>
             </w:r>
             <w:r>
               <w:rPr>
-                <w:rFonts w:ascii="NanumMyeongjo" w:eastAsia="NanumMyeongjo" w:hAnsiTheme="minorHAnsi" w:cs="NanumMyeongjo" w:hint="eastAsia"/>
-                <w:color w:val="000000"/>
-                <w:sz w:val="20"/>
+                <w:rFonts w:asciiTheme="minorHAnsi" w:eastAsiaTheme="minorHAnsi" w:hAnsiTheme="minorHAnsi" w:cs="NanumMyeongjo" w:hint="eastAsia"/>
+                <w:color w:val="000000"/>
+                <w:sz w:val="24"/>
                 <w:szCs w:val="20"/>
               </w:rPr>
               <w:t>.</w:t>
@@ -9564,9 +9526,9 @@
               <w:adjustRightInd w:val="0"/>
               <w:spacing w:line="240" w:lineRule="auto"/>
               <w:rPr>
-                <w:rFonts w:ascii="NanumMyeongjo" w:eastAsia="NanumMyeongjo" w:hAnsiTheme="minorHAnsi" w:cs="NanumMyeongjo"/>
-                <w:color w:val="000000"/>
-                <w:sz w:val="20"/>
+                <w:rFonts w:asciiTheme="minorHAnsi" w:eastAsiaTheme="minorHAnsi" w:hAnsiTheme="minorHAnsi" w:cs="NanumMyeongjo"/>
+                <w:color w:val="000000"/>
+                <w:sz w:val="24"/>
                 <w:szCs w:val="20"/>
               </w:rPr>
             </w:pPr>
@@ -9579,62 +9541,62 @@
               <w:adjustRightInd w:val="0"/>
               <w:spacing w:line="240" w:lineRule="auto"/>
               <w:rPr>
-                <w:rFonts w:ascii="NanumMyeongjo" w:eastAsia="NanumMyeongjo" w:hAnsiTheme="minorHAnsi" w:cs="NanumMyeongjo" w:hint="eastAsia"/>
-                <w:color w:val="000000"/>
-                <w:sz w:val="20"/>
-                <w:szCs w:val="20"/>
-              </w:rPr>
-            </w:pPr>
-            <w:r>
-              <w:rPr>
-                <w:rFonts w:ascii="NanumMyeongjo" w:eastAsia="NanumMyeongjo" w:hAnsiTheme="minorHAnsi" w:cs="NanumMyeongjo" w:hint="eastAsia"/>
-                <w:color w:val="000000"/>
-                <w:sz w:val="20"/>
+                <w:rFonts w:asciiTheme="minorHAnsi" w:eastAsiaTheme="minorHAnsi" w:hAnsiTheme="minorHAnsi" w:cs="NanumMyeongjo"/>
+                <w:color w:val="000000"/>
+                <w:sz w:val="24"/>
+                <w:szCs w:val="20"/>
+              </w:rPr>
+            </w:pPr>
+            <w:r>
+              <w:rPr>
+                <w:rFonts w:asciiTheme="minorHAnsi" w:eastAsiaTheme="minorHAnsi" w:hAnsiTheme="minorHAnsi" w:cs="NanumMyeongjo" w:hint="eastAsia"/>
+                <w:color w:val="000000"/>
+                <w:sz w:val="24"/>
                 <w:szCs w:val="20"/>
               </w:rPr>
               <w:t>2020</w:t>
             </w:r>
             <w:r>
               <w:rPr>
-                <w:rFonts w:ascii="바탕" w:eastAsia="바탕" w:hAnsi="바탕" w:cs="바탕" w:hint="eastAsia"/>
-                <w:color w:val="000000"/>
-                <w:sz w:val="20"/>
+                <w:rFonts w:asciiTheme="minorHAnsi" w:eastAsiaTheme="minorHAnsi" w:hAnsiTheme="minorHAnsi" w:cs="바탕" w:hint="eastAsia"/>
+                <w:color w:val="000000"/>
+                <w:sz w:val="24"/>
                 <w:szCs w:val="20"/>
               </w:rPr>
               <w:t>을</w:t>
             </w:r>
             <w:r>
               <w:rPr>
-                <w:rFonts w:ascii="NanumMyeongjo" w:eastAsia="NanumMyeongjo" w:hAnsiTheme="minorHAnsi" w:cs="NanumMyeongjo" w:hint="eastAsia"/>
-                <w:color w:val="000000"/>
-                <w:sz w:val="20"/>
+                <w:rFonts w:asciiTheme="minorHAnsi" w:eastAsiaTheme="minorHAnsi" w:hAnsiTheme="minorHAnsi" w:cs="NanumMyeongjo" w:hint="eastAsia"/>
+                <w:color w:val="000000"/>
+                <w:sz w:val="24"/>
                 <w:szCs w:val="20"/>
               </w:rPr>
               <w:t xml:space="preserve"> 2</w:t>
             </w:r>
             <w:r>
               <w:rPr>
-                <w:rFonts w:ascii="바탕" w:eastAsia="바탕" w:hAnsi="바탕" w:cs="바탕" w:hint="eastAsia"/>
-                <w:color w:val="000000"/>
-                <w:sz w:val="20"/>
+                <w:rFonts w:asciiTheme="minorHAnsi" w:eastAsiaTheme="minorHAnsi" w:hAnsiTheme="minorHAnsi" w:cs="바탕" w:hint="eastAsia"/>
+                <w:color w:val="000000"/>
+                <w:sz w:val="24"/>
                 <w:szCs w:val="20"/>
               </w:rPr>
               <w:t>로</w:t>
             </w:r>
             <w:r>
               <w:rPr>
-                <w:rFonts w:ascii="NanumMyeongjo" w:eastAsia="NanumMyeongjo" w:hAnsiTheme="minorHAnsi" w:cs="NanumMyeongjo" w:hint="eastAsia"/>
-                <w:color w:val="000000"/>
-                <w:sz w:val="20"/>
+                <w:rFonts w:asciiTheme="minorHAnsi" w:eastAsiaTheme="minorHAnsi" w:hAnsiTheme="minorHAnsi" w:cs="NanumMyeongjo" w:hint="eastAsia"/>
+                <w:color w:val="000000"/>
+                <w:sz w:val="24"/>
                 <w:szCs w:val="20"/>
               </w:rPr>
               <w:t xml:space="preserve"> </w:t>
             </w:r>
             <w:r>
               <w:rPr>
-                <w:rFonts w:ascii="바탕" w:eastAsia="바탕" w:hAnsi="바탕" w:cs="바탕" w:hint="eastAsia"/>
-                <w:color w:val="000000"/>
-                <w:sz w:val="20"/>
+                <w:rFonts w:asciiTheme="minorHAnsi" w:eastAsiaTheme="minorHAnsi" w:hAnsiTheme="minorHAnsi" w:cs="바탕" w:hint="eastAsia"/>
+                <w:color w:val="000000"/>
+                <w:sz w:val="24"/>
                 <w:szCs w:val="20"/>
               </w:rPr>
               <w:t>나누면</w:t>
@@ -9648,38 +9610,20 @@
               <w:adjustRightInd w:val="0"/>
               <w:spacing w:line="240" w:lineRule="auto"/>
               <w:rPr>
-                <w:rFonts w:ascii="NanumMyeongjo" w:eastAsia="NanumMyeongjo" w:hAnsiTheme="minorHAnsi" w:cs="NanumMyeongjo"/>
-                <w:color w:val="000000"/>
-                <w:sz w:val="20"/>
-                <w:szCs w:val="20"/>
-              </w:rPr>
-            </w:pPr>
-            <w:r>
-              <w:rPr>
-                <w:rFonts w:ascii="NanumMyeongjo" w:eastAsia="NanumMyeongjo" w:hAnsiTheme="minorHAnsi" w:cs="NanumMyeongjo"/>
-                <w:color w:val="000000"/>
-                <w:sz w:val="20"/>
-                <w:szCs w:val="20"/>
-              </w:rPr>
-              <w:t>2020 = 2</w:t>
-            </w:r>
-            <w:r>
-              <w:rPr>
-                <w:rFonts w:ascii="NanumMyeongjo" w:eastAsia="NanumMyeongjo" w:hAnsiTheme="minorHAnsi" w:cs="NanumMyeongjo"/>
-                <w:color w:val="000000"/>
-                <w:sz w:val="20"/>
-                <w:szCs w:val="20"/>
-              </w:rPr>
-              <w:t>×</w:t>
-            </w:r>
-            <w:r>
-              <w:rPr>
-                <w:rFonts w:ascii="NanumMyeongjo" w:eastAsia="NanumMyeongjo" w:hAnsiTheme="minorHAnsi" w:cs="NanumMyeongjo"/>
-                <w:color w:val="000000"/>
-                <w:sz w:val="20"/>
-                <w:szCs w:val="20"/>
-              </w:rPr>
-              <w:t>1010</w:t>
+                <w:rFonts w:asciiTheme="minorHAnsi" w:eastAsiaTheme="minorHAnsi" w:hAnsiTheme="minorHAnsi" w:cs="NanumMyeongjo"/>
+                <w:color w:val="000000"/>
+                <w:sz w:val="24"/>
+                <w:szCs w:val="20"/>
+              </w:rPr>
+            </w:pPr>
+            <w:r>
+              <w:rPr>
+                <w:rFonts w:asciiTheme="minorHAnsi" w:eastAsiaTheme="minorHAnsi" w:hAnsiTheme="minorHAnsi" w:cs="NanumMyeongjo"/>
+                <w:color w:val="000000"/>
+                <w:sz w:val="24"/>
+                <w:szCs w:val="20"/>
+              </w:rPr>
+              <w:t>2020 = 2×1010</w:t>
             </w:r>
           </w:p>
           <w:p>
@@ -9690,38 +9634,20 @@
               <w:adjustRightInd w:val="0"/>
               <w:spacing w:line="240" w:lineRule="auto"/>
               <w:rPr>
-                <w:rFonts w:ascii="NanumMyeongjo" w:eastAsia="NanumMyeongjo" w:hAnsiTheme="minorHAnsi" w:cs="NanumMyeongjo"/>
-                <w:color w:val="000000"/>
-                <w:sz w:val="20"/>
-                <w:szCs w:val="20"/>
-              </w:rPr>
-            </w:pPr>
-            <w:r>
-              <w:rPr>
-                <w:rFonts w:ascii="NanumMyeongjo" w:eastAsia="NanumMyeongjo" w:hAnsiTheme="minorHAnsi" w:cs="NanumMyeongjo"/>
-                <w:color w:val="000000"/>
-                <w:sz w:val="20"/>
-                <w:szCs w:val="20"/>
-              </w:rPr>
-              <w:t>1010 = 2</w:t>
-            </w:r>
-            <w:r>
-              <w:rPr>
-                <w:rFonts w:ascii="NanumMyeongjo" w:eastAsia="NanumMyeongjo" w:hAnsiTheme="minorHAnsi" w:cs="NanumMyeongjo"/>
-                <w:color w:val="000000"/>
-                <w:sz w:val="20"/>
-                <w:szCs w:val="20"/>
-              </w:rPr>
-              <w:t>×</w:t>
-            </w:r>
-            <w:r>
-              <w:rPr>
-                <w:rFonts w:ascii="NanumMyeongjo" w:eastAsia="NanumMyeongjo" w:hAnsiTheme="minorHAnsi" w:cs="NanumMyeongjo"/>
-                <w:color w:val="000000"/>
-                <w:sz w:val="20"/>
-                <w:szCs w:val="20"/>
-              </w:rPr>
-              <w:t>505</w:t>
+                <w:rFonts w:asciiTheme="minorHAnsi" w:eastAsiaTheme="minorHAnsi" w:hAnsiTheme="minorHAnsi" w:cs="NanumMyeongjo"/>
+                <w:color w:val="000000"/>
+                <w:sz w:val="24"/>
+                <w:szCs w:val="20"/>
+              </w:rPr>
+            </w:pPr>
+            <w:r>
+              <w:rPr>
+                <w:rFonts w:asciiTheme="minorHAnsi" w:eastAsiaTheme="minorHAnsi" w:hAnsiTheme="minorHAnsi" w:cs="NanumMyeongjo"/>
+                <w:color w:val="000000"/>
+                <w:sz w:val="24"/>
+                <w:szCs w:val="20"/>
+              </w:rPr>
+              <w:t>1010 = 2×505</w:t>
             </w:r>
           </w:p>
           <w:p>
@@ -9732,161 +9658,161 @@
               <w:adjustRightInd w:val="0"/>
               <w:spacing w:line="240" w:lineRule="auto"/>
               <w:rPr>
-                <w:rFonts w:ascii="NanumMyeongjo" w:eastAsia="NanumMyeongjo" w:hAnsiTheme="minorHAnsi" w:cs="NanumMyeongjo" w:hint="eastAsia"/>
-                <w:color w:val="000000"/>
-                <w:sz w:val="20"/>
-                <w:szCs w:val="20"/>
-              </w:rPr>
-            </w:pPr>
-            <w:r>
-              <w:rPr>
-                <w:rFonts w:ascii="NanumMyeongjo" w:eastAsia="NanumMyeongjo" w:hAnsiTheme="minorHAnsi" w:cs="NanumMyeongjo" w:hint="eastAsia"/>
-                <w:color w:val="000000"/>
-                <w:sz w:val="20"/>
+                <w:rFonts w:asciiTheme="minorHAnsi" w:eastAsiaTheme="minorHAnsi" w:hAnsiTheme="minorHAnsi" w:cs="NanumMyeongjo"/>
+                <w:color w:val="000000"/>
+                <w:sz w:val="24"/>
+                <w:szCs w:val="20"/>
+              </w:rPr>
+            </w:pPr>
+            <w:r>
+              <w:rPr>
+                <w:rFonts w:asciiTheme="minorHAnsi" w:eastAsiaTheme="minorHAnsi" w:hAnsiTheme="minorHAnsi" w:cs="NanumMyeongjo" w:hint="eastAsia"/>
+                <w:color w:val="000000"/>
+                <w:sz w:val="24"/>
                 <w:szCs w:val="20"/>
               </w:rPr>
               <w:t>505</w:t>
             </w:r>
             <w:r>
               <w:rPr>
-                <w:rFonts w:ascii="바탕" w:eastAsia="바탕" w:hAnsi="바탕" w:cs="바탕" w:hint="eastAsia"/>
-                <w:color w:val="000000"/>
-                <w:sz w:val="20"/>
+                <w:rFonts w:asciiTheme="minorHAnsi" w:eastAsiaTheme="minorHAnsi" w:hAnsiTheme="minorHAnsi" w:cs="바탕" w:hint="eastAsia"/>
+                <w:color w:val="000000"/>
+                <w:sz w:val="24"/>
                 <w:szCs w:val="20"/>
               </w:rPr>
               <w:t>는</w:t>
             </w:r>
             <w:r>
               <w:rPr>
-                <w:rFonts w:ascii="NanumMyeongjo" w:eastAsia="NanumMyeongjo" w:hAnsiTheme="minorHAnsi" w:cs="NanumMyeongjo" w:hint="eastAsia"/>
-                <w:color w:val="000000"/>
-                <w:sz w:val="20"/>
+                <w:rFonts w:asciiTheme="minorHAnsi" w:eastAsiaTheme="minorHAnsi" w:hAnsiTheme="minorHAnsi" w:cs="NanumMyeongjo" w:hint="eastAsia"/>
+                <w:color w:val="000000"/>
+                <w:sz w:val="24"/>
                 <w:szCs w:val="20"/>
               </w:rPr>
               <w:t xml:space="preserve"> </w:t>
             </w:r>
             <w:r>
               <w:rPr>
-                <w:rFonts w:ascii="바탕" w:eastAsia="바탕" w:hAnsi="바탕" w:cs="바탕" w:hint="eastAsia"/>
-                <w:color w:val="000000"/>
-                <w:sz w:val="20"/>
+                <w:rFonts w:asciiTheme="minorHAnsi" w:eastAsiaTheme="minorHAnsi" w:hAnsiTheme="minorHAnsi" w:cs="바탕" w:hint="eastAsia"/>
+                <w:color w:val="000000"/>
+                <w:sz w:val="24"/>
                 <w:szCs w:val="20"/>
               </w:rPr>
               <w:t>홀수이므로</w:t>
             </w:r>
             <w:r>
               <w:rPr>
-                <w:rFonts w:ascii="NanumMyeongjo" w:eastAsia="NanumMyeongjo" w:hAnsiTheme="minorHAnsi" w:cs="NanumMyeongjo" w:hint="eastAsia"/>
-                <w:color w:val="000000"/>
-                <w:sz w:val="20"/>
+                <w:rFonts w:asciiTheme="minorHAnsi" w:eastAsiaTheme="minorHAnsi" w:hAnsiTheme="minorHAnsi" w:cs="NanumMyeongjo" w:hint="eastAsia"/>
+                <w:color w:val="000000"/>
+                <w:sz w:val="24"/>
                 <w:szCs w:val="20"/>
               </w:rPr>
               <w:t xml:space="preserve"> </w:t>
             </w:r>
             <w:r>
               <w:rPr>
-                <w:rFonts w:ascii="바탕" w:eastAsia="바탕" w:hAnsi="바탕" w:cs="바탕" w:hint="eastAsia"/>
-                <w:color w:val="000000"/>
-                <w:sz w:val="20"/>
+                <w:rFonts w:asciiTheme="minorHAnsi" w:eastAsiaTheme="minorHAnsi" w:hAnsiTheme="minorHAnsi" w:cs="바탕" w:hint="eastAsia"/>
+                <w:color w:val="000000"/>
+                <w:sz w:val="24"/>
                 <w:szCs w:val="20"/>
               </w:rPr>
               <w:t>더</w:t>
             </w:r>
             <w:r>
               <w:rPr>
-                <w:rFonts w:ascii="NanumMyeongjo" w:eastAsia="NanumMyeongjo" w:hAnsiTheme="minorHAnsi" w:cs="NanumMyeongjo" w:hint="eastAsia"/>
-                <w:color w:val="000000"/>
-                <w:sz w:val="20"/>
+                <w:rFonts w:asciiTheme="minorHAnsi" w:eastAsiaTheme="minorHAnsi" w:hAnsiTheme="minorHAnsi" w:cs="NanumMyeongjo" w:hint="eastAsia"/>
+                <w:color w:val="000000"/>
+                <w:sz w:val="24"/>
                 <w:szCs w:val="20"/>
               </w:rPr>
               <w:t xml:space="preserve"> </w:t>
             </w:r>
             <w:r>
               <w:rPr>
-                <w:rFonts w:ascii="바탕" w:eastAsia="바탕" w:hAnsi="바탕" w:cs="바탕" w:hint="eastAsia"/>
-                <w:color w:val="000000"/>
-                <w:sz w:val="20"/>
+                <w:rFonts w:asciiTheme="minorHAnsi" w:eastAsiaTheme="minorHAnsi" w:hAnsiTheme="minorHAnsi" w:cs="바탕" w:hint="eastAsia"/>
+                <w:color w:val="000000"/>
+                <w:sz w:val="24"/>
                 <w:szCs w:val="20"/>
               </w:rPr>
               <w:t>이상</w:t>
             </w:r>
             <w:r>
               <w:rPr>
-                <w:rFonts w:ascii="NanumMyeongjo" w:eastAsia="NanumMyeongjo" w:hAnsiTheme="minorHAnsi" w:cs="NanumMyeongjo" w:hint="eastAsia"/>
-                <w:color w:val="000000"/>
-                <w:sz w:val="20"/>
+                <w:rFonts w:asciiTheme="minorHAnsi" w:eastAsiaTheme="minorHAnsi" w:hAnsiTheme="minorHAnsi" w:cs="NanumMyeongjo" w:hint="eastAsia"/>
+                <w:color w:val="000000"/>
+                <w:sz w:val="24"/>
                 <w:szCs w:val="20"/>
               </w:rPr>
               <w:t xml:space="preserve"> 2</w:t>
             </w:r>
             <w:r>
               <w:rPr>
-                <w:rFonts w:ascii="바탕" w:eastAsia="바탕" w:hAnsi="바탕" w:cs="바탕" w:hint="eastAsia"/>
-                <w:color w:val="000000"/>
-                <w:sz w:val="20"/>
+                <w:rFonts w:asciiTheme="minorHAnsi" w:eastAsiaTheme="minorHAnsi" w:hAnsiTheme="minorHAnsi" w:cs="바탕" w:hint="eastAsia"/>
+                <w:color w:val="000000"/>
+                <w:sz w:val="24"/>
                 <w:szCs w:val="20"/>
               </w:rPr>
               <w:t>로</w:t>
             </w:r>
             <w:r>
               <w:rPr>
-                <w:rFonts w:ascii="NanumMyeongjo" w:eastAsia="NanumMyeongjo" w:hAnsiTheme="minorHAnsi" w:cs="NanumMyeongjo" w:hint="eastAsia"/>
-                <w:color w:val="000000"/>
-                <w:sz w:val="20"/>
+                <w:rFonts w:asciiTheme="minorHAnsi" w:eastAsiaTheme="minorHAnsi" w:hAnsiTheme="minorHAnsi" w:cs="NanumMyeongjo" w:hint="eastAsia"/>
+                <w:color w:val="000000"/>
+                <w:sz w:val="24"/>
                 <w:szCs w:val="20"/>
               </w:rPr>
               <w:t xml:space="preserve"> </w:t>
             </w:r>
             <w:r>
               <w:rPr>
-                <w:rFonts w:ascii="바탕" w:eastAsia="바탕" w:hAnsi="바탕" w:cs="바탕" w:hint="eastAsia"/>
-                <w:color w:val="000000"/>
-                <w:sz w:val="20"/>
+                <w:rFonts w:asciiTheme="minorHAnsi" w:eastAsiaTheme="minorHAnsi" w:hAnsiTheme="minorHAnsi" w:cs="바탕" w:hint="eastAsia"/>
+                <w:color w:val="000000"/>
+                <w:sz w:val="24"/>
                 <w:szCs w:val="20"/>
               </w:rPr>
               <w:t>나눌</w:t>
             </w:r>
             <w:r>
               <w:rPr>
-                <w:rFonts w:ascii="NanumMyeongjo" w:eastAsia="NanumMyeongjo" w:hAnsiTheme="minorHAnsi" w:cs="NanumMyeongjo" w:hint="eastAsia"/>
-                <w:color w:val="000000"/>
-                <w:sz w:val="20"/>
+                <w:rFonts w:asciiTheme="minorHAnsi" w:eastAsiaTheme="minorHAnsi" w:hAnsiTheme="minorHAnsi" w:cs="NanumMyeongjo" w:hint="eastAsia"/>
+                <w:color w:val="000000"/>
+                <w:sz w:val="24"/>
                 <w:szCs w:val="20"/>
               </w:rPr>
               <w:t xml:space="preserve"> </w:t>
             </w:r>
             <w:r>
               <w:rPr>
-                <w:rFonts w:ascii="바탕" w:eastAsia="바탕" w:hAnsi="바탕" w:cs="바탕" w:hint="eastAsia"/>
-                <w:color w:val="000000"/>
-                <w:sz w:val="20"/>
+                <w:rFonts w:asciiTheme="minorHAnsi" w:eastAsiaTheme="minorHAnsi" w:hAnsiTheme="minorHAnsi" w:cs="바탕" w:hint="eastAsia"/>
+                <w:color w:val="000000"/>
+                <w:sz w:val="24"/>
                 <w:szCs w:val="20"/>
               </w:rPr>
               <w:t>수</w:t>
             </w:r>
             <w:r>
               <w:rPr>
-                <w:rFonts w:ascii="NanumMyeongjo" w:eastAsia="NanumMyeongjo" w:hAnsiTheme="minorHAnsi" w:cs="NanumMyeongjo" w:hint="eastAsia"/>
-                <w:color w:val="000000"/>
-                <w:sz w:val="20"/>
+                <w:rFonts w:asciiTheme="minorHAnsi" w:eastAsiaTheme="minorHAnsi" w:hAnsiTheme="minorHAnsi" w:cs="NanumMyeongjo" w:hint="eastAsia"/>
+                <w:color w:val="000000"/>
+                <w:sz w:val="24"/>
                 <w:szCs w:val="20"/>
               </w:rPr>
               <w:t xml:space="preserve"> </w:t>
             </w:r>
             <w:r>
               <w:rPr>
-                <w:rFonts w:ascii="바탕" w:eastAsia="바탕" w:hAnsi="바탕" w:cs="바탕" w:hint="eastAsia"/>
-                <w:color w:val="000000"/>
-                <w:sz w:val="20"/>
+                <w:rFonts w:asciiTheme="minorHAnsi" w:eastAsiaTheme="minorHAnsi" w:hAnsiTheme="minorHAnsi" w:cs="바탕" w:hint="eastAsia"/>
+                <w:color w:val="000000"/>
+                <w:sz w:val="24"/>
                 <w:szCs w:val="20"/>
               </w:rPr>
               <w:t>없다</w:t>
             </w:r>
             <w:r>
               <w:rPr>
-                <w:rFonts w:ascii="NanumMyeongjo" w:eastAsia="NanumMyeongjo" w:hAnsiTheme="minorHAnsi" w:cs="NanumMyeongjo" w:hint="eastAsia"/>
-                <w:color w:val="000000"/>
-                <w:sz w:val="20"/>
+                <w:rFonts w:asciiTheme="minorHAnsi" w:eastAsiaTheme="minorHAnsi" w:hAnsiTheme="minorHAnsi" w:cs="NanumMyeongjo" w:hint="eastAsia"/>
+                <w:color w:val="000000"/>
+                <w:sz w:val="24"/>
                 <w:szCs w:val="20"/>
               </w:rPr>
               <w:t>.</w:t>
@@ -9900,26 +9826,26 @@
               <w:adjustRightInd w:val="0"/>
               <w:spacing w:line="240" w:lineRule="auto"/>
               <w:rPr>
-                <w:rFonts w:ascii="NanumMyeongjo" w:eastAsia="NanumMyeongjo" w:hAnsiTheme="minorHAnsi" w:cs="NanumMyeongjo" w:hint="eastAsia"/>
-                <w:color w:val="000000"/>
-                <w:sz w:val="20"/>
-                <w:szCs w:val="20"/>
-              </w:rPr>
-            </w:pPr>
-            <w:r>
-              <w:rPr>
-                <w:rFonts w:ascii="바탕" w:eastAsia="바탕" w:hAnsi="바탕" w:cs="바탕" w:hint="eastAsia"/>
-                <w:color w:val="000000"/>
-                <w:sz w:val="20"/>
+                <w:rFonts w:asciiTheme="minorHAnsi" w:eastAsiaTheme="minorHAnsi" w:hAnsiTheme="minorHAnsi" w:cs="NanumMyeongjo"/>
+                <w:color w:val="000000"/>
+                <w:sz w:val="24"/>
+                <w:szCs w:val="20"/>
+              </w:rPr>
+            </w:pPr>
+            <w:r>
+              <w:rPr>
+                <w:rFonts w:asciiTheme="minorHAnsi" w:eastAsiaTheme="minorHAnsi" w:hAnsiTheme="minorHAnsi" w:cs="바탕" w:hint="eastAsia"/>
+                <w:color w:val="000000"/>
+                <w:sz w:val="24"/>
                 <w:szCs w:val="20"/>
               </w:rPr>
               <w:t>따라서</w:t>
             </w:r>
             <w:r>
               <w:rPr>
-                <w:rFonts w:ascii="NanumMyeongjo" w:eastAsia="NanumMyeongjo" w:hAnsiTheme="minorHAnsi" w:cs="NanumMyeongjo" w:hint="eastAsia"/>
-                <w:color w:val="000000"/>
-                <w:sz w:val="20"/>
+                <w:rFonts w:asciiTheme="minorHAnsi" w:eastAsiaTheme="minorHAnsi" w:hAnsiTheme="minorHAnsi" w:cs="NanumMyeongjo" w:hint="eastAsia"/>
+                <w:color w:val="000000"/>
+                <w:sz w:val="24"/>
                 <w:szCs w:val="20"/>
               </w:rPr>
               <w:t xml:space="preserve"> 2020 = 2^2×505</w:t>
@@ -9933,9 +9859,9 @@
               <w:adjustRightInd w:val="0"/>
               <w:spacing w:line="240" w:lineRule="auto"/>
               <w:rPr>
-                <w:rFonts w:ascii="NanumMyeongjo" w:eastAsia="NanumMyeongjo" w:hAnsiTheme="minorHAnsi" w:cs="NanumMyeongjo"/>
-                <w:color w:val="000000"/>
-                <w:sz w:val="20"/>
+                <w:rFonts w:asciiTheme="minorHAnsi" w:eastAsiaTheme="minorHAnsi" w:hAnsiTheme="minorHAnsi" w:cs="NanumMyeongjo"/>
+                <w:color w:val="000000"/>
+                <w:sz w:val="24"/>
                 <w:szCs w:val="20"/>
               </w:rPr>
             </w:pPr>
@@ -9948,17 +9874,17 @@
               <w:adjustRightInd w:val="0"/>
               <w:spacing w:line="240" w:lineRule="auto"/>
               <w:rPr>
-                <w:rFonts w:ascii="NanumMyeongjo" w:eastAsia="NanumMyeongjo" w:hAnsiTheme="minorHAnsi" w:cs="NanumMyeongjo" w:hint="eastAsia"/>
-                <w:color w:val="000000"/>
-                <w:sz w:val="20"/>
-                <w:szCs w:val="20"/>
-              </w:rPr>
-            </w:pPr>
-            <w:r>
-              <w:rPr>
-                <w:rFonts w:ascii="바탕" w:eastAsia="바탕" w:hAnsi="바탕" w:cs="바탕" w:hint="eastAsia"/>
-                <w:color w:val="000000"/>
-                <w:sz w:val="20"/>
+                <w:rFonts w:asciiTheme="minorHAnsi" w:eastAsiaTheme="minorHAnsi" w:hAnsiTheme="minorHAnsi" w:cs="NanumMyeongjo"/>
+                <w:color w:val="000000"/>
+                <w:sz w:val="24"/>
+                <w:szCs w:val="20"/>
+              </w:rPr>
+            </w:pPr>
+            <w:r>
+              <w:rPr>
+                <w:rFonts w:asciiTheme="minorHAnsi" w:eastAsiaTheme="minorHAnsi" w:hAnsiTheme="minorHAnsi" w:cs="바탕" w:hint="eastAsia"/>
+                <w:color w:val="000000"/>
+                <w:sz w:val="24"/>
                 <w:szCs w:val="20"/>
               </w:rPr>
               <w:t>그러면</w:t>
@@ -9972,67 +9898,20 @@
               <w:adjustRightInd w:val="0"/>
               <w:spacing w:line="240" w:lineRule="auto"/>
               <w:rPr>
-                <w:rFonts w:ascii="NanumMyeongjo" w:eastAsia="NanumMyeongjo" w:hAnsiTheme="minorHAnsi" w:cs="NanumMyeongjo"/>
-                <w:color w:val="000000"/>
-                <w:sz w:val="20"/>
-                <w:szCs w:val="20"/>
-              </w:rPr>
-            </w:pPr>
-            <w:r>
-              <w:rPr>
-                <w:rFonts w:ascii="NanumMyeongjo" w:eastAsia="NanumMyeongjo" w:hAnsiTheme="minorHAnsi" w:cs="NanumMyeongjo"/>
-                <w:color w:val="000000"/>
-                <w:sz w:val="20"/>
-                <w:szCs w:val="20"/>
-              </w:rPr>
-              <w:t>N+1 = 2020^2 = (2^2</w:t>
-            </w:r>
-            <w:r>
-              <w:rPr>
-                <w:rFonts w:ascii="NanumMyeongjo" w:eastAsia="NanumMyeongjo" w:hAnsiTheme="minorHAnsi" w:cs="NanumMyeongjo"/>
-                <w:color w:val="000000"/>
-                <w:sz w:val="20"/>
-                <w:szCs w:val="20"/>
-              </w:rPr>
-              <w:t>×</w:t>
-            </w:r>
-            <w:proofErr w:type="gramStart"/>
-            <w:r>
-              <w:rPr>
-                <w:rFonts w:ascii="NanumMyeongjo" w:eastAsia="NanumMyeongjo" w:hAnsiTheme="minorHAnsi" w:cs="NanumMyeongjo"/>
-                <w:color w:val="000000"/>
-                <w:sz w:val="20"/>
-                <w:szCs w:val="20"/>
-              </w:rPr>
-              <w:t>505)^</w:t>
-            </w:r>
-            <w:proofErr w:type="gramEnd"/>
-            <w:r>
-              <w:rPr>
-                <w:rFonts w:ascii="NanumMyeongjo" w:eastAsia="NanumMyeongjo" w:hAnsiTheme="minorHAnsi" w:cs="NanumMyeongjo"/>
-                <w:color w:val="000000"/>
-                <w:sz w:val="20"/>
-                <w:szCs w:val="20"/>
-              </w:rPr>
-              <w:t>2 = 2^4</w:t>
-            </w:r>
-            <w:r>
-              <w:rPr>
-                <w:rFonts w:ascii="NanumMyeongjo" w:eastAsia="NanumMyeongjo" w:hAnsiTheme="minorHAnsi" w:cs="NanumMyeongjo"/>
-                <w:color w:val="000000"/>
-                <w:sz w:val="20"/>
-                <w:szCs w:val="20"/>
-              </w:rPr>
-              <w:t>×</w:t>
-            </w:r>
-            <w:r>
-              <w:rPr>
-                <w:rFonts w:ascii="NanumMyeongjo" w:eastAsia="NanumMyeongjo" w:hAnsiTheme="minorHAnsi" w:cs="NanumMyeongjo"/>
-                <w:color w:val="000000"/>
-                <w:sz w:val="20"/>
-                <w:szCs w:val="20"/>
-              </w:rPr>
-              <w:t>505^2</w:t>
+                <w:rFonts w:asciiTheme="minorHAnsi" w:eastAsiaTheme="minorHAnsi" w:hAnsiTheme="minorHAnsi" w:cs="NanumMyeongjo"/>
+                <w:color w:val="000000"/>
+                <w:sz w:val="24"/>
+                <w:szCs w:val="20"/>
+              </w:rPr>
+            </w:pPr>
+            <w:r>
+              <w:rPr>
+                <w:rFonts w:asciiTheme="minorHAnsi" w:eastAsiaTheme="minorHAnsi" w:hAnsiTheme="minorHAnsi" w:cs="NanumMyeongjo"/>
+                <w:color w:val="000000"/>
+                <w:sz w:val="24"/>
+                <w:szCs w:val="20"/>
+              </w:rPr>
+              <w:t>N+1 = 2020^2 = (2^2×505)^2 = 2^4×505^2</w:t>
             </w:r>
           </w:p>
           <w:p>
@@ -10043,98 +9922,98 @@
               <w:adjustRightInd w:val="0"/>
               <w:spacing w:line="240" w:lineRule="auto"/>
               <w:rPr>
-                <w:rFonts w:ascii="NanumMyeongjo" w:eastAsia="NanumMyeongjo" w:hAnsiTheme="minorHAnsi" w:cs="NanumMyeongjo" w:hint="eastAsia"/>
-                <w:color w:val="000000"/>
-                <w:sz w:val="20"/>
-                <w:szCs w:val="20"/>
-              </w:rPr>
-            </w:pPr>
-            <w:r>
-              <w:rPr>
-                <w:rFonts w:ascii="바탕" w:eastAsia="바탕" w:hAnsi="바탕" w:cs="바탕" w:hint="eastAsia"/>
-                <w:color w:val="000000"/>
-                <w:sz w:val="20"/>
+                <w:rFonts w:asciiTheme="minorHAnsi" w:eastAsiaTheme="minorHAnsi" w:hAnsiTheme="minorHAnsi" w:cs="NanumMyeongjo"/>
+                <w:color w:val="000000"/>
+                <w:sz w:val="24"/>
+                <w:szCs w:val="20"/>
+              </w:rPr>
+            </w:pPr>
+            <w:r>
+              <w:rPr>
+                <w:rFonts w:asciiTheme="minorHAnsi" w:eastAsiaTheme="minorHAnsi" w:hAnsiTheme="minorHAnsi" w:cs="바탕" w:hint="eastAsia"/>
+                <w:color w:val="000000"/>
+                <w:sz w:val="24"/>
                 <w:szCs w:val="20"/>
               </w:rPr>
               <w:t>여기서</w:t>
             </w:r>
             <w:r>
               <w:rPr>
-                <w:rFonts w:ascii="NanumMyeongjo" w:eastAsia="NanumMyeongjo" w:hAnsiTheme="minorHAnsi" w:cs="NanumMyeongjo" w:hint="eastAsia"/>
-                <w:color w:val="000000"/>
-                <w:sz w:val="20"/>
+                <w:rFonts w:asciiTheme="minorHAnsi" w:eastAsiaTheme="minorHAnsi" w:hAnsiTheme="minorHAnsi" w:cs="NanumMyeongjo" w:hint="eastAsia"/>
+                <w:color w:val="000000"/>
+                <w:sz w:val="24"/>
                 <w:szCs w:val="20"/>
               </w:rPr>
               <w:t xml:space="preserve"> 505^2</w:t>
             </w:r>
             <w:r>
               <w:rPr>
-                <w:rFonts w:ascii="바탕" w:eastAsia="바탕" w:hAnsi="바탕" w:cs="바탕" w:hint="eastAsia"/>
-                <w:color w:val="000000"/>
-                <w:sz w:val="20"/>
+                <w:rFonts w:asciiTheme="minorHAnsi" w:eastAsiaTheme="minorHAnsi" w:hAnsiTheme="minorHAnsi" w:cs="바탕" w:hint="eastAsia"/>
+                <w:color w:val="000000"/>
+                <w:sz w:val="24"/>
                 <w:szCs w:val="20"/>
               </w:rPr>
               <w:t>는</w:t>
             </w:r>
             <w:r>
               <w:rPr>
-                <w:rFonts w:ascii="NanumMyeongjo" w:eastAsia="NanumMyeongjo" w:hAnsiTheme="minorHAnsi" w:cs="NanumMyeongjo" w:hint="eastAsia"/>
-                <w:color w:val="000000"/>
-                <w:sz w:val="20"/>
+                <w:rFonts w:asciiTheme="minorHAnsi" w:eastAsiaTheme="minorHAnsi" w:hAnsiTheme="minorHAnsi" w:cs="NanumMyeongjo" w:hint="eastAsia"/>
+                <w:color w:val="000000"/>
+                <w:sz w:val="24"/>
                 <w:szCs w:val="20"/>
               </w:rPr>
               <w:t xml:space="preserve"> </w:t>
             </w:r>
             <w:r>
               <w:rPr>
-                <w:rFonts w:ascii="바탕" w:eastAsia="바탕" w:hAnsi="바탕" w:cs="바탕" w:hint="eastAsia"/>
-                <w:color w:val="000000"/>
-                <w:sz w:val="20"/>
+                <w:rFonts w:asciiTheme="minorHAnsi" w:eastAsiaTheme="minorHAnsi" w:hAnsiTheme="minorHAnsi" w:cs="바탕" w:hint="eastAsia"/>
+                <w:color w:val="000000"/>
+                <w:sz w:val="24"/>
                 <w:szCs w:val="20"/>
               </w:rPr>
               <w:t>홀수이므로</w:t>
             </w:r>
             <w:r>
               <w:rPr>
-                <w:rFonts w:ascii="NanumMyeongjo" w:eastAsia="NanumMyeongjo" w:hAnsiTheme="minorHAnsi" w:cs="NanumMyeongjo" w:hint="eastAsia"/>
-                <w:color w:val="000000"/>
-                <w:sz w:val="20"/>
+                <w:rFonts w:asciiTheme="minorHAnsi" w:eastAsiaTheme="minorHAnsi" w:hAnsiTheme="minorHAnsi" w:cs="NanumMyeongjo" w:hint="eastAsia"/>
+                <w:color w:val="000000"/>
+                <w:sz w:val="24"/>
                 <w:szCs w:val="20"/>
               </w:rPr>
               <w:t xml:space="preserve"> N+1</w:t>
             </w:r>
             <w:r>
               <w:rPr>
-                <w:rFonts w:ascii="바탕" w:eastAsia="바탕" w:hAnsi="바탕" w:cs="바탕" w:hint="eastAsia"/>
-                <w:color w:val="000000"/>
-                <w:sz w:val="20"/>
+                <w:rFonts w:asciiTheme="minorHAnsi" w:eastAsiaTheme="minorHAnsi" w:hAnsiTheme="minorHAnsi" w:cs="바탕" w:hint="eastAsia"/>
+                <w:color w:val="000000"/>
+                <w:sz w:val="24"/>
                 <w:szCs w:val="20"/>
               </w:rPr>
               <w:t>은</w:t>
             </w:r>
             <w:r>
               <w:rPr>
-                <w:rFonts w:ascii="NanumMyeongjo" w:eastAsia="NanumMyeongjo" w:hAnsiTheme="minorHAnsi" w:cs="NanumMyeongjo" w:hint="eastAsia"/>
-                <w:color w:val="000000"/>
-                <w:sz w:val="20"/>
+                <w:rFonts w:asciiTheme="minorHAnsi" w:eastAsiaTheme="minorHAnsi" w:hAnsiTheme="minorHAnsi" w:cs="NanumMyeongjo" w:hint="eastAsia"/>
+                <w:color w:val="000000"/>
+                <w:sz w:val="24"/>
                 <w:szCs w:val="20"/>
               </w:rPr>
               <w:t xml:space="preserve"> 2^4</w:t>
             </w:r>
             <w:r>
               <w:rPr>
-                <w:rFonts w:ascii="바탕" w:eastAsia="바탕" w:hAnsi="바탕" w:cs="바탕" w:hint="eastAsia"/>
-                <w:color w:val="000000"/>
-                <w:sz w:val="20"/>
+                <w:rFonts w:asciiTheme="minorHAnsi" w:eastAsiaTheme="minorHAnsi" w:hAnsiTheme="minorHAnsi" w:cs="바탕" w:hint="eastAsia"/>
+                <w:color w:val="000000"/>
+                <w:sz w:val="24"/>
                 <w:szCs w:val="20"/>
               </w:rPr>
               <w:t>로는</w:t>
             </w:r>
             <w:r>
               <w:rPr>
-                <w:rFonts w:ascii="NanumMyeongjo" w:eastAsia="NanumMyeongjo" w:hAnsiTheme="minorHAnsi" w:cs="NanumMyeongjo" w:hint="eastAsia"/>
-                <w:color w:val="000000"/>
-                <w:sz w:val="20"/>
+                <w:rFonts w:asciiTheme="minorHAnsi" w:eastAsiaTheme="minorHAnsi" w:hAnsiTheme="minorHAnsi" w:cs="NanumMyeongjo" w:hint="eastAsia"/>
+                <w:color w:val="000000"/>
+                <w:sz w:val="24"/>
                 <w:szCs w:val="20"/>
               </w:rPr>
               <w:t xml:space="preserve"> </w:t>
@@ -10142,9 +10021,9 @@
             <w:proofErr w:type="spellStart"/>
             <w:r>
               <w:rPr>
-                <w:rFonts w:ascii="바탕" w:eastAsia="바탕" w:hAnsi="바탕" w:cs="바탕" w:hint="eastAsia"/>
-                <w:color w:val="000000"/>
-                <w:sz w:val="20"/>
+                <w:rFonts w:asciiTheme="minorHAnsi" w:eastAsiaTheme="minorHAnsi" w:hAnsiTheme="minorHAnsi" w:cs="바탕" w:hint="eastAsia"/>
+                <w:color w:val="000000"/>
+                <w:sz w:val="24"/>
                 <w:szCs w:val="20"/>
               </w:rPr>
               <w:t>나누어떨어지지만</w:t>
@@ -10152,27 +10031,27 @@
             <w:proofErr w:type="spellEnd"/>
             <w:r>
               <w:rPr>
-                <w:rFonts w:ascii="NanumMyeongjo" w:eastAsia="NanumMyeongjo" w:hAnsiTheme="minorHAnsi" w:cs="NanumMyeongjo" w:hint="eastAsia"/>
-                <w:color w:val="000000"/>
-                <w:sz w:val="20"/>
+                <w:rFonts w:asciiTheme="minorHAnsi" w:eastAsiaTheme="minorHAnsi" w:hAnsiTheme="minorHAnsi" w:cs="NanumMyeongjo" w:hint="eastAsia"/>
+                <w:color w:val="000000"/>
+                <w:sz w:val="24"/>
                 <w:szCs w:val="20"/>
               </w:rPr>
               <w:t xml:space="preserve"> 2^5</w:t>
             </w:r>
             <w:r>
               <w:rPr>
-                <w:rFonts w:ascii="바탕" w:eastAsia="바탕" w:hAnsi="바탕" w:cs="바탕" w:hint="eastAsia"/>
-                <w:color w:val="000000"/>
-                <w:sz w:val="20"/>
+                <w:rFonts w:asciiTheme="minorHAnsi" w:eastAsiaTheme="minorHAnsi" w:hAnsiTheme="minorHAnsi" w:cs="바탕" w:hint="eastAsia"/>
+                <w:color w:val="000000"/>
+                <w:sz w:val="24"/>
                 <w:szCs w:val="20"/>
               </w:rPr>
               <w:t>로는</w:t>
             </w:r>
             <w:r>
               <w:rPr>
-                <w:rFonts w:ascii="NanumMyeongjo" w:eastAsia="NanumMyeongjo" w:hAnsiTheme="minorHAnsi" w:cs="NanumMyeongjo" w:hint="eastAsia"/>
-                <w:color w:val="000000"/>
-                <w:sz w:val="20"/>
+                <w:rFonts w:asciiTheme="minorHAnsi" w:eastAsiaTheme="minorHAnsi" w:hAnsiTheme="minorHAnsi" w:cs="NanumMyeongjo" w:hint="eastAsia"/>
+                <w:color w:val="000000"/>
+                <w:sz w:val="24"/>
                 <w:szCs w:val="20"/>
               </w:rPr>
               <w:t xml:space="preserve"> </w:t>
@@ -10180,9 +10059,9 @@
             <w:proofErr w:type="spellStart"/>
             <w:r>
               <w:rPr>
-                <w:rFonts w:ascii="바탕" w:eastAsia="바탕" w:hAnsi="바탕" w:cs="바탕" w:hint="eastAsia"/>
-                <w:color w:val="000000"/>
-                <w:sz w:val="20"/>
+                <w:rFonts w:asciiTheme="minorHAnsi" w:eastAsiaTheme="minorHAnsi" w:hAnsiTheme="minorHAnsi" w:cs="바탕" w:hint="eastAsia"/>
+                <w:color w:val="000000"/>
+                <w:sz w:val="24"/>
                 <w:szCs w:val="20"/>
               </w:rPr>
               <w:t>나누어떨어지지</w:t>
@@ -10190,27 +10069,27 @@
             <w:proofErr w:type="spellEnd"/>
             <w:r>
               <w:rPr>
-                <w:rFonts w:ascii="NanumMyeongjo" w:eastAsia="NanumMyeongjo" w:hAnsiTheme="minorHAnsi" w:cs="NanumMyeongjo" w:hint="eastAsia"/>
-                <w:color w:val="000000"/>
-                <w:sz w:val="20"/>
+                <w:rFonts w:asciiTheme="minorHAnsi" w:eastAsiaTheme="minorHAnsi" w:hAnsiTheme="minorHAnsi" w:cs="NanumMyeongjo" w:hint="eastAsia"/>
+                <w:color w:val="000000"/>
+                <w:sz w:val="24"/>
                 <w:szCs w:val="20"/>
               </w:rPr>
               <w:t xml:space="preserve"> </w:t>
             </w:r>
             <w:r>
               <w:rPr>
-                <w:rFonts w:ascii="바탕" w:eastAsia="바탕" w:hAnsi="바탕" w:cs="바탕" w:hint="eastAsia"/>
-                <w:color w:val="000000"/>
-                <w:sz w:val="20"/>
+                <w:rFonts w:asciiTheme="minorHAnsi" w:eastAsiaTheme="minorHAnsi" w:hAnsiTheme="minorHAnsi" w:cs="바탕" w:hint="eastAsia"/>
+                <w:color w:val="000000"/>
+                <w:sz w:val="24"/>
                 <w:szCs w:val="20"/>
               </w:rPr>
               <w:t>않는다</w:t>
             </w:r>
             <w:r>
               <w:rPr>
-                <w:rFonts w:ascii="NanumMyeongjo" w:eastAsia="NanumMyeongjo" w:hAnsiTheme="minorHAnsi" w:cs="NanumMyeongjo" w:hint="eastAsia"/>
-                <w:color w:val="000000"/>
-                <w:sz w:val="20"/>
+                <w:rFonts w:asciiTheme="minorHAnsi" w:eastAsiaTheme="minorHAnsi" w:hAnsiTheme="minorHAnsi" w:cs="NanumMyeongjo" w:hint="eastAsia"/>
+                <w:color w:val="000000"/>
+                <w:sz w:val="24"/>
                 <w:szCs w:val="20"/>
               </w:rPr>
               <w:t>.</w:t>
@@ -10224,9 +10103,9 @@
               <w:adjustRightInd w:val="0"/>
               <w:spacing w:line="240" w:lineRule="auto"/>
               <w:rPr>
-                <w:rFonts w:ascii="NanumMyeongjo" w:eastAsia="NanumMyeongjo" w:hAnsiTheme="minorHAnsi" w:cs="NanumMyeongjo"/>
-                <w:color w:val="000000"/>
-                <w:sz w:val="20"/>
+                <w:rFonts w:asciiTheme="minorHAnsi" w:eastAsiaTheme="minorHAnsi" w:hAnsiTheme="minorHAnsi" w:cs="NanumMyeongjo"/>
+                <w:color w:val="000000"/>
+                <w:sz w:val="24"/>
                 <w:szCs w:val="20"/>
               </w:rPr>
             </w:pPr>
@@ -10239,188 +10118,188 @@
               <w:adjustRightInd w:val="0"/>
               <w:spacing w:line="240" w:lineRule="auto"/>
               <w:rPr>
-                <w:rFonts w:ascii="NanumMyeongjo" w:eastAsia="NanumMyeongjo" w:hAnsiTheme="minorHAnsi" w:cs="NanumMyeongjo" w:hint="eastAsia"/>
-                <w:color w:val="000000"/>
-                <w:sz w:val="20"/>
-                <w:szCs w:val="20"/>
-              </w:rPr>
-            </w:pPr>
-            <w:r>
-              <w:rPr>
-                <w:rFonts w:ascii="바탕" w:eastAsia="바탕" w:hAnsi="바탕" w:cs="바탕" w:hint="eastAsia"/>
-                <w:color w:val="000000"/>
-                <w:sz w:val="20"/>
+                <w:rFonts w:ascii="NanumMyeongjo" w:eastAsia="NanumMyeongjo" w:hAnsiTheme="minorHAnsi" w:cs="NanumMyeongjo"/>
+                <w:color w:val="000000"/>
+                <w:sz w:val="20"/>
+                <w:szCs w:val="20"/>
+              </w:rPr>
+            </w:pPr>
+            <w:r>
+              <w:rPr>
+                <w:rFonts w:asciiTheme="minorHAnsi" w:eastAsiaTheme="minorHAnsi" w:hAnsiTheme="minorHAnsi" w:cs="바탕" w:hint="eastAsia"/>
+                <w:color w:val="000000"/>
+                <w:sz w:val="24"/>
                 <w:szCs w:val="20"/>
               </w:rPr>
               <w:t>따라서</w:t>
             </w:r>
             <w:r>
               <w:rPr>
-                <w:rFonts w:ascii="NanumMyeongjo" w:eastAsia="NanumMyeongjo" w:hAnsiTheme="minorHAnsi" w:cs="NanumMyeongjo" w:hint="eastAsia"/>
-                <w:color w:val="000000"/>
-                <w:sz w:val="20"/>
+                <w:rFonts w:asciiTheme="minorHAnsi" w:eastAsiaTheme="minorHAnsi" w:hAnsiTheme="minorHAnsi" w:cs="NanumMyeongjo" w:hint="eastAsia"/>
+                <w:color w:val="000000"/>
+                <w:sz w:val="24"/>
                 <w:szCs w:val="20"/>
               </w:rPr>
               <w:t xml:space="preserve"> t = 4</w:t>
             </w:r>
             <w:r>
               <w:rPr>
-                <w:rFonts w:ascii="바탕" w:eastAsia="바탕" w:hAnsi="바탕" w:cs="바탕" w:hint="eastAsia"/>
-                <w:color w:val="000000"/>
-                <w:sz w:val="20"/>
+                <w:rFonts w:asciiTheme="minorHAnsi" w:eastAsiaTheme="minorHAnsi" w:hAnsiTheme="minorHAnsi" w:cs="바탕" w:hint="eastAsia"/>
+                <w:color w:val="000000"/>
+                <w:sz w:val="24"/>
                 <w:szCs w:val="20"/>
               </w:rPr>
               <w:t>이고</w:t>
             </w:r>
             <w:r>
               <w:rPr>
-                <w:rFonts w:ascii="NanumMyeongjo" w:eastAsia="NanumMyeongjo" w:hAnsiTheme="minorHAnsi" w:cs="NanumMyeongjo" w:hint="eastAsia"/>
-                <w:color w:val="000000"/>
-                <w:sz w:val="20"/>
+                <w:rFonts w:asciiTheme="minorHAnsi" w:eastAsiaTheme="minorHAnsi" w:hAnsiTheme="minorHAnsi" w:cs="NanumMyeongjo" w:hint="eastAsia"/>
+                <w:color w:val="000000"/>
+                <w:sz w:val="24"/>
                 <w:szCs w:val="20"/>
               </w:rPr>
               <w:t>, N</w:t>
             </w:r>
             <w:r>
               <w:rPr>
-                <w:rFonts w:ascii="바탕" w:eastAsia="바탕" w:hAnsi="바탕" w:cs="바탕" w:hint="eastAsia"/>
-                <w:color w:val="000000"/>
-                <w:sz w:val="20"/>
+                <w:rFonts w:asciiTheme="minorHAnsi" w:eastAsiaTheme="minorHAnsi" w:hAnsiTheme="minorHAnsi" w:cs="바탕" w:hint="eastAsia"/>
+                <w:color w:val="000000"/>
+                <w:sz w:val="24"/>
                 <w:szCs w:val="20"/>
               </w:rPr>
               <w:t>의</w:t>
             </w:r>
             <w:r>
               <w:rPr>
-                <w:rFonts w:ascii="NanumMyeongjo" w:eastAsia="NanumMyeongjo" w:hAnsiTheme="minorHAnsi" w:cs="NanumMyeongjo" w:hint="eastAsia"/>
-                <w:color w:val="000000"/>
-                <w:sz w:val="20"/>
+                <w:rFonts w:asciiTheme="minorHAnsi" w:eastAsiaTheme="minorHAnsi" w:hAnsiTheme="minorHAnsi" w:cs="NanumMyeongjo" w:hint="eastAsia"/>
+                <w:color w:val="000000"/>
+                <w:sz w:val="24"/>
                 <w:szCs w:val="20"/>
               </w:rPr>
               <w:t xml:space="preserve"> 2</w:t>
             </w:r>
             <w:r>
               <w:rPr>
-                <w:rFonts w:ascii="바탕" w:eastAsia="바탕" w:hAnsi="바탕" w:cs="바탕" w:hint="eastAsia"/>
-                <w:color w:val="000000"/>
-                <w:sz w:val="20"/>
+                <w:rFonts w:asciiTheme="minorHAnsi" w:eastAsiaTheme="minorHAnsi" w:hAnsiTheme="minorHAnsi" w:cs="바탕" w:hint="eastAsia"/>
+                <w:color w:val="000000"/>
+                <w:sz w:val="24"/>
                 <w:szCs w:val="20"/>
               </w:rPr>
               <w:t>진수에서</w:t>
             </w:r>
             <w:r>
               <w:rPr>
-                <w:rFonts w:ascii="NanumMyeongjo" w:eastAsia="NanumMyeongjo" w:hAnsiTheme="minorHAnsi" w:cs="NanumMyeongjo" w:hint="eastAsia"/>
-                <w:color w:val="000000"/>
-                <w:sz w:val="20"/>
+                <w:rFonts w:asciiTheme="minorHAnsi" w:eastAsiaTheme="minorHAnsi" w:hAnsiTheme="minorHAnsi" w:cs="NanumMyeongjo" w:hint="eastAsia"/>
+                <w:color w:val="000000"/>
+                <w:sz w:val="24"/>
                 <w:szCs w:val="20"/>
               </w:rPr>
               <w:t xml:space="preserve"> </w:t>
             </w:r>
             <w:r>
               <w:rPr>
-                <w:rFonts w:ascii="바탕" w:eastAsia="바탕" w:hAnsi="바탕" w:cs="바탕" w:hint="eastAsia"/>
-                <w:color w:val="000000"/>
-                <w:sz w:val="20"/>
+                <w:rFonts w:asciiTheme="minorHAnsi" w:eastAsiaTheme="minorHAnsi" w:hAnsiTheme="minorHAnsi" w:cs="바탕" w:hint="eastAsia"/>
+                <w:color w:val="000000"/>
+                <w:sz w:val="24"/>
                 <w:szCs w:val="20"/>
               </w:rPr>
               <w:t>가장</w:t>
             </w:r>
             <w:r>
               <w:rPr>
-                <w:rFonts w:ascii="NanumMyeongjo" w:eastAsia="NanumMyeongjo" w:hAnsiTheme="minorHAnsi" w:cs="NanumMyeongjo" w:hint="eastAsia"/>
-                <w:color w:val="000000"/>
-                <w:sz w:val="20"/>
+                <w:rFonts w:asciiTheme="minorHAnsi" w:eastAsiaTheme="minorHAnsi" w:hAnsiTheme="minorHAnsi" w:cs="NanumMyeongjo" w:hint="eastAsia"/>
+                <w:color w:val="000000"/>
+                <w:sz w:val="24"/>
                 <w:szCs w:val="20"/>
               </w:rPr>
               <w:t xml:space="preserve"> </w:t>
             </w:r>
             <w:r>
               <w:rPr>
-                <w:rFonts w:ascii="바탕" w:eastAsia="바탕" w:hAnsi="바탕" w:cs="바탕" w:hint="eastAsia"/>
-                <w:color w:val="000000"/>
-                <w:sz w:val="20"/>
+                <w:rFonts w:asciiTheme="minorHAnsi" w:eastAsiaTheme="minorHAnsi" w:hAnsiTheme="minorHAnsi" w:cs="바탕" w:hint="eastAsia"/>
+                <w:color w:val="000000"/>
+                <w:sz w:val="24"/>
                 <w:szCs w:val="20"/>
               </w:rPr>
               <w:t>오른쪽에</w:t>
             </w:r>
             <w:r>
               <w:rPr>
-                <w:rFonts w:ascii="NanumMyeongjo" w:eastAsia="NanumMyeongjo" w:hAnsiTheme="minorHAnsi" w:cs="NanumMyeongjo" w:hint="eastAsia"/>
-                <w:color w:val="000000"/>
-                <w:sz w:val="20"/>
+                <w:rFonts w:asciiTheme="minorHAnsi" w:eastAsiaTheme="minorHAnsi" w:hAnsiTheme="minorHAnsi" w:cs="NanumMyeongjo" w:hint="eastAsia"/>
+                <w:color w:val="000000"/>
+                <w:sz w:val="24"/>
                 <w:szCs w:val="20"/>
               </w:rPr>
               <w:t xml:space="preserve"> </w:t>
             </w:r>
             <w:r>
               <w:rPr>
-                <w:rFonts w:ascii="바탕" w:eastAsia="바탕" w:hAnsi="바탕" w:cs="바탕" w:hint="eastAsia"/>
-                <w:color w:val="000000"/>
-                <w:sz w:val="20"/>
+                <w:rFonts w:asciiTheme="minorHAnsi" w:eastAsiaTheme="minorHAnsi" w:hAnsiTheme="minorHAnsi" w:cs="바탕" w:hint="eastAsia"/>
+                <w:color w:val="000000"/>
+                <w:sz w:val="24"/>
                 <w:szCs w:val="20"/>
               </w:rPr>
               <w:t>연속된</w:t>
             </w:r>
             <w:r>
               <w:rPr>
-                <w:rFonts w:ascii="NanumMyeongjo" w:eastAsia="NanumMyeongjo" w:hAnsiTheme="minorHAnsi" w:cs="NanumMyeongjo" w:hint="eastAsia"/>
-                <w:color w:val="000000"/>
-                <w:sz w:val="20"/>
+                <w:rFonts w:asciiTheme="minorHAnsi" w:eastAsiaTheme="minorHAnsi" w:hAnsiTheme="minorHAnsi" w:cs="NanumMyeongjo" w:hint="eastAsia"/>
+                <w:color w:val="000000"/>
+                <w:sz w:val="24"/>
                 <w:szCs w:val="20"/>
               </w:rPr>
               <w:t xml:space="preserve"> 1</w:t>
             </w:r>
             <w:r>
               <w:rPr>
-                <w:rFonts w:ascii="바탕" w:eastAsia="바탕" w:hAnsi="바탕" w:cs="바탕" w:hint="eastAsia"/>
-                <w:color w:val="000000"/>
-                <w:sz w:val="20"/>
+                <w:rFonts w:asciiTheme="minorHAnsi" w:eastAsiaTheme="minorHAnsi" w:hAnsiTheme="minorHAnsi" w:cs="바탕" w:hint="eastAsia"/>
+                <w:color w:val="000000"/>
+                <w:sz w:val="24"/>
                 <w:szCs w:val="20"/>
               </w:rPr>
               <w:t>의</w:t>
             </w:r>
             <w:r>
               <w:rPr>
-                <w:rFonts w:ascii="NanumMyeongjo" w:eastAsia="NanumMyeongjo" w:hAnsiTheme="minorHAnsi" w:cs="NanumMyeongjo" w:hint="eastAsia"/>
-                <w:color w:val="000000"/>
-                <w:sz w:val="20"/>
+                <w:rFonts w:asciiTheme="minorHAnsi" w:eastAsiaTheme="minorHAnsi" w:hAnsiTheme="minorHAnsi" w:cs="NanumMyeongjo" w:hint="eastAsia"/>
+                <w:color w:val="000000"/>
+                <w:sz w:val="24"/>
                 <w:szCs w:val="20"/>
               </w:rPr>
               <w:t xml:space="preserve"> </w:t>
             </w:r>
             <w:r>
               <w:rPr>
-                <w:rFonts w:ascii="바탕" w:eastAsia="바탕" w:hAnsi="바탕" w:cs="바탕" w:hint="eastAsia"/>
-                <w:color w:val="000000"/>
-                <w:sz w:val="20"/>
+                <w:rFonts w:asciiTheme="minorHAnsi" w:eastAsiaTheme="minorHAnsi" w:hAnsiTheme="minorHAnsi" w:cs="바탕" w:hint="eastAsia"/>
+                <w:color w:val="000000"/>
+                <w:sz w:val="24"/>
                 <w:szCs w:val="20"/>
               </w:rPr>
               <w:t>개수는</w:t>
             </w:r>
             <w:r>
               <w:rPr>
-                <w:rFonts w:ascii="NanumMyeongjo" w:eastAsia="NanumMyeongjo" w:hAnsiTheme="minorHAnsi" w:cs="NanumMyeongjo" w:hint="eastAsia"/>
-                <w:color w:val="000000"/>
-                <w:sz w:val="20"/>
+                <w:rFonts w:asciiTheme="minorHAnsi" w:eastAsiaTheme="minorHAnsi" w:hAnsiTheme="minorHAnsi" w:cs="NanumMyeongjo" w:hint="eastAsia"/>
+                <w:color w:val="000000"/>
+                <w:sz w:val="24"/>
                 <w:szCs w:val="20"/>
               </w:rPr>
               <w:t xml:space="preserve"> 4</w:t>
             </w:r>
             <w:r>
               <w:rPr>
-                <w:rFonts w:ascii="바탕" w:eastAsia="바탕" w:hAnsi="바탕" w:cs="바탕" w:hint="eastAsia"/>
-                <w:color w:val="000000"/>
-                <w:sz w:val="20"/>
+                <w:rFonts w:asciiTheme="minorHAnsi" w:eastAsiaTheme="minorHAnsi" w:hAnsiTheme="minorHAnsi" w:cs="바탕" w:hint="eastAsia"/>
+                <w:color w:val="000000"/>
+                <w:sz w:val="24"/>
                 <w:szCs w:val="20"/>
               </w:rPr>
               <w:t>개이다</w:t>
             </w:r>
             <w:r>
               <w:rPr>
-                <w:rFonts w:ascii="NanumMyeongjo" w:eastAsia="NanumMyeongjo" w:hAnsiTheme="minorHAnsi" w:cs="NanumMyeongjo" w:hint="eastAsia"/>
-                <w:color w:val="000000"/>
-                <w:sz w:val="20"/>
+                <w:rFonts w:asciiTheme="minorHAnsi" w:eastAsiaTheme="minorHAnsi" w:hAnsiTheme="minorHAnsi" w:cs="NanumMyeongjo" w:hint="eastAsia"/>
+                <w:color w:val="000000"/>
+                <w:sz w:val="24"/>
                 <w:szCs w:val="20"/>
               </w:rPr>
               <w:t>.</w:t>
@@ -10949,7 +10828,6 @@
           <w:sz w:val="24"/>
           <w:szCs w:val="24"/>
         </w:rPr>
-        <w:lastRenderedPageBreak/>
         <w:t>숫자</w:t>
       </w:r>
       <w:r>
@@ -10992,7 +10870,7 @@
         </w:rPr>
         <w:t xml:space="preserve">, </w:t>
       </w:r>
-      <w:commentRangeStart w:id="1"/>
+      <w:commentRangeStart w:id="2"/>
       <w:r>
         <w:rPr>
           <w:rFonts w:ascii="Consolas" w:eastAsiaTheme="minorHAnsi" w:hAnsi="Consolas" w:cs="맑은 고딕"/>
@@ -11041,12 +10919,12 @@
         </w:rPr>
         <w:t xml:space="preserve"> </w:t>
       </w:r>
-      <w:commentRangeEnd w:id="1"/>
+      <w:commentRangeEnd w:id="2"/>
       <w:r>
         <w:rPr>
           <w:rStyle w:val="aa"/>
         </w:rPr>
-        <w:commentReference w:id="1"/>
+        <w:commentReference w:id="2"/>
       </w:r>
       <w:r>
         <w:rPr>
@@ -11071,7 +10949,7 @@
                     <pic:cNvPicPr/>
                   </pic:nvPicPr>
                   <pic:blipFill rotWithShape="1">
-                    <a:blip r:embed="rId10">
+                    <a:blip r:embed="rId9">
                       <a:extLst>
                         <a:ext uri="{28A0092B-C50C-407E-A947-70E740481C1C}">
                           <a14:useLocalDpi xmlns:a14="http://schemas.microsoft.com/office/drawing/2010/main" val="0"/>
@@ -11127,7 +11005,7 @@
                     <pic:cNvPicPr/>
                   </pic:nvPicPr>
                   <pic:blipFill rotWithShape="1">
-                    <a:blip r:embed="rId10">
+                    <a:blip r:embed="rId9">
                       <a:extLst>
                         <a:ext uri="{28A0092B-C50C-407E-A947-70E740481C1C}">
                           <a14:useLocalDpi xmlns:a14="http://schemas.microsoft.com/office/drawing/2010/main" val="0"/>
@@ -11316,7 +11194,7 @@
                     <pic:cNvPicPr/>
                   </pic:nvPicPr>
                   <pic:blipFill rotWithShape="1">
-                    <a:blip r:embed="rId10">
+                    <a:blip r:embed="rId9">
                       <a:extLst>
                         <a:ext uri="{28A0092B-C50C-407E-A947-70E740481C1C}">
                           <a14:useLocalDpi xmlns:a14="http://schemas.microsoft.com/office/drawing/2010/main" val="0"/>
@@ -11624,6 +11502,1215 @@
         </w:rPr>
       </w:pPr>
     </w:p>
+    <w:tbl>
+      <w:tblPr>
+        <w:tblStyle w:val="a9"/>
+        <w:tblW w:w="0" w:type="auto"/>
+        <w:tblLook w:val="04A0" w:firstRow="1" w:lastRow="0" w:firstColumn="1" w:lastColumn="0" w:noHBand="0" w:noVBand="1"/>
+      </w:tblPr>
+      <w:tblGrid>
+        <w:gridCol w:w="9350"/>
+      </w:tblGrid>
+      <w:tr>
+        <w:tc>
+          <w:tcPr>
+            <w:tcW w:w="9350" w:type="dxa"/>
+          </w:tcPr>
+          <w:p>
+            <w:pPr>
+              <w:jc w:val="center"/>
+              <w:rPr>
+                <w:rFonts w:ascii="Consolas" w:eastAsiaTheme="minorHAnsi" w:hAnsi="Consolas" w:cs="Consolas"/>
+                <w:b/>
+                <w:sz w:val="24"/>
+                <w:szCs w:val="24"/>
+              </w:rPr>
+            </w:pPr>
+            <w:r>
+              <w:rPr>
+                <w:rFonts w:ascii="Consolas" w:eastAsiaTheme="minorHAnsi" w:hAnsi="Consolas" w:cs="Consolas" w:hint="eastAsia"/>
+                <w:b/>
+                <w:sz w:val="20"/>
+                <w:szCs w:val="24"/>
+              </w:rPr>
+              <w:t>풀이과정</w:t>
+            </w:r>
+          </w:p>
+        </w:tc>
+      </w:tr>
+      <w:tr>
+        <w:tc>
+          <w:tcPr>
+            <w:tcW w:w="9350" w:type="dxa"/>
+          </w:tcPr>
+          <w:p>
+            <w:pPr>
+              <w:pStyle w:val="FirstParagraph"/>
+            </w:pPr>
+            <w:r>
+              <w:rPr>
+                <w:b/>
+                <w:bCs/>
+              </w:rPr>
+              <w:t>1. 마야 문명의 숫자 표기법 이해하기</w:t>
+            </w:r>
+            <w:r>
+              <w:t xml:space="preserve"> 주어진 0부터 19까지의 표를 관찰하면 기호의 규칙을 찾아낼 수 있습니다.</w:t>
+            </w:r>
+          </w:p>
+          <w:p>
+            <w:pPr>
+              <w:pStyle w:val="Compact"/>
+              <w:numPr>
+                <w:ilvl w:val="0"/>
+                <w:numId w:val="35"/>
+              </w:numPr>
+            </w:pPr>
+            <w:r>
+              <w:rPr>
+                <w:b/>
+                <w:bCs/>
+              </w:rPr>
+              <w:t>점(</w:t>
+            </w:r>
+            <m:oMath>
+              <m:r>
+                <m:rPr>
+                  <m:sty m:val="p"/>
+                </m:rPr>
+                <w:rPr>
+                  <w:rFonts w:ascii="Cambria Math" w:hAnsi="Cambria Math"/>
+                </w:rPr>
+                <m:t>•</m:t>
+              </m:r>
+            </m:oMath>
+            <w:r>
+              <w:rPr>
+                <w:b/>
+                <w:bCs/>
+              </w:rPr>
+              <w:t>)</w:t>
+            </w:r>
+            <w:r>
+              <w:t>: 1을 의미합니다. (최대 4개까지 사용)</w:t>
+            </w:r>
+          </w:p>
+          <w:p>
+            <w:pPr>
+              <w:pStyle w:val="Compact"/>
+              <w:numPr>
+                <w:ilvl w:val="0"/>
+                <w:numId w:val="35"/>
+              </w:numPr>
+            </w:pPr>
+            <w:r>
+              <w:rPr>
+                <w:b/>
+                <w:bCs/>
+              </w:rPr>
+              <w:t>가로 막대(</w:t>
+            </w:r>
+            <m:oMath>
+              <m:r>
+                <m:rPr>
+                  <m:sty m:val="p"/>
+                </m:rPr>
+                <w:rPr>
+                  <w:rFonts w:ascii="Cambria Math" w:hAnsi="Cambria Math"/>
+                </w:rPr>
+                <m:t>-</m:t>
+              </m:r>
+            </m:oMath>
+            <w:r>
+              <w:rPr>
+                <w:b/>
+                <w:bCs/>
+              </w:rPr>
+              <w:t>)</w:t>
+            </w:r>
+            <w:r>
+              <w:t>: 5를 의미합니다. (최대 3개까지 사용)</w:t>
+            </w:r>
+          </w:p>
+          <w:p>
+            <w:pPr>
+              <w:pStyle w:val="FirstParagraph"/>
+            </w:pPr>
+            <w:r>
+              <w:rPr>
+                <w:b/>
+                <w:bCs/>
+              </w:rPr>
+              <w:t>2. 주어진 기호 해독하기</w:t>
+            </w:r>
+            <w:r>
+              <w:t xml:space="preserve"> 문제에서 제시된 두 자리 수는 각각 다음 숫자들을 나타냅니다.</w:t>
+            </w:r>
+          </w:p>
+          <w:p>
+            <w:pPr>
+              <w:numPr>
+                <w:ilvl w:val="0"/>
+                <w:numId w:val="35"/>
+              </w:numPr>
+              <w:spacing w:after="200" w:line="240" w:lineRule="auto"/>
+            </w:pPr>
+            <w:r>
+              <w:rPr>
+                <w:b/>
+                <w:bCs/>
+              </w:rPr>
+              <w:t>왼쪽</w:t>
+            </w:r>
+            <w:r>
+              <w:rPr>
+                <w:b/>
+                <w:bCs/>
+              </w:rPr>
+              <w:t xml:space="preserve"> </w:t>
+            </w:r>
+            <w:r>
+              <w:rPr>
+                <w:b/>
+                <w:bCs/>
+              </w:rPr>
+              <w:t>자리</w:t>
+            </w:r>
+            <w:r>
+              <w:rPr>
+                <w:b/>
+                <w:bCs/>
+              </w:rPr>
+              <w:t>(</w:t>
+            </w:r>
+            <w:r>
+              <w:rPr>
+                <w:b/>
+                <w:bCs/>
+              </w:rPr>
+              <w:t>높은</w:t>
+            </w:r>
+            <w:r>
+              <w:rPr>
+                <w:b/>
+                <w:bCs/>
+              </w:rPr>
+              <w:t xml:space="preserve"> </w:t>
+            </w:r>
+            <w:r>
+              <w:rPr>
+                <w:b/>
+                <w:bCs/>
+              </w:rPr>
+              <w:t>자리</w:t>
+            </w:r>
+            <w:r>
+              <w:rPr>
+                <w:b/>
+                <w:bCs/>
+              </w:rPr>
+              <w:t>):</w:t>
+            </w:r>
+            <w:r>
+              <w:t xml:space="preserve"> </w:t>
+            </w:r>
+            <w:r>
+              <w:t>점</w:t>
+            </w:r>
+            <w:r>
+              <w:t xml:space="preserve"> 1</w:t>
+            </w:r>
+            <w:r>
+              <w:t>개와</w:t>
+            </w:r>
+            <w:r>
+              <w:t xml:space="preserve"> </w:t>
+            </w:r>
+            <w:r>
+              <w:t>가로</w:t>
+            </w:r>
+            <w:r>
+              <w:t xml:space="preserve"> </w:t>
+            </w:r>
+            <w:r>
+              <w:t>막대</w:t>
+            </w:r>
+            <w:r>
+              <w:t xml:space="preserve"> 3</w:t>
+            </w:r>
+            <w:r>
+              <w:t>개로</w:t>
+            </w:r>
+            <w:r>
+              <w:t xml:space="preserve"> </w:t>
+            </w:r>
+            <w:r>
+              <w:t>이루어져</w:t>
+            </w:r>
+            <w:r>
+              <w:t xml:space="preserve"> </w:t>
+            </w:r>
+            <w:r>
+              <w:t>있습니다</w:t>
+            </w:r>
+            <w:r>
+              <w:t>.</w:t>
+            </w:r>
+          </w:p>
+          <w:p>
+            <w:pPr>
+              <w:numPr>
+                <w:ilvl w:val="0"/>
+                <w:numId w:val="35"/>
+              </w:numPr>
+              <w:spacing w:after="200" w:line="240" w:lineRule="auto"/>
+            </w:pPr>
+            <m:oMath>
+              <m:r>
+                <w:rPr>
+                  <w:rFonts w:ascii="Cambria Math" w:hAnsi="Cambria Math"/>
+                </w:rPr>
+                <m:t>1</m:t>
+              </m:r>
+              <m:r>
+                <m:rPr>
+                  <m:sty m:val="p"/>
+                </m:rPr>
+                <w:rPr>
+                  <w:rFonts w:ascii="Cambria Math" w:hAnsi="Cambria Math"/>
+                </w:rPr>
+                <m:t>+(</m:t>
+              </m:r>
+              <m:r>
+                <w:rPr>
+                  <w:rFonts w:ascii="Cambria Math" w:hAnsi="Cambria Math"/>
+                </w:rPr>
+                <m:t>5</m:t>
+              </m:r>
+              <m:r>
+                <m:rPr>
+                  <m:sty m:val="p"/>
+                </m:rPr>
+                <w:rPr>
+                  <w:rFonts w:ascii="Cambria Math" w:hAnsi="Cambria Math"/>
+                </w:rPr>
+                <m:t>×</m:t>
+              </m:r>
+              <m:r>
+                <w:rPr>
+                  <w:rFonts w:ascii="Cambria Math" w:hAnsi="Cambria Math"/>
+                </w:rPr>
+                <m:t>3</m:t>
+              </m:r>
+              <m:r>
+                <m:rPr>
+                  <m:sty m:val="p"/>
+                </m:rPr>
+                <w:rPr>
+                  <w:rFonts w:ascii="Cambria Math" w:hAnsi="Cambria Math"/>
+                </w:rPr>
+                <m:t>)=</m:t>
+              </m:r>
+              <m:r>
+                <w:rPr>
+                  <w:rFonts w:ascii="Cambria Math" w:hAnsi="Cambria Math"/>
+                </w:rPr>
+                <m:t>16</m:t>
+              </m:r>
+            </m:oMath>
+          </w:p>
+          <w:p>
+            <w:pPr>
+              <w:numPr>
+                <w:ilvl w:val="0"/>
+                <w:numId w:val="35"/>
+              </w:numPr>
+              <w:spacing w:after="200" w:line="240" w:lineRule="auto"/>
+            </w:pPr>
+            <w:proofErr w:type="gramStart"/>
+            <w:r>
+              <w:t>표에서</w:t>
+            </w:r>
+            <w:r>
+              <w:t xml:space="preserve"> ’16’</w:t>
+            </w:r>
+            <w:r>
+              <w:t>의</w:t>
+            </w:r>
+            <w:proofErr w:type="gramEnd"/>
+            <w:r>
+              <w:t xml:space="preserve"> </w:t>
+            </w:r>
+            <w:r>
+              <w:t>기호와</w:t>
+            </w:r>
+            <w:r>
+              <w:t xml:space="preserve"> </w:t>
+            </w:r>
+            <w:r>
+              <w:t>정확히</w:t>
+            </w:r>
+            <w:r>
+              <w:t xml:space="preserve"> </w:t>
+            </w:r>
+            <w:r>
+              <w:t>일치합니다</w:t>
+            </w:r>
+            <w:r>
+              <w:t>.</w:t>
+            </w:r>
+          </w:p>
+          <w:p>
+            <w:pPr>
+              <w:numPr>
+                <w:ilvl w:val="0"/>
+                <w:numId w:val="35"/>
+              </w:numPr>
+              <w:spacing w:after="200" w:line="240" w:lineRule="auto"/>
+            </w:pPr>
+            <w:r>
+              <w:rPr>
+                <w:b/>
+                <w:bCs/>
+              </w:rPr>
+              <w:t>오른쪽</w:t>
+            </w:r>
+            <w:r>
+              <w:rPr>
+                <w:b/>
+                <w:bCs/>
+              </w:rPr>
+              <w:t xml:space="preserve"> </w:t>
+            </w:r>
+            <w:r>
+              <w:rPr>
+                <w:b/>
+                <w:bCs/>
+              </w:rPr>
+              <w:t>자리</w:t>
+            </w:r>
+            <w:r>
+              <w:rPr>
+                <w:b/>
+                <w:bCs/>
+              </w:rPr>
+              <w:t>(</w:t>
+            </w:r>
+            <w:r>
+              <w:rPr>
+                <w:b/>
+                <w:bCs/>
+              </w:rPr>
+              <w:t>낮은</w:t>
+            </w:r>
+            <w:r>
+              <w:rPr>
+                <w:b/>
+                <w:bCs/>
+              </w:rPr>
+              <w:t xml:space="preserve"> </w:t>
+            </w:r>
+            <w:r>
+              <w:rPr>
+                <w:b/>
+                <w:bCs/>
+              </w:rPr>
+              <w:t>자리</w:t>
+            </w:r>
+            <w:r>
+              <w:rPr>
+                <w:b/>
+                <w:bCs/>
+              </w:rPr>
+              <w:t>):</w:t>
+            </w:r>
+            <w:r>
+              <w:t xml:space="preserve"> </w:t>
+            </w:r>
+            <w:r>
+              <w:t>점</w:t>
+            </w:r>
+            <w:r>
+              <w:t xml:space="preserve"> 3</w:t>
+            </w:r>
+            <w:r>
+              <w:t>개와</w:t>
+            </w:r>
+            <w:r>
+              <w:t xml:space="preserve"> </w:t>
+            </w:r>
+            <w:r>
+              <w:t>가로</w:t>
+            </w:r>
+            <w:r>
+              <w:t xml:space="preserve"> </w:t>
+            </w:r>
+            <w:r>
+              <w:t>막대</w:t>
+            </w:r>
+            <w:r>
+              <w:t xml:space="preserve"> 2</w:t>
+            </w:r>
+            <w:r>
+              <w:t>개로</w:t>
+            </w:r>
+            <w:r>
+              <w:t xml:space="preserve"> </w:t>
+            </w:r>
+            <w:r>
+              <w:t>이루어져</w:t>
+            </w:r>
+            <w:r>
+              <w:t xml:space="preserve"> </w:t>
+            </w:r>
+            <w:r>
+              <w:t>있습니다</w:t>
+            </w:r>
+            <w:r>
+              <w:t>.</w:t>
+            </w:r>
+          </w:p>
+          <w:p>
+            <w:pPr>
+              <w:numPr>
+                <w:ilvl w:val="0"/>
+                <w:numId w:val="35"/>
+              </w:numPr>
+              <w:spacing w:after="200" w:line="240" w:lineRule="auto"/>
+            </w:pPr>
+            <m:oMath>
+              <m:r>
+                <w:rPr>
+                  <w:rFonts w:ascii="Cambria Math" w:hAnsi="Cambria Math"/>
+                </w:rPr>
+                <w:lastRenderedPageBreak/>
+                <m:t>3</m:t>
+              </m:r>
+              <m:r>
+                <m:rPr>
+                  <m:sty m:val="p"/>
+                </m:rPr>
+                <w:rPr>
+                  <w:rFonts w:ascii="Cambria Math" w:hAnsi="Cambria Math"/>
+                </w:rPr>
+                <m:t>+(</m:t>
+              </m:r>
+              <m:r>
+                <w:rPr>
+                  <w:rFonts w:ascii="Cambria Math" w:hAnsi="Cambria Math"/>
+                </w:rPr>
+                <m:t>5</m:t>
+              </m:r>
+              <m:r>
+                <m:rPr>
+                  <m:sty m:val="p"/>
+                </m:rPr>
+                <w:rPr>
+                  <w:rFonts w:ascii="Cambria Math" w:hAnsi="Cambria Math"/>
+                </w:rPr>
+                <m:t>×</m:t>
+              </m:r>
+              <m:r>
+                <w:rPr>
+                  <w:rFonts w:ascii="Cambria Math" w:hAnsi="Cambria Math"/>
+                </w:rPr>
+                <m:t>2</m:t>
+              </m:r>
+              <m:r>
+                <m:rPr>
+                  <m:sty m:val="p"/>
+                </m:rPr>
+                <w:rPr>
+                  <w:rFonts w:ascii="Cambria Math" w:hAnsi="Cambria Math"/>
+                </w:rPr>
+                <m:t>)=</m:t>
+              </m:r>
+              <m:r>
+                <w:rPr>
+                  <w:rFonts w:ascii="Cambria Math" w:hAnsi="Cambria Math"/>
+                </w:rPr>
+                <m:t>13</m:t>
+              </m:r>
+            </m:oMath>
+          </w:p>
+          <w:p>
+            <w:pPr>
+              <w:numPr>
+                <w:ilvl w:val="0"/>
+                <w:numId w:val="35"/>
+              </w:numPr>
+              <w:spacing w:after="200" w:line="240" w:lineRule="auto"/>
+            </w:pPr>
+            <w:proofErr w:type="gramStart"/>
+            <w:r>
+              <w:t>표에서</w:t>
+            </w:r>
+            <w:r>
+              <w:t xml:space="preserve"> ’13’</w:t>
+            </w:r>
+            <w:r>
+              <w:t>의</w:t>
+            </w:r>
+            <w:proofErr w:type="gramEnd"/>
+            <w:r>
+              <w:t xml:space="preserve"> </w:t>
+            </w:r>
+            <w:r>
+              <w:t>기호와</w:t>
+            </w:r>
+            <w:r>
+              <w:t xml:space="preserve"> </w:t>
+            </w:r>
+            <w:r>
+              <w:t>정확히</w:t>
+            </w:r>
+            <w:r>
+              <w:t xml:space="preserve"> </w:t>
+            </w:r>
+            <w:r>
+              <w:t>일치합니다</w:t>
+            </w:r>
+            <w:r>
+              <w:t>.</w:t>
+            </w:r>
+          </w:p>
+          <w:p>
+            <w:pPr>
+              <w:pStyle w:val="FirstParagraph"/>
+            </w:pPr>
+            <w:r>
+              <w:t xml:space="preserve">결론적으로, 이 마야 숫자는 20진법으로 표기된 </w:t>
+            </w:r>
+            <w:r>
+              <w:rPr>
+                <w:b/>
+                <w:bCs/>
+              </w:rPr>
+              <w:t>“16, 13”</w:t>
+            </w:r>
+            <w:r>
+              <w:t xml:space="preserve"> 이라는 두 자리 수입니다.</w:t>
+            </w:r>
+          </w:p>
+          <w:p>
+            <w:pPr>
+              <w:pStyle w:val="ad"/>
+            </w:pPr>
+            <w:r>
+              <w:rPr>
+                <w:b/>
+                <w:bCs/>
+              </w:rPr>
+              <w:t>3. 20진법을 10진법으로 변환하기</w:t>
+            </w:r>
+            <w:r>
+              <w:t xml:space="preserve"> 우리가 흔히 쓰는 10진법은 각 자릿수가 </w:t>
+            </w:r>
+            <m:oMath>
+              <m:sSup>
+                <m:sSupPr>
+                  <m:ctrlPr>
+                    <w:rPr>
+                      <w:rFonts w:ascii="Cambria Math" w:hAnsi="Cambria Math"/>
+                    </w:rPr>
+                  </m:ctrlPr>
+                </m:sSupPr>
+                <m:e>
+                  <m:r>
+                    <w:rPr>
+                      <w:rFonts w:ascii="Cambria Math" w:hAnsi="Cambria Math"/>
+                    </w:rPr>
+                    <m:t>10</m:t>
+                  </m:r>
+                </m:e>
+                <m:sup>
+                  <m:r>
+                    <w:rPr>
+                      <w:rFonts w:ascii="Cambria Math" w:hAnsi="Cambria Math"/>
+                    </w:rPr>
+                    <m:t>0</m:t>
+                  </m:r>
+                </m:sup>
+              </m:sSup>
+              <m:r>
+                <m:rPr>
+                  <m:sty m:val="p"/>
+                </m:rPr>
+                <w:rPr>
+                  <w:rFonts w:ascii="Cambria Math" w:hAnsi="Cambria Math"/>
+                </w:rPr>
+                <m:t>(</m:t>
+              </m:r>
+              <m:r>
+                <w:rPr>
+                  <w:rFonts w:ascii="Cambria Math" w:hAnsi="Cambria Math"/>
+                </w:rPr>
+                <m:t>1</m:t>
+              </m:r>
+              <m:r>
+                <m:rPr>
+                  <m:sty m:val="p"/>
+                </m:rPr>
+                <w:rPr>
+                  <w:rFonts w:ascii="Cambria Math" w:hAnsi="Cambria Math"/>
+                </w:rPr>
+                <m:t>),</m:t>
+              </m:r>
+              <m:sSup>
+                <m:sSupPr>
+                  <m:ctrlPr>
+                    <w:rPr>
+                      <w:rFonts w:ascii="Cambria Math" w:hAnsi="Cambria Math"/>
+                    </w:rPr>
+                  </m:ctrlPr>
+                </m:sSupPr>
+                <m:e>
+                  <m:r>
+                    <w:rPr>
+                      <w:rFonts w:ascii="Cambria Math" w:hAnsi="Cambria Math"/>
+                    </w:rPr>
+                    <m:t>10</m:t>
+                  </m:r>
+                </m:e>
+                <m:sup>
+                  <m:r>
+                    <w:rPr>
+                      <w:rFonts w:ascii="Cambria Math" w:hAnsi="Cambria Math"/>
+                    </w:rPr>
+                    <m:t>1</m:t>
+                  </m:r>
+                </m:sup>
+              </m:sSup>
+              <m:r>
+                <m:rPr>
+                  <m:sty m:val="p"/>
+                </m:rPr>
+                <w:rPr>
+                  <w:rFonts w:ascii="Cambria Math" w:hAnsi="Cambria Math"/>
+                </w:rPr>
+                <m:t>(</m:t>
+              </m:r>
+              <m:r>
+                <w:rPr>
+                  <w:rFonts w:ascii="Cambria Math" w:hAnsi="Cambria Math"/>
+                </w:rPr>
+                <m:t>10</m:t>
+              </m:r>
+              <m:r>
+                <m:rPr>
+                  <m:sty m:val="p"/>
+                </m:rPr>
+                <w:rPr>
+                  <w:rFonts w:ascii="Cambria Math" w:hAnsi="Cambria Math"/>
+                </w:rPr>
+                <m:t>),</m:t>
+              </m:r>
+              <m:sSup>
+                <m:sSupPr>
+                  <m:ctrlPr>
+                    <w:rPr>
+                      <w:rFonts w:ascii="Cambria Math" w:hAnsi="Cambria Math"/>
+                    </w:rPr>
+                  </m:ctrlPr>
+                </m:sSupPr>
+                <m:e>
+                  <m:r>
+                    <w:rPr>
+                      <w:rFonts w:ascii="Cambria Math" w:hAnsi="Cambria Math"/>
+                    </w:rPr>
+                    <m:t>10</m:t>
+                  </m:r>
+                </m:e>
+                <m:sup>
+                  <m:r>
+                    <w:rPr>
+                      <w:rFonts w:ascii="Cambria Math" w:hAnsi="Cambria Math"/>
+                    </w:rPr>
+                    <m:t>2</m:t>
+                  </m:r>
+                </m:sup>
+              </m:sSup>
+              <m:r>
+                <m:rPr>
+                  <m:sty m:val="p"/>
+                </m:rPr>
+                <w:rPr>
+                  <w:rFonts w:ascii="Cambria Math" w:hAnsi="Cambria Math"/>
+                </w:rPr>
+                <m:t>(</m:t>
+              </m:r>
+              <m:r>
+                <w:rPr>
+                  <w:rFonts w:ascii="Cambria Math" w:hAnsi="Cambria Math"/>
+                </w:rPr>
+                <m:t>100</m:t>
+              </m:r>
+              <m:r>
+                <m:rPr>
+                  <m:sty m:val="p"/>
+                </m:rPr>
+                <w:rPr>
+                  <w:rFonts w:ascii="Cambria Math" w:hAnsi="Cambria Math"/>
+                </w:rPr>
+                <m:t>)</m:t>
+              </m:r>
+            </m:oMath>
+            <w:r>
+              <w:t xml:space="preserve">의 자리를 가집니다. 마찬가지로 20진법은 각 자릿수가 오른쪽부터 </w:t>
+            </w:r>
+            <m:oMath>
+              <m:sSup>
+                <m:sSupPr>
+                  <m:ctrlPr>
+                    <w:rPr>
+                      <w:rFonts w:ascii="Cambria Math" w:hAnsi="Cambria Math"/>
+                    </w:rPr>
+                  </m:ctrlPr>
+                </m:sSupPr>
+                <m:e>
+                  <m:r>
+                    <w:rPr>
+                      <w:rFonts w:ascii="Cambria Math" w:hAnsi="Cambria Math"/>
+                    </w:rPr>
+                    <m:t>20</m:t>
+                  </m:r>
+                </m:e>
+                <m:sup>
+                  <m:r>
+                    <w:rPr>
+                      <w:rFonts w:ascii="Cambria Math" w:hAnsi="Cambria Math"/>
+                    </w:rPr>
+                    <m:t>0</m:t>
+                  </m:r>
+                </m:sup>
+              </m:sSup>
+              <m:r>
+                <m:rPr>
+                  <m:sty m:val="p"/>
+                </m:rPr>
+                <w:rPr>
+                  <w:rFonts w:ascii="Cambria Math" w:hAnsi="Cambria Math"/>
+                </w:rPr>
+                <m:t>(</m:t>
+              </m:r>
+              <m:r>
+                <w:rPr>
+                  <w:rFonts w:ascii="Cambria Math" w:hAnsi="Cambria Math"/>
+                </w:rPr>
+                <m:t>1</m:t>
+              </m:r>
+              <m:r>
+                <m:rPr>
+                  <m:sty m:val="p"/>
+                </m:rPr>
+                <w:rPr>
+                  <w:rFonts w:ascii="Cambria Math" w:hAnsi="Cambria Math"/>
+                </w:rPr>
+                <m:t>),</m:t>
+              </m:r>
+              <m:sSup>
+                <m:sSupPr>
+                  <m:ctrlPr>
+                    <w:rPr>
+                      <w:rFonts w:ascii="Cambria Math" w:hAnsi="Cambria Math"/>
+                    </w:rPr>
+                  </m:ctrlPr>
+                </m:sSupPr>
+                <m:e>
+                  <m:r>
+                    <w:rPr>
+                      <w:rFonts w:ascii="Cambria Math" w:hAnsi="Cambria Math"/>
+                    </w:rPr>
+                    <m:t>20</m:t>
+                  </m:r>
+                </m:e>
+                <m:sup>
+                  <m:r>
+                    <w:rPr>
+                      <w:rFonts w:ascii="Cambria Math" w:hAnsi="Cambria Math"/>
+                    </w:rPr>
+                    <m:t>1</m:t>
+                  </m:r>
+                </m:sup>
+              </m:sSup>
+              <m:r>
+                <m:rPr>
+                  <m:sty m:val="p"/>
+                </m:rPr>
+                <w:rPr>
+                  <w:rFonts w:ascii="Cambria Math" w:hAnsi="Cambria Math"/>
+                </w:rPr>
+                <m:t>(</m:t>
+              </m:r>
+              <m:r>
+                <w:rPr>
+                  <w:rFonts w:ascii="Cambria Math" w:hAnsi="Cambria Math"/>
+                </w:rPr>
+                <m:t>20</m:t>
+              </m:r>
+              <m:r>
+                <m:rPr>
+                  <m:sty m:val="p"/>
+                </m:rPr>
+                <w:rPr>
+                  <w:rFonts w:ascii="Cambria Math" w:hAnsi="Cambria Math"/>
+                </w:rPr>
+                <m:t>),</m:t>
+              </m:r>
+              <m:sSup>
+                <m:sSupPr>
+                  <m:ctrlPr>
+                    <w:rPr>
+                      <w:rFonts w:ascii="Cambria Math" w:hAnsi="Cambria Math"/>
+                    </w:rPr>
+                  </m:ctrlPr>
+                </m:sSupPr>
+                <m:e>
+                  <m:r>
+                    <w:rPr>
+                      <w:rFonts w:ascii="Cambria Math" w:hAnsi="Cambria Math"/>
+                    </w:rPr>
+                    <m:t>20</m:t>
+                  </m:r>
+                </m:e>
+                <m:sup>
+                  <m:r>
+                    <w:rPr>
+                      <w:rFonts w:ascii="Cambria Math" w:hAnsi="Cambria Math"/>
+                    </w:rPr>
+                    <m:t>2</m:t>
+                  </m:r>
+                </m:sup>
+              </m:sSup>
+              <m:r>
+                <m:rPr>
+                  <m:sty m:val="p"/>
+                </m:rPr>
+                <w:rPr>
+                  <w:rFonts w:ascii="Cambria Math" w:hAnsi="Cambria Math"/>
+                </w:rPr>
+                <m:t>(</m:t>
+              </m:r>
+              <m:r>
+                <w:rPr>
+                  <w:rFonts w:ascii="Cambria Math" w:hAnsi="Cambria Math"/>
+                </w:rPr>
+                <m:t>400</m:t>
+              </m:r>
+              <m:r>
+                <m:rPr>
+                  <m:sty m:val="p"/>
+                </m:rPr>
+                <w:rPr>
+                  <w:rFonts w:ascii="Cambria Math" w:hAnsi="Cambria Math"/>
+                </w:rPr>
+                <m:t>)</m:t>
+              </m:r>
+            </m:oMath>
+            <w:r>
+              <w:t>의 자리를 가집니다.</w:t>
+            </w:r>
+          </w:p>
+          <w:p>
+            <w:pPr>
+              <w:pStyle w:val="ad"/>
+            </w:pPr>
+            <w:r>
+              <w:t>문제의 수는 두 자리 수이므로 다음과 같이 계산할 수 있습니다.</w:t>
+            </w:r>
+          </w:p>
+          <w:p>
+            <w:pPr>
+              <w:pStyle w:val="Compact"/>
+              <w:numPr>
+                <w:ilvl w:val="0"/>
+                <w:numId w:val="35"/>
+              </w:numPr>
+            </w:pPr>
+            <w:r>
+              <w:t xml:space="preserve">오른쪽 자리(1의 자리) : </w:t>
+            </w:r>
+            <m:oMath>
+              <m:r>
+                <w:rPr>
+                  <w:rFonts w:ascii="Cambria Math" w:hAnsi="Cambria Math"/>
+                </w:rPr>
+                <m:t>13</m:t>
+              </m:r>
+              <m:r>
+                <m:rPr>
+                  <m:sty m:val="p"/>
+                </m:rPr>
+                <w:rPr>
+                  <w:rFonts w:ascii="Cambria Math" w:hAnsi="Cambria Math"/>
+                </w:rPr>
+                <m:t>×</m:t>
+              </m:r>
+              <m:sSup>
+                <m:sSupPr>
+                  <m:ctrlPr>
+                    <w:rPr>
+                      <w:rFonts w:ascii="Cambria Math" w:hAnsi="Cambria Math"/>
+                    </w:rPr>
+                  </m:ctrlPr>
+                </m:sSupPr>
+                <m:e>
+                  <m:r>
+                    <w:rPr>
+                      <w:rFonts w:ascii="Cambria Math" w:hAnsi="Cambria Math"/>
+                    </w:rPr>
+                    <m:t>20</m:t>
+                  </m:r>
+                </m:e>
+                <m:sup>
+                  <m:r>
+                    <w:rPr>
+                      <w:rFonts w:ascii="Cambria Math" w:hAnsi="Cambria Math"/>
+                    </w:rPr>
+                    <m:t>0</m:t>
+                  </m:r>
+                </m:sup>
+              </m:sSup>
+              <m:r>
+                <m:rPr>
+                  <m:sty m:val="p"/>
+                </m:rPr>
+                <w:rPr>
+                  <w:rFonts w:ascii="Cambria Math" w:hAnsi="Cambria Math"/>
+                </w:rPr>
+                <m:t>=</m:t>
+              </m:r>
+              <m:r>
+                <w:rPr>
+                  <w:rFonts w:ascii="Cambria Math" w:hAnsi="Cambria Math"/>
+                </w:rPr>
+                <m:t>13</m:t>
+              </m:r>
+              <m:r>
+                <m:rPr>
+                  <m:sty m:val="p"/>
+                </m:rPr>
+                <w:rPr>
+                  <w:rFonts w:ascii="Cambria Math" w:hAnsi="Cambria Math"/>
+                </w:rPr>
+                <m:t>×</m:t>
+              </m:r>
+              <m:r>
+                <w:rPr>
+                  <w:rFonts w:ascii="Cambria Math" w:hAnsi="Cambria Math"/>
+                </w:rPr>
+                <m:t>1</m:t>
+              </m:r>
+              <m:r>
+                <m:rPr>
+                  <m:sty m:val="p"/>
+                </m:rPr>
+                <w:rPr>
+                  <w:rFonts w:ascii="Cambria Math" w:hAnsi="Cambria Math"/>
+                </w:rPr>
+                <m:t>=</m:t>
+              </m:r>
+              <m:r>
+                <w:rPr>
+                  <w:rFonts w:ascii="Cambria Math" w:hAnsi="Cambria Math"/>
+                </w:rPr>
+                <m:t>13</m:t>
+              </m:r>
+            </m:oMath>
+          </w:p>
+          <w:p>
+            <w:pPr>
+              <w:pStyle w:val="Compact"/>
+              <w:numPr>
+                <w:ilvl w:val="0"/>
+                <w:numId w:val="35"/>
+              </w:numPr>
+            </w:pPr>
+            <w:r>
+              <w:t xml:space="preserve">왼쪽 자리(20의 자리) : </w:t>
+            </w:r>
+            <m:oMath>
+              <m:r>
+                <w:rPr>
+                  <w:rFonts w:ascii="Cambria Math" w:hAnsi="Cambria Math"/>
+                </w:rPr>
+                <m:t>16</m:t>
+              </m:r>
+              <m:r>
+                <m:rPr>
+                  <m:sty m:val="p"/>
+                </m:rPr>
+                <w:rPr>
+                  <w:rFonts w:ascii="Cambria Math" w:hAnsi="Cambria Math"/>
+                </w:rPr>
+                <m:t>×</m:t>
+              </m:r>
+              <m:sSup>
+                <m:sSupPr>
+                  <m:ctrlPr>
+                    <w:rPr>
+                      <w:rFonts w:ascii="Cambria Math" w:hAnsi="Cambria Math"/>
+                    </w:rPr>
+                  </m:ctrlPr>
+                </m:sSupPr>
+                <m:e>
+                  <m:r>
+                    <w:rPr>
+                      <w:rFonts w:ascii="Cambria Math" w:hAnsi="Cambria Math"/>
+                    </w:rPr>
+                    <m:t>20</m:t>
+                  </m:r>
+                </m:e>
+                <m:sup>
+                  <m:r>
+                    <w:rPr>
+                      <w:rFonts w:ascii="Cambria Math" w:hAnsi="Cambria Math"/>
+                    </w:rPr>
+                    <m:t>1</m:t>
+                  </m:r>
+                </m:sup>
+              </m:sSup>
+              <m:r>
+                <m:rPr>
+                  <m:sty m:val="p"/>
+                </m:rPr>
+                <w:rPr>
+                  <w:rFonts w:ascii="Cambria Math" w:hAnsi="Cambria Math"/>
+                </w:rPr>
+                <m:t>=</m:t>
+              </m:r>
+              <m:r>
+                <w:rPr>
+                  <w:rFonts w:ascii="Cambria Math" w:hAnsi="Cambria Math"/>
+                </w:rPr>
+                <m:t>16</m:t>
+              </m:r>
+              <m:r>
+                <m:rPr>
+                  <m:sty m:val="p"/>
+                </m:rPr>
+                <w:rPr>
+                  <w:rFonts w:ascii="Cambria Math" w:hAnsi="Cambria Math"/>
+                </w:rPr>
+                <m:t>×</m:t>
+              </m:r>
+              <m:r>
+                <w:rPr>
+                  <w:rFonts w:ascii="Cambria Math" w:hAnsi="Cambria Math"/>
+                </w:rPr>
+                <m:t>20</m:t>
+              </m:r>
+              <m:r>
+                <m:rPr>
+                  <m:sty m:val="p"/>
+                </m:rPr>
+                <w:rPr>
+                  <w:rFonts w:ascii="Cambria Math" w:hAnsi="Cambria Math"/>
+                </w:rPr>
+                <m:t>=</m:t>
+              </m:r>
+              <m:r>
+                <w:rPr>
+                  <w:rFonts w:ascii="Cambria Math" w:hAnsi="Cambria Math"/>
+                </w:rPr>
+                <m:t>320</m:t>
+              </m:r>
+            </m:oMath>
+          </w:p>
+          <w:p>
+            <w:pPr>
+              <w:pStyle w:val="FirstParagraph"/>
+            </w:pPr>
+            <w:r>
+              <w:t>이 두 값을 더하면 최종적인 10진수 값이 됩니다.</w:t>
+            </w:r>
+          </w:p>
+          <w:p>
+            <w:pPr>
+              <w:pStyle w:val="ad"/>
+            </w:pPr>
+            <m:oMathPara>
+              <m:oMathParaPr>
+                <m:jc m:val="center"/>
+              </m:oMathParaPr>
+              <m:oMath>
+                <m:r>
+                  <w:rPr>
+                    <w:rFonts w:ascii="Cambria Math" w:hAnsi="Cambria Math"/>
+                  </w:rPr>
+                  <m:t>320</m:t>
+                </m:r>
+                <m:r>
+                  <m:rPr>
+                    <m:sty m:val="p"/>
+                  </m:rPr>
+                  <w:rPr>
+                    <w:rFonts w:ascii="Cambria Math" w:hAnsi="Cambria Math"/>
+                  </w:rPr>
+                  <m:t>+</m:t>
+                </m:r>
+                <m:r>
+                  <w:rPr>
+                    <w:rFonts w:ascii="Cambria Math" w:hAnsi="Cambria Math"/>
+                  </w:rPr>
+                  <m:t>13</m:t>
+                </m:r>
+                <m:r>
+                  <m:rPr>
+                    <m:sty m:val="p"/>
+                  </m:rPr>
+                  <w:rPr>
+                    <w:rFonts w:ascii="Cambria Math" w:hAnsi="Cambria Math"/>
+                  </w:rPr>
+                  <m:t>=</m:t>
+                </m:r>
+                <m:r>
+                  <w:rPr>
+                    <w:rFonts w:ascii="Cambria Math" w:hAnsi="Cambria Math"/>
+                  </w:rPr>
+                  <m:t>333</m:t>
+                </m:r>
+              </m:oMath>
+            </m:oMathPara>
+          </w:p>
+          <w:p>
+            <w:pPr>
+              <w:rPr>
+                <w:rFonts w:hint="eastAsia"/>
+              </w:rPr>
+            </w:pPr>
+            <w:r>
+              <w:pict w14:anchorId="5EA12060">
+                <v:rect id="_x0000_i1055" style="width:0;height:1.5pt" o:hralign="center" o:hrstd="t" o:hr="t"/>
+              </w:pict>
+            </w:r>
+            <w:bookmarkStart w:id="3" w:name="정답"/>
+          </w:p>
+          <w:p>
+            <w:pPr>
+              <w:pStyle w:val="FirstParagraph"/>
+              <w:rPr>
+                <w:rFonts w:hint="eastAsia"/>
+              </w:rPr>
+            </w:pPr>
+            <w:r>
+              <w:t xml:space="preserve">따라서 10진수로 변환한 값은 333이 되며, 정답은 </w:t>
+            </w:r>
+            <w:r>
+              <w:rPr>
+                <w:b/>
+                <w:bCs/>
+              </w:rPr>
+              <w:t>④ 333</w:t>
+            </w:r>
+            <w:r>
+              <w:t xml:space="preserve"> 입니다.</w:t>
+            </w:r>
+            <w:bookmarkEnd w:id="3"/>
+          </w:p>
+        </w:tc>
+      </w:tr>
+    </w:tbl>
     <w:p>
       <w:pPr>
         <w:spacing w:line="259" w:lineRule="auto"/>
@@ -11634,14 +12721,6 @@
           <w:szCs w:val="24"/>
         </w:rPr>
       </w:pPr>
-      <w:r>
-        <w:rPr>
-          <w:rFonts w:ascii="Consolas" w:eastAsiaTheme="minorHAnsi" w:hAnsi="Consolas" w:cs="Consolas"/>
-          <w:sz w:val="24"/>
-          <w:szCs w:val="24"/>
-        </w:rPr>
-        <w:br w:type="page"/>
-      </w:r>
     </w:p>
     <w:p>
       <w:pPr>
@@ -11659,7 +12738,6 @@
           <w:sz w:val="28"/>
           <w:szCs w:val="24"/>
         </w:rPr>
-        <w:lastRenderedPageBreak/>
         <w:t>&lt;</w:t>
       </w:r>
       <w:r>
@@ -11898,7 +12976,6 @@
         </w:rPr>
         <w:t xml:space="preserve"> </w:t>
       </w:r>
-      <w:proofErr w:type="gramStart"/>
       <w:r>
         <w:rPr>
           <w:rFonts w:ascii="Consolas" w:eastAsiaTheme="minorHAnsi" w:hAnsi="Consolas" w:cs="Consolas" w:hint="eastAsia"/>
@@ -11923,7 +13000,6 @@
         </w:rPr>
         <w:t>합니다</w:t>
       </w:r>
-      <w:proofErr w:type="gramEnd"/>
       <w:r>
         <w:rPr>
           <w:rFonts w:ascii="Consolas" w:eastAsiaTheme="minorHAnsi" w:hAnsi="Consolas" w:cs="Consolas" w:hint="eastAsia"/>
@@ -12651,6 +13727,7 @@
           <w:sz w:val="24"/>
           <w:szCs w:val="24"/>
         </w:rPr>
+        <w:lastRenderedPageBreak/>
         <w:t xml:space="preserve">= 1024 * 1024 * 1024 </w:t>
       </w:r>
       <w:r>
@@ -16581,7 +17658,7 @@
                     </pic:cNvPicPr>
                   </pic:nvPicPr>
                   <pic:blipFill>
-                    <a:blip r:embed="rId11">
+                    <a:blip r:embed="rId10">
                       <a:extLst>
                         <a:ext uri="{28A0092B-C50C-407E-A947-70E740481C1C}">
                           <a14:useLocalDpi xmlns:a14="http://schemas.microsoft.com/office/drawing/2010/main" val="0"/>
@@ -16888,7 +17965,6 @@
         </w:rPr>
         <w:t>&lt;</w:t>
       </w:r>
-      <w:proofErr w:type="gramStart"/>
       <w:r>
         <w:rPr>
           <w:rFonts w:ascii="Consolas" w:eastAsiaTheme="minorHAnsi" w:hAnsi="Consolas" w:cs="Consolas" w:hint="eastAsia"/>
@@ -16911,16 +17987,7 @@
           <w:sz w:val="24"/>
           <w:szCs w:val="24"/>
         </w:rPr>
-        <w:t>/</w:t>
-      </w:r>
-      <w:proofErr w:type="gramEnd"/>
-      <w:r>
-        <w:rPr>
-          <w:rFonts w:ascii="Consolas" w:eastAsiaTheme="minorHAnsi" w:hAnsi="Consolas" w:cs="Consolas"/>
-          <w:sz w:val="24"/>
-          <w:szCs w:val="24"/>
-        </w:rPr>
-        <w:t xml:space="preserve"> </w:t>
+        <w:t xml:space="preserve">/ </w:t>
       </w:r>
       <w:r>
         <w:rPr>
@@ -17601,7 +18668,6 @@
         </w:rPr>
         <w:t>&lt;</w:t>
       </w:r>
-      <w:proofErr w:type="gramStart"/>
       <w:r>
         <w:rPr>
           <w:rFonts w:ascii="Consolas" w:eastAsiaTheme="minorHAnsi" w:hAnsi="Consolas" w:cs="Consolas" w:hint="eastAsia"/>
@@ -17616,16 +18682,7 @@
           <w:sz w:val="24"/>
           <w:szCs w:val="24"/>
         </w:rPr>
-        <w:t xml:space="preserve"> /</w:t>
-      </w:r>
-      <w:proofErr w:type="gramEnd"/>
-      <w:r>
-        <w:rPr>
-          <w:rFonts w:ascii="Consolas" w:eastAsiaTheme="minorHAnsi" w:hAnsi="Consolas" w:cs="Consolas" w:hint="eastAsia"/>
-          <w:sz w:val="24"/>
-          <w:szCs w:val="24"/>
-        </w:rPr>
-        <w:t xml:space="preserve"> </w:t>
+        <w:t xml:space="preserve"> / </w:t>
       </w:r>
       <w:r>
         <w:rPr>
@@ -18076,7 +19133,6 @@
         </w:rPr>
         <w:t xml:space="preserve"> </w:t>
       </w:r>
-      <w:proofErr w:type="spellStart"/>
       <w:r>
         <w:rPr>
           <w:rFonts w:ascii="Consolas" w:eastAsiaTheme="minorHAnsi" w:hAnsi="Consolas"/>
@@ -18085,7 +19141,6 @@
         </w:rPr>
         <w:t>칸씩</w:t>
       </w:r>
-      <w:proofErr w:type="spellEnd"/>
       <w:r>
         <w:rPr>
           <w:rFonts w:ascii="Consolas" w:eastAsiaTheme="minorHAnsi" w:hAnsi="Consolas"/>
@@ -19054,7 +20109,6 @@
         </w:rPr>
         <w:t>&lt;</w:t>
       </w:r>
-      <w:proofErr w:type="gramStart"/>
       <w:r>
         <w:rPr>
           <w:rFonts w:ascii="Consolas" w:eastAsiaTheme="minorHAnsi" w:hAnsi="Consolas" w:cs="Consolas" w:hint="eastAsia"/>
@@ -19077,16 +20131,7 @@
           <w:sz w:val="24"/>
           <w:szCs w:val="24"/>
         </w:rPr>
-        <w:t>/</w:t>
-      </w:r>
-      <w:proofErr w:type="gramEnd"/>
-      <w:r>
-        <w:rPr>
-          <w:rFonts w:ascii="Consolas" w:eastAsiaTheme="minorHAnsi" w:hAnsi="Consolas" w:cs="Consolas"/>
-          <w:sz w:val="24"/>
-          <w:szCs w:val="24"/>
-        </w:rPr>
-        <w:t xml:space="preserve"> </w:t>
+        <w:t xml:space="preserve">/ </w:t>
       </w:r>
       <w:r>
         <w:rPr>
@@ -20185,7 +21230,6 @@
         </w:rPr>
         <w:t>&lt;</w:t>
       </w:r>
-      <w:proofErr w:type="gramStart"/>
       <w:r>
         <w:rPr>
           <w:rFonts w:ascii="Consolas" w:eastAsiaTheme="minorHAnsi" w:hAnsi="Consolas" w:cs="Consolas" w:hint="eastAsia"/>
@@ -20208,16 +21252,7 @@
           <w:sz w:val="24"/>
           <w:szCs w:val="24"/>
         </w:rPr>
-        <w:t>/</w:t>
-      </w:r>
-      <w:proofErr w:type="gramEnd"/>
-      <w:r>
-        <w:rPr>
-          <w:rFonts w:ascii="Consolas" w:eastAsiaTheme="minorHAnsi" w:hAnsi="Consolas" w:cs="Consolas"/>
-          <w:sz w:val="24"/>
-          <w:szCs w:val="24"/>
-        </w:rPr>
-        <w:t xml:space="preserve"> DP&gt;</w:t>
+        <w:t>/ DP&gt;</w:t>
       </w:r>
       <w:r>
         <w:rPr>
@@ -20702,7 +21737,6 @@
         </w:rPr>
         <w:t xml:space="preserve"> </w:t>
       </w:r>
-      <w:proofErr w:type="spellStart"/>
       <w:r>
         <w:rPr>
           <w:rFonts w:ascii="Consolas" w:eastAsiaTheme="minorHAnsi" w:hAnsi="Consolas" w:cs="맑은 고딕"/>
@@ -20711,7 +21745,6 @@
         </w:rPr>
         <w:t>구하시오</w:t>
       </w:r>
-      <w:proofErr w:type="spellEnd"/>
       <w:r>
         <w:rPr>
           <w:rFonts w:ascii="Consolas" w:eastAsiaTheme="minorHAnsi" w:hAnsi="Consolas" w:cs="맑은 고딕"/>
@@ -21080,7 +22113,6 @@
         <w:lastRenderedPageBreak/>
         <w:t>&lt;</w:t>
       </w:r>
-      <w:proofErr w:type="gramStart"/>
       <w:r>
         <w:rPr>
           <w:rFonts w:ascii="Consolas" w:eastAsiaTheme="minorHAnsi" w:hAnsi="Consolas" w:cs="Consolas" w:hint="eastAsia"/>
@@ -21103,16 +22135,7 @@
           <w:sz w:val="24"/>
           <w:szCs w:val="24"/>
         </w:rPr>
-        <w:t>/</w:t>
-      </w:r>
-      <w:proofErr w:type="gramEnd"/>
-      <w:r>
-        <w:rPr>
-          <w:rFonts w:ascii="Consolas" w:eastAsiaTheme="minorHAnsi" w:hAnsi="Consolas" w:cs="Consolas"/>
-          <w:sz w:val="24"/>
-          <w:szCs w:val="24"/>
-        </w:rPr>
-        <w:t xml:space="preserve"> DP&gt;</w:t>
+        <w:t>/ DP&gt;</w:t>
       </w:r>
       <w:r>
         <w:rPr>
@@ -21840,7 +22863,7 @@
         <w:pStyle w:val="a7"/>
         <w:ind w:leftChars="182" w:left="400"/>
         <w:rPr>
-          <w:rFonts w:ascii="Consolas" w:eastAsiaTheme="minorHAnsi" w:hAnsi="Consolas" w:cs="Consolas" w:hint="eastAsia"/>
+          <w:rFonts w:ascii="Consolas" w:eastAsiaTheme="minorHAnsi" w:hAnsi="Consolas" w:cs="Consolas"/>
           <w:sz w:val="24"/>
           <w:szCs w:val="24"/>
         </w:rPr>
@@ -22139,7 +23162,7 @@
         <w:pStyle w:val="a7"/>
         <w:ind w:leftChars="182" w:left="400"/>
         <w:rPr>
-          <w:rFonts w:ascii="Consolas" w:eastAsiaTheme="minorHAnsi" w:hAnsi="Consolas" w:cs="Consolas" w:hint="eastAsia"/>
+          <w:rFonts w:ascii="Consolas" w:eastAsiaTheme="minorHAnsi" w:hAnsi="Consolas" w:cs="Consolas"/>
           <w:sz w:val="24"/>
           <w:szCs w:val="24"/>
         </w:rPr>
@@ -22609,7 +23632,7 @@
         <w:pStyle w:val="a7"/>
         <w:ind w:leftChars="0" w:left="400"/>
         <w:rPr>
-          <w:rFonts w:ascii="Consolas" w:eastAsiaTheme="minorHAnsi" w:hAnsi="Consolas" w:cs="Consolas" w:hint="eastAsia"/>
+          <w:rFonts w:ascii="Consolas" w:eastAsiaTheme="minorHAnsi" w:hAnsi="Consolas" w:cs="Consolas"/>
           <w:sz w:val="24"/>
           <w:szCs w:val="24"/>
         </w:rPr>
@@ -22893,7 +23916,6 @@
         </w:rPr>
         <w:t xml:space="preserve"> </w:t>
       </w:r>
-      <w:proofErr w:type="spellStart"/>
       <w:r>
         <w:rPr>
           <w:rFonts w:ascii="Consolas" w:eastAsiaTheme="minorHAnsi" w:hAnsi="Consolas" w:cs="맑은 고딕"/>
@@ -22902,7 +23924,6 @@
         </w:rPr>
         <w:t>구하시오</w:t>
       </w:r>
-      <w:proofErr w:type="spellEnd"/>
       <w:r>
         <w:rPr>
           <w:rFonts w:ascii="Consolas" w:eastAsiaTheme="minorHAnsi" w:hAnsi="Consolas" w:cs="맑은 고딕"/>
@@ -23151,18 +24172,7 @@
                 <w:sz w:val="24"/>
                 <w:szCs w:val="24"/>
               </w:rPr>
-              <w:t xml:space="preserve">③ </w:t>
-            </w:r>
-            <w:r>
-              <w:rPr>
-                <w:rFonts w:asciiTheme="minorHAnsi" w:eastAsiaTheme="minorHAnsi" w:hAnsiTheme="minorHAnsi" w:cs="Consolas"/>
-                <w:b/>
-                <w:bCs/>
-                <w:color w:val="FF0000"/>
-                <w:sz w:val="24"/>
-                <w:szCs w:val="24"/>
-              </w:rPr>
-              <w:t>184</w:t>
+              <w:t>③ 184</w:t>
             </w:r>
           </w:p>
         </w:tc>
@@ -23261,7 +24271,7 @@
     <w:p>
       <w:pPr>
         <w:rPr>
-          <w:rFonts w:ascii="Consolas" w:eastAsiaTheme="minorHAnsi" w:hAnsi="Consolas" w:cs="Consolas" w:hint="eastAsia"/>
+          <w:rFonts w:ascii="Consolas" w:eastAsiaTheme="minorHAnsi" w:hAnsi="Consolas" w:cs="Consolas"/>
           <w:sz w:val="24"/>
           <w:szCs w:val="24"/>
         </w:rPr>
@@ -23270,7 +24280,7 @@
     <w:p>
       <w:pPr>
         <w:rPr>
-          <w:rFonts w:ascii="Consolas" w:eastAsiaTheme="minorHAnsi" w:hAnsi="Consolas" w:cs="Consolas" w:hint="eastAsia"/>
+          <w:rFonts w:ascii="Consolas" w:eastAsiaTheme="minorHAnsi" w:hAnsi="Consolas" w:cs="Consolas"/>
           <w:sz w:val="24"/>
           <w:szCs w:val="24"/>
         </w:rPr>
@@ -23279,7 +24289,7 @@
     <w:p>
       <w:pPr>
         <w:rPr>
-          <w:rFonts w:ascii="Consolas" w:eastAsiaTheme="minorHAnsi" w:hAnsi="Consolas" w:cs="Consolas" w:hint="eastAsia"/>
+          <w:rFonts w:ascii="Consolas" w:eastAsiaTheme="minorHAnsi" w:hAnsi="Consolas" w:cs="Consolas"/>
           <w:sz w:val="24"/>
           <w:szCs w:val="24"/>
         </w:rPr>
@@ -23334,7 +24344,7 @@
               <w:adjustRightInd w:val="0"/>
               <w:spacing w:line="240" w:lineRule="auto"/>
               <w:rPr>
-                <w:rFonts w:ascii="NanumMyeongjo" w:eastAsia="NanumMyeongjo" w:hAnsiTheme="minorHAnsi" w:cs="NanumMyeongjo" w:hint="eastAsia"/>
+                <w:rFonts w:ascii="NanumMyeongjo" w:eastAsia="NanumMyeongjo" w:hAnsiTheme="minorHAnsi" w:cs="NanumMyeongjo"/>
                 <w:color w:val="000000"/>
                 <w:sz w:val="20"/>
                 <w:szCs w:val="20"/>
@@ -23633,7 +24643,7 @@
               <w:adjustRightInd w:val="0"/>
               <w:spacing w:line="240" w:lineRule="auto"/>
               <w:rPr>
-                <w:rFonts w:ascii="NanumMyeongjo" w:eastAsia="NanumMyeongjo" w:hAnsiTheme="minorHAnsi" w:cs="NanumMyeongjo" w:hint="eastAsia"/>
+                <w:rFonts w:ascii="NanumMyeongjo" w:eastAsia="NanumMyeongjo" w:hAnsiTheme="minorHAnsi" w:cs="NanumMyeongjo"/>
                 <w:color w:val="000000"/>
                 <w:sz w:val="20"/>
                 <w:szCs w:val="20"/>
@@ -23744,12 +24754,30 @@
               <w:adjustRightInd w:val="0"/>
               <w:spacing w:line="240" w:lineRule="auto"/>
               <w:rPr>
+                <w:rFonts w:ascii="NanumMyeongjo" w:eastAsia="NanumMyeongjo" w:hAnsiTheme="minorHAnsi" w:cs="NanumMyeongjo"/>
+                <w:color w:val="000000"/>
+                <w:sz w:val="20"/>
+                <w:szCs w:val="20"/>
+              </w:rPr>
+            </w:pPr>
+            <w:r>
+              <w:rPr>
                 <w:rFonts w:ascii="NanumMyeongjo" w:eastAsia="NanumMyeongjo" w:hAnsiTheme="minorHAnsi" w:cs="NanumMyeongjo" w:hint="eastAsia"/>
                 <w:color w:val="000000"/>
                 <w:sz w:val="20"/>
                 <w:szCs w:val="20"/>
               </w:rPr>
-            </w:pPr>
+              <w:t xml:space="preserve">2. </w:t>
+            </w:r>
+            <w:r>
+              <w:rPr>
+                <w:rFonts w:ascii="바탕" w:eastAsia="바탕" w:hAnsi="바탕" w:cs="바탕" w:hint="eastAsia"/>
+                <w:color w:val="000000"/>
+                <w:sz w:val="20"/>
+                <w:szCs w:val="20"/>
+              </w:rPr>
+              <w:t>올해</w:t>
+            </w:r>
             <w:r>
               <w:rPr>
                 <w:rFonts w:ascii="NanumMyeongjo" w:eastAsia="NanumMyeongjo" w:hAnsiTheme="minorHAnsi" w:cs="NanumMyeongjo" w:hint="eastAsia"/>
@@ -23757,7 +24785,7 @@
                 <w:sz w:val="20"/>
                 <w:szCs w:val="20"/>
               </w:rPr>
-              <w:t xml:space="preserve">2. </w:t>
+              <w:t xml:space="preserve"> </w:t>
             </w:r>
             <w:r>
               <w:rPr>
@@ -23766,7 +24794,7 @@
                 <w:sz w:val="20"/>
                 <w:szCs w:val="20"/>
               </w:rPr>
-              <w:t>올해</w:t>
+              <w:t>이후</w:t>
             </w:r>
             <w:r>
               <w:rPr>
@@ -23775,6 +24803,24 @@
                 <w:sz w:val="20"/>
                 <w:szCs w:val="20"/>
               </w:rPr>
+              <w:t xml:space="preserve"> “</w:t>
+            </w:r>
+            <w:r>
+              <w:rPr>
+                <w:rFonts w:ascii="바탕" w:eastAsia="바탕" w:hAnsi="바탕" w:cs="바탕" w:hint="eastAsia"/>
+                <w:color w:val="000000"/>
+                <w:sz w:val="20"/>
+                <w:szCs w:val="20"/>
+              </w:rPr>
+              <w:t>가장</w:t>
+            </w:r>
+            <w:r>
+              <w:rPr>
+                <w:rFonts w:ascii="NanumMyeongjo" w:eastAsia="NanumMyeongjo" w:hAnsiTheme="minorHAnsi" w:cs="NanumMyeongjo" w:hint="eastAsia"/>
+                <w:color w:val="000000"/>
+                <w:sz w:val="20"/>
+                <w:szCs w:val="20"/>
+              </w:rPr>
               <w:t xml:space="preserve"> </w:t>
             </w:r>
             <w:r>
@@ -23784,7 +24830,16 @@
                 <w:sz w:val="20"/>
                 <w:szCs w:val="20"/>
               </w:rPr>
-              <w:t>이후</w:t>
+              <w:t>가까운</w:t>
+            </w:r>
+            <w:r>
+              <w:rPr>
+                <w:rFonts w:ascii="NanumMyeongjo" w:eastAsia="NanumMyeongjo" w:hAnsi="NanumMyeongjo" w:cs="NanumMyeongjo" w:hint="eastAsia"/>
+                <w:color w:val="000000"/>
+                <w:sz w:val="20"/>
+                <w:szCs w:val="20"/>
+              </w:rPr>
+              <w:t>”</w:t>
             </w:r>
             <w:r>
               <w:rPr>
@@ -23793,7 +24848,7 @@
                 <w:sz w:val="20"/>
                 <w:szCs w:val="20"/>
               </w:rPr>
-              <w:t xml:space="preserve"> “</w:t>
+              <w:t xml:space="preserve"> </w:t>
             </w:r>
             <w:r>
               <w:rPr>
@@ -23802,7 +24857,7 @@
                 <w:sz w:val="20"/>
                 <w:szCs w:val="20"/>
               </w:rPr>
-              <w:t>가장</w:t>
+              <w:t>제곱수</w:t>
             </w:r>
             <w:r>
               <w:rPr>
@@ -23820,16 +24875,7 @@
                 <w:sz w:val="20"/>
                 <w:szCs w:val="20"/>
               </w:rPr>
-              <w:t>가까운</w:t>
-            </w:r>
-            <w:r>
-              <w:rPr>
-                <w:rFonts w:ascii="NanumMyeongjo" w:eastAsia="NanumMyeongjo" w:hAnsi="NanumMyeongjo" w:cs="NanumMyeongjo" w:hint="eastAsia"/>
-                <w:color w:val="000000"/>
-                <w:sz w:val="20"/>
-                <w:szCs w:val="20"/>
-              </w:rPr>
-              <w:t>”</w:t>
+              <w:t>연도는</w:t>
             </w:r>
             <w:r>
               <w:rPr>
@@ -23847,7 +24893,7 @@
                 <w:sz w:val="20"/>
                 <w:szCs w:val="20"/>
               </w:rPr>
-              <w:t>제곱수</w:t>
+              <w:t>다음</w:t>
             </w:r>
             <w:r>
               <w:rPr>
@@ -23865,7 +24911,7 @@
                 <w:sz w:val="20"/>
                 <w:szCs w:val="20"/>
               </w:rPr>
-              <w:t>연도는</w:t>
+              <w:t>제곱인</w:t>
             </w:r>
             <w:r>
               <w:rPr>
@@ -23874,7 +24920,7 @@
                 <w:sz w:val="20"/>
                 <w:szCs w:val="20"/>
               </w:rPr>
-              <w:t xml:space="preserve"> </w:t>
+              <w:t xml:space="preserve"> 46²</w:t>
             </w:r>
             <w:r>
               <w:rPr>
@@ -23883,55 +24929,8 @@
                 <w:sz w:val="20"/>
                 <w:szCs w:val="20"/>
               </w:rPr>
-              <w:t>다음</w:t>
-            </w:r>
-            <w:r>
-              <w:rPr>
-                <w:rFonts w:ascii="NanumMyeongjo" w:eastAsia="NanumMyeongjo" w:hAnsiTheme="minorHAnsi" w:cs="NanumMyeongjo" w:hint="eastAsia"/>
-                <w:color w:val="000000"/>
-                <w:sz w:val="20"/>
-                <w:szCs w:val="20"/>
-              </w:rPr>
-              <w:t xml:space="preserve"> </w:t>
-            </w:r>
-            <w:r>
-              <w:rPr>
-                <w:rFonts w:ascii="바탕" w:eastAsia="바탕" w:hAnsi="바탕" w:cs="바탕" w:hint="eastAsia"/>
-                <w:color w:val="000000"/>
-                <w:sz w:val="20"/>
-                <w:szCs w:val="20"/>
-              </w:rPr>
-              <w:t>제곱인</w:t>
-            </w:r>
-            <w:r>
-              <w:rPr>
-                <w:rFonts w:ascii="NanumMyeongjo" w:eastAsia="NanumMyeongjo" w:hAnsiTheme="minorHAnsi" w:cs="NanumMyeongjo" w:hint="eastAsia"/>
-                <w:color w:val="000000"/>
-                <w:sz w:val="20"/>
-                <w:szCs w:val="20"/>
-              </w:rPr>
-              <w:t xml:space="preserve"> 46</w:t>
-            </w:r>
-            <w:proofErr w:type="gramStart"/>
-            <w:r>
-              <w:rPr>
-                <w:rFonts w:ascii="NanumMyeongjo" w:eastAsia="NanumMyeongjo" w:hAnsiTheme="minorHAnsi" w:cs="NanumMyeongjo" w:hint="eastAsia"/>
-                <w:color w:val="000000"/>
-                <w:sz w:val="20"/>
-                <w:szCs w:val="20"/>
-              </w:rPr>
-              <w:t>²</w:t>
-            </w:r>
-            <w:r>
-              <w:rPr>
-                <w:rFonts w:ascii="바탕" w:eastAsia="바탕" w:hAnsi="바탕" w:cs="바탕" w:hint="eastAsia"/>
-                <w:color w:val="000000"/>
-                <w:sz w:val="20"/>
-                <w:szCs w:val="20"/>
-              </w:rPr>
               <w:t>입니다</w:t>
             </w:r>
-            <w:proofErr w:type="gramEnd"/>
             <w:r>
               <w:rPr>
                 <w:rFonts w:ascii="NanumMyeongjo" w:eastAsia="NanumMyeongjo" w:hAnsiTheme="minorHAnsi" w:cs="NanumMyeongjo" w:hint="eastAsia"/>
@@ -23993,7 +24992,7 @@
               <w:adjustRightInd w:val="0"/>
               <w:spacing w:line="240" w:lineRule="auto"/>
               <w:rPr>
-                <w:rFonts w:ascii="NanumMyeongjo" w:eastAsia="NanumMyeongjo" w:hAnsiTheme="minorHAnsi" w:cs="NanumMyeongjo" w:hint="eastAsia"/>
+                <w:rFonts w:ascii="NanumMyeongjo" w:eastAsia="NanumMyeongjo" w:hAnsiTheme="minorHAnsi" w:cs="NanumMyeongjo"/>
                 <w:color w:val="000000"/>
                 <w:sz w:val="20"/>
                 <w:szCs w:val="20"/>
@@ -24035,7 +25034,7 @@
               <w:adjustRightInd w:val="0"/>
               <w:spacing w:line="240" w:lineRule="auto"/>
               <w:rPr>
-                <w:rFonts w:ascii="NanumMyeongjo" w:eastAsia="NanumMyeongjo" w:hAnsiTheme="minorHAnsi" w:cs="NanumMyeongjo" w:hint="eastAsia"/>
+                <w:rFonts w:ascii="NanumMyeongjo" w:eastAsia="NanumMyeongjo" w:hAnsiTheme="minorHAnsi" w:cs="NanumMyeongjo"/>
                 <w:color w:val="000000"/>
                 <w:sz w:val="20"/>
                 <w:szCs w:val="20"/>
@@ -24182,12 +25181,30 @@
               <w:adjustRightInd w:val="0"/>
               <w:spacing w:line="240" w:lineRule="auto"/>
               <w:rPr>
+                <w:rFonts w:ascii="NanumMyeongjo" w:eastAsia="NanumMyeongjo" w:hAnsiTheme="minorHAnsi" w:cs="NanumMyeongjo"/>
+                <w:color w:val="000000"/>
+                <w:sz w:val="20"/>
+                <w:szCs w:val="20"/>
+              </w:rPr>
+            </w:pPr>
+            <w:r>
+              <w:rPr>
                 <w:rFonts w:ascii="NanumMyeongjo" w:eastAsia="NanumMyeongjo" w:hAnsiTheme="minorHAnsi" w:cs="NanumMyeongjo" w:hint="eastAsia"/>
                 <w:color w:val="000000"/>
                 <w:sz w:val="20"/>
                 <w:szCs w:val="20"/>
               </w:rPr>
-            </w:pPr>
+              <w:t>3. “</w:t>
+            </w:r>
+            <w:r>
+              <w:rPr>
+                <w:rFonts w:ascii="바탕" w:eastAsia="바탕" w:hAnsi="바탕" w:cs="바탕" w:hint="eastAsia"/>
+                <w:color w:val="000000"/>
+                <w:sz w:val="20"/>
+                <w:szCs w:val="20"/>
+              </w:rPr>
+              <w:t>두</w:t>
+            </w:r>
             <w:r>
               <w:rPr>
                 <w:rFonts w:ascii="NanumMyeongjo" w:eastAsia="NanumMyeongjo" w:hAnsiTheme="minorHAnsi" w:cs="NanumMyeongjo" w:hint="eastAsia"/>
@@ -24195,7 +25212,7 @@
                 <w:sz w:val="20"/>
                 <w:szCs w:val="20"/>
               </w:rPr>
-              <w:t>3. “</w:t>
+              <w:t xml:space="preserve"> </w:t>
             </w:r>
             <w:r>
               <w:rPr>
@@ -24204,7 +25221,7 @@
                 <w:sz w:val="20"/>
                 <w:szCs w:val="20"/>
               </w:rPr>
-              <w:t>두</w:t>
+              <w:t>번째로</w:t>
             </w:r>
             <w:r>
               <w:rPr>
@@ -24222,7 +25239,16 @@
                 <w:sz w:val="20"/>
                 <w:szCs w:val="20"/>
               </w:rPr>
-              <w:t>번째로</w:t>
+              <w:t>가까운</w:t>
+            </w:r>
+            <w:r>
+              <w:rPr>
+                <w:rFonts w:ascii="NanumMyeongjo" w:eastAsia="NanumMyeongjo" w:hAnsi="NanumMyeongjo" w:cs="NanumMyeongjo" w:hint="eastAsia"/>
+                <w:color w:val="000000"/>
+                <w:sz w:val="20"/>
+                <w:szCs w:val="20"/>
+              </w:rPr>
+              <w:t>”</w:t>
             </w:r>
             <w:r>
               <w:rPr>
@@ -24240,16 +25266,7 @@
                 <w:sz w:val="20"/>
                 <w:szCs w:val="20"/>
               </w:rPr>
-              <w:t>가까운</w:t>
-            </w:r>
-            <w:r>
-              <w:rPr>
-                <w:rFonts w:ascii="NanumMyeongjo" w:eastAsia="NanumMyeongjo" w:hAnsi="NanumMyeongjo" w:cs="NanumMyeongjo" w:hint="eastAsia"/>
-                <w:color w:val="000000"/>
-                <w:sz w:val="20"/>
-                <w:szCs w:val="20"/>
-              </w:rPr>
-              <w:t>”</w:t>
+              <w:t>제곱수</w:t>
             </w:r>
             <w:r>
               <w:rPr>
@@ -24267,7 +25284,7 @@
                 <w:sz w:val="20"/>
                 <w:szCs w:val="20"/>
               </w:rPr>
-              <w:t>제곱수</w:t>
+              <w:t>연도는</w:t>
             </w:r>
             <w:r>
               <w:rPr>
@@ -24285,7 +25302,7 @@
                 <w:sz w:val="20"/>
                 <w:szCs w:val="20"/>
               </w:rPr>
-              <w:t>연도는</w:t>
+              <w:t>그</w:t>
             </w:r>
             <w:r>
               <w:rPr>
@@ -24303,7 +25320,7 @@
                 <w:sz w:val="20"/>
                 <w:szCs w:val="20"/>
               </w:rPr>
-              <w:t>그</w:t>
+              <w:t>다음</w:t>
             </w:r>
             <w:r>
               <w:rPr>
@@ -24321,7 +25338,7 @@
                 <w:sz w:val="20"/>
                 <w:szCs w:val="20"/>
               </w:rPr>
-              <w:t>다음</w:t>
+              <w:t>제곱인</w:t>
             </w:r>
             <w:r>
               <w:rPr>
@@ -24330,7 +25347,7 @@
                 <w:sz w:val="20"/>
                 <w:szCs w:val="20"/>
               </w:rPr>
-              <w:t xml:space="preserve"> </w:t>
+              <w:t xml:space="preserve"> 47²</w:t>
             </w:r>
             <w:r>
               <w:rPr>
@@ -24339,37 +25356,8 @@
                 <w:sz w:val="20"/>
                 <w:szCs w:val="20"/>
               </w:rPr>
-              <w:t>제곱인</w:t>
-            </w:r>
-            <w:r>
-              <w:rPr>
-                <w:rFonts w:ascii="NanumMyeongjo" w:eastAsia="NanumMyeongjo" w:hAnsiTheme="minorHAnsi" w:cs="NanumMyeongjo" w:hint="eastAsia"/>
-                <w:color w:val="000000"/>
-                <w:sz w:val="20"/>
-                <w:szCs w:val="20"/>
-              </w:rPr>
-              <w:t xml:space="preserve"> 47</w:t>
-            </w:r>
-            <w:proofErr w:type="gramStart"/>
-            <w:r>
-              <w:rPr>
-                <w:rFonts w:ascii="NanumMyeongjo" w:eastAsia="NanumMyeongjo" w:hAnsiTheme="minorHAnsi" w:cs="NanumMyeongjo" w:hint="eastAsia"/>
-                <w:color w:val="000000"/>
-                <w:sz w:val="20"/>
-                <w:szCs w:val="20"/>
-              </w:rPr>
-              <w:t>²</w:t>
-            </w:r>
-            <w:r>
-              <w:rPr>
-                <w:rFonts w:ascii="바탕" w:eastAsia="바탕" w:hAnsi="바탕" w:cs="바탕" w:hint="eastAsia"/>
-                <w:color w:val="000000"/>
-                <w:sz w:val="20"/>
-                <w:szCs w:val="20"/>
-              </w:rPr>
               <w:t>입니다</w:t>
             </w:r>
-            <w:proofErr w:type="gramEnd"/>
             <w:r>
               <w:rPr>
                 <w:rFonts w:ascii="NanumMyeongjo" w:eastAsia="NanumMyeongjo" w:hAnsiTheme="minorHAnsi" w:cs="NanumMyeongjo" w:hint="eastAsia"/>
@@ -24445,7 +25433,7 @@
               <w:adjustRightInd w:val="0"/>
               <w:spacing w:line="240" w:lineRule="auto"/>
               <w:rPr>
-                <w:rFonts w:ascii="NanumMyeongjo" w:eastAsia="NanumMyeongjo" w:hAnsiTheme="minorHAnsi" w:cs="NanumMyeongjo" w:hint="eastAsia"/>
+                <w:rFonts w:ascii="NanumMyeongjo" w:eastAsia="NanumMyeongjo" w:hAnsiTheme="minorHAnsi" w:cs="NanumMyeongjo"/>
                 <w:color w:val="000000"/>
                 <w:sz w:val="20"/>
                 <w:szCs w:val="20"/>
@@ -24607,7 +25595,7 @@
               <w:adjustRightInd w:val="0"/>
               <w:spacing w:line="240" w:lineRule="auto"/>
               <w:rPr>
-                <w:rFonts w:ascii="NanumMyeongjo" w:eastAsia="NanumMyeongjo" w:hAnsiTheme="minorHAnsi" w:cs="NanumMyeongjo" w:hint="eastAsia"/>
+                <w:rFonts w:ascii="NanumMyeongjo" w:eastAsia="NanumMyeongjo" w:hAnsiTheme="minorHAnsi" w:cs="NanumMyeongjo"/>
                 <w:color w:val="000000"/>
                 <w:sz w:val="20"/>
                 <w:szCs w:val="20"/>
@@ -24784,7 +25772,7 @@
               <w:adjustRightInd w:val="0"/>
               <w:spacing w:line="240" w:lineRule="auto"/>
               <w:rPr>
-                <w:rFonts w:ascii="NanumMyeongjo" w:eastAsia="NanumMyeongjo" w:hAnsiTheme="minorHAnsi" w:cs="NanumMyeongjo" w:hint="eastAsia"/>
+                <w:rFonts w:ascii="NanumMyeongjo" w:eastAsia="NanumMyeongjo" w:hAnsiTheme="minorHAnsi" w:cs="NanumMyeongjo"/>
                 <w:color w:val="000000"/>
                 <w:sz w:val="20"/>
                 <w:szCs w:val="20"/>
@@ -24868,7 +25856,7 @@
               <w:adjustRightInd w:val="0"/>
               <w:spacing w:line="240" w:lineRule="auto"/>
               <w:rPr>
-                <w:rFonts w:ascii="NanumMyeongjo" w:eastAsia="NanumMyeongjo" w:hAnsiTheme="minorHAnsi" w:cs="NanumMyeongjo" w:hint="eastAsia"/>
+                <w:rFonts w:ascii="NanumMyeongjo" w:eastAsia="NanumMyeongjo" w:hAnsiTheme="minorHAnsi" w:cs="NanumMyeongjo"/>
                 <w:color w:val="000000"/>
                 <w:sz w:val="20"/>
                 <w:szCs w:val="20"/>
@@ -24928,7 +25916,7 @@
               <w:adjustRightInd w:val="0"/>
               <w:spacing w:line="240" w:lineRule="auto"/>
               <w:rPr>
-                <w:rFonts w:ascii="NanumMyeongjo" w:eastAsia="NanumMyeongjo" w:hAnsiTheme="minorHAnsi" w:cs="NanumMyeongjo" w:hint="eastAsia"/>
+                <w:rFonts w:ascii="NanumMyeongjo" w:eastAsia="NanumMyeongjo" w:hAnsiTheme="minorHAnsi" w:cs="NanumMyeongjo"/>
                 <w:color w:val="000000"/>
                 <w:sz w:val="20"/>
                 <w:szCs w:val="20"/>
@@ -24988,7 +25976,7 @@
               <w:adjustRightInd w:val="0"/>
               <w:spacing w:line="240" w:lineRule="auto"/>
               <w:rPr>
-                <w:rFonts w:ascii="NanumMyeongjo" w:eastAsia="NanumMyeongjo" w:hAnsiTheme="minorHAnsi" w:cs="NanumMyeongjo" w:hint="eastAsia"/>
+                <w:rFonts w:ascii="NanumMyeongjo" w:eastAsia="NanumMyeongjo" w:hAnsiTheme="minorHAnsi" w:cs="NanumMyeongjo"/>
                 <w:color w:val="000000"/>
                 <w:sz w:val="20"/>
                 <w:szCs w:val="20"/>
@@ -25072,7 +26060,7 @@
               <w:adjustRightInd w:val="0"/>
               <w:spacing w:line="240" w:lineRule="auto"/>
               <w:rPr>
-                <w:rFonts w:ascii="NanumMyeongjo" w:eastAsia="NanumMyeongjo" w:hAnsiTheme="minorHAnsi" w:cs="NanumMyeongjo" w:hint="eastAsia"/>
+                <w:rFonts w:ascii="NanumMyeongjo" w:eastAsia="NanumMyeongjo" w:hAnsiTheme="minorHAnsi" w:cs="NanumMyeongjo"/>
                 <w:color w:val="000000"/>
                 <w:sz w:val="20"/>
                 <w:szCs w:val="20"/>
@@ -25139,7 +26127,7 @@
     <w:p>
       <w:pPr>
         <w:rPr>
-          <w:rFonts w:ascii="Consolas" w:eastAsiaTheme="minorHAnsi" w:hAnsi="Consolas" w:cs="Consolas" w:hint="eastAsia"/>
+          <w:rFonts w:ascii="Consolas" w:eastAsiaTheme="minorHAnsi" w:hAnsi="Consolas" w:cs="Consolas"/>
           <w:sz w:val="24"/>
           <w:szCs w:val="24"/>
         </w:rPr>
@@ -25159,7 +26147,7 @@
           <w:szCs w:val="24"/>
         </w:rPr>
       </w:pPr>
-      <w:bookmarkStart w:id="2" w:name="_Hlk223020222"/>
+      <w:bookmarkStart w:id="4" w:name="_Hlk223020222"/>
       <w:r>
         <w:rPr>
           <w:rFonts w:ascii="Consolas" w:eastAsiaTheme="minorHAnsi" w:hAnsi="Consolas" w:cs="Consolas" w:hint="eastAsia"/>
@@ -26215,7 +27203,7 @@
         </w:rPr>
         <w:t>.</w:t>
       </w:r>
-      <w:bookmarkEnd w:id="2"/>
+      <w:bookmarkEnd w:id="4"/>
       <w:r>
         <w:rPr>
           <w:rFonts w:ascii="Consolas" w:eastAsiaTheme="minorHAnsi" w:hAnsi="Consolas" w:cs="Consolas"/>
@@ -26412,7 +27400,7 @@
     <w:p>
       <w:pPr>
         <w:rPr>
-          <w:rFonts w:ascii="Consolas" w:eastAsiaTheme="minorHAnsi" w:hAnsi="Consolas" w:cs="Consolas" w:hint="eastAsia"/>
+          <w:rFonts w:ascii="Consolas" w:eastAsiaTheme="minorHAnsi" w:hAnsi="Consolas" w:cs="Consolas"/>
           <w:sz w:val="24"/>
           <w:szCs w:val="24"/>
         </w:rPr>
@@ -26449,7 +27437,6 @@
                 <w:sz w:val="20"/>
                 <w:szCs w:val="24"/>
               </w:rPr>
-              <w:lastRenderedPageBreak/>
               <w:t>풀이과정</w:t>
             </w:r>
           </w:p>
@@ -26483,7 +27470,7 @@
               <w:adjustRightInd w:val="0"/>
               <w:spacing w:line="240" w:lineRule="auto"/>
               <w:rPr>
-                <w:rFonts w:ascii="NanumMyeongjo" w:eastAsia="NanumMyeongjo" w:hAnsiTheme="minorHAnsi" w:cs="NanumMyeongjo" w:hint="eastAsia"/>
+                <w:rFonts w:ascii="NanumMyeongjo" w:eastAsia="NanumMyeongjo" w:hAnsiTheme="minorHAnsi" w:cs="NanumMyeongjo"/>
                 <w:color w:val="000000"/>
                 <w:sz w:val="20"/>
                 <w:szCs w:val="20"/>
@@ -26713,7 +27700,7 @@
               <w:adjustRightInd w:val="0"/>
               <w:spacing w:line="240" w:lineRule="auto"/>
               <w:rPr>
-                <w:rFonts w:ascii="NanumMyeongjo" w:eastAsia="NanumMyeongjo" w:hAnsiTheme="minorHAnsi" w:cs="NanumMyeongjo" w:hint="eastAsia"/>
+                <w:rFonts w:ascii="NanumMyeongjo" w:eastAsia="NanumMyeongjo" w:hAnsiTheme="minorHAnsi" w:cs="NanumMyeongjo"/>
                 <w:color w:val="000000"/>
                 <w:sz w:val="20"/>
                 <w:szCs w:val="20"/>
@@ -26881,7 +27868,7 @@
               <w:adjustRightInd w:val="0"/>
               <w:spacing w:line="240" w:lineRule="auto"/>
               <w:rPr>
-                <w:rFonts w:ascii="NanumMyeongjo" w:eastAsia="NanumMyeongjo" w:hAnsiTheme="minorHAnsi" w:cs="NanumMyeongjo" w:hint="eastAsia"/>
+                <w:rFonts w:ascii="NanumMyeongjo" w:eastAsia="NanumMyeongjo" w:hAnsiTheme="minorHAnsi" w:cs="NanumMyeongjo"/>
                 <w:color w:val="000000"/>
                 <w:sz w:val="20"/>
                 <w:szCs w:val="20"/>
@@ -26968,7 +27955,7 @@
               <w:adjustRightInd w:val="0"/>
               <w:spacing w:line="240" w:lineRule="auto"/>
               <w:rPr>
-                <w:rFonts w:ascii="NanumMyeongjo" w:eastAsia="NanumMyeongjo" w:hAnsiTheme="minorHAnsi" w:cs="NanumMyeongjo" w:hint="eastAsia"/>
+                <w:rFonts w:ascii="NanumMyeongjo" w:eastAsia="NanumMyeongjo" w:hAnsiTheme="minorHAnsi" w:cs="NanumMyeongjo"/>
                 <w:color w:val="000000"/>
                 <w:sz w:val="20"/>
                 <w:szCs w:val="20"/>
@@ -27124,7 +28111,7 @@
               <w:adjustRightInd w:val="0"/>
               <w:spacing w:line="240" w:lineRule="auto"/>
               <w:rPr>
-                <w:rFonts w:ascii="NanumMyeongjo" w:eastAsia="NanumMyeongjo" w:hAnsiTheme="minorHAnsi" w:cs="NanumMyeongjo" w:hint="eastAsia"/>
+                <w:rFonts w:ascii="NanumMyeongjo" w:eastAsia="NanumMyeongjo" w:hAnsiTheme="minorHAnsi" w:cs="NanumMyeongjo"/>
                 <w:color w:val="000000"/>
                 <w:sz w:val="20"/>
                 <w:szCs w:val="20"/>
@@ -27426,7 +28413,7 @@
               <w:adjustRightInd w:val="0"/>
               <w:spacing w:line="240" w:lineRule="auto"/>
               <w:rPr>
-                <w:rFonts w:ascii="NanumMyeongjo" w:eastAsia="NanumMyeongjo" w:hAnsiTheme="minorHAnsi" w:cs="NanumMyeongjo" w:hint="eastAsia"/>
+                <w:rFonts w:ascii="NanumMyeongjo" w:eastAsia="NanumMyeongjo" w:hAnsiTheme="minorHAnsi" w:cs="NanumMyeongjo"/>
                 <w:color w:val="000000"/>
                 <w:sz w:val="20"/>
                 <w:szCs w:val="20"/>
@@ -27512,7 +28499,7 @@
               <w:adjustRightInd w:val="0"/>
               <w:spacing w:line="240" w:lineRule="auto"/>
               <w:rPr>
-                <w:rFonts w:ascii="NanumMyeongjo" w:eastAsia="NanumMyeongjo" w:hAnsiTheme="minorHAnsi" w:cs="NanumMyeongjo" w:hint="eastAsia"/>
+                <w:rFonts w:ascii="NanumMyeongjo" w:eastAsia="NanumMyeongjo" w:hAnsiTheme="minorHAnsi" w:cs="NanumMyeongjo"/>
                 <w:color w:val="000000"/>
                 <w:sz w:val="20"/>
                 <w:szCs w:val="20"/>
@@ -27590,7 +28577,7 @@
               <w:adjustRightInd w:val="0"/>
               <w:spacing w:line="240" w:lineRule="auto"/>
               <w:rPr>
-                <w:rFonts w:ascii="NanumMyeongjo" w:eastAsia="NanumMyeongjo" w:hAnsiTheme="minorHAnsi" w:cs="NanumMyeongjo" w:hint="eastAsia"/>
+                <w:rFonts w:ascii="NanumMyeongjo" w:eastAsia="NanumMyeongjo" w:hAnsiTheme="minorHAnsi" w:cs="NanumMyeongjo"/>
                 <w:color w:val="000000"/>
                 <w:sz w:val="20"/>
                 <w:szCs w:val="20"/>
@@ -27659,12 +28646,30 @@
               <w:adjustRightInd w:val="0"/>
               <w:spacing w:line="240" w:lineRule="auto"/>
               <w:rPr>
+                <w:rFonts w:ascii="NanumMyeongjo" w:eastAsia="NanumMyeongjo" w:hAnsiTheme="minorHAnsi" w:cs="NanumMyeongjo"/>
+                <w:color w:val="000000"/>
+                <w:sz w:val="20"/>
+                <w:szCs w:val="20"/>
+              </w:rPr>
+            </w:pPr>
+            <w:r>
+              <w:rPr>
                 <w:rFonts w:ascii="NanumMyeongjo" w:eastAsia="NanumMyeongjo" w:hAnsiTheme="minorHAnsi" w:cs="NanumMyeongjo" w:hint="eastAsia"/>
                 <w:color w:val="000000"/>
                 <w:sz w:val="20"/>
                 <w:szCs w:val="20"/>
               </w:rPr>
-            </w:pPr>
+              <w:t xml:space="preserve">   </w:t>
+            </w:r>
+            <w:r>
+              <w:rPr>
+                <w:rFonts w:ascii="바탕" w:eastAsia="바탕" w:hAnsi="바탕" w:cs="바탕" w:hint="eastAsia"/>
+                <w:color w:val="000000"/>
+                <w:sz w:val="20"/>
+                <w:szCs w:val="20"/>
+              </w:rPr>
+              <w:t>→</w:t>
+            </w:r>
             <w:r>
               <w:rPr>
                 <w:rFonts w:ascii="NanumMyeongjo" w:eastAsia="NanumMyeongjo" w:hAnsiTheme="minorHAnsi" w:cs="NanumMyeongjo" w:hint="eastAsia"/>
@@ -27672,7 +28677,7 @@
                 <w:sz w:val="20"/>
                 <w:szCs w:val="20"/>
               </w:rPr>
-              <w:t xml:space="preserve">   </w:t>
+              <w:t xml:space="preserve"> </w:t>
             </w:r>
             <w:r>
               <w:rPr>
@@ -27681,7 +28686,7 @@
                 <w:sz w:val="20"/>
                 <w:szCs w:val="20"/>
               </w:rPr>
-              <w:t>→</w:t>
+              <w:t>맨</w:t>
             </w:r>
             <w:r>
               <w:rPr>
@@ -27699,7 +28704,7 @@
                 <w:sz w:val="20"/>
                 <w:szCs w:val="20"/>
               </w:rPr>
-              <w:t>맨</w:t>
+              <w:t>뒤의</w:t>
             </w:r>
             <w:r>
               <w:rPr>
@@ -27708,6 +28713,24 @@
                 <w:sz w:val="20"/>
                 <w:szCs w:val="20"/>
               </w:rPr>
+              <w:t xml:space="preserve"> 1</w:t>
+            </w:r>
+            <w:r>
+              <w:rPr>
+                <w:rFonts w:ascii="바탕" w:eastAsia="바탕" w:hAnsi="바탕" w:cs="바탕" w:hint="eastAsia"/>
+                <w:color w:val="000000"/>
+                <w:sz w:val="20"/>
+                <w:szCs w:val="20"/>
+              </w:rPr>
+              <w:t>만</w:t>
+            </w:r>
+            <w:r>
+              <w:rPr>
+                <w:rFonts w:ascii="NanumMyeongjo" w:eastAsia="NanumMyeongjo" w:hAnsiTheme="minorHAnsi" w:cs="NanumMyeongjo" w:hint="eastAsia"/>
+                <w:color w:val="000000"/>
+                <w:sz w:val="20"/>
+                <w:szCs w:val="20"/>
+              </w:rPr>
               <w:t xml:space="preserve"> </w:t>
             </w:r>
             <w:r>
@@ -27717,7 +28740,7 @@
                 <w:sz w:val="20"/>
                 <w:szCs w:val="20"/>
               </w:rPr>
-              <w:t>뒤의</w:t>
+              <w:t>제거하면</w:t>
             </w:r>
             <w:r>
               <w:rPr>
@@ -27726,7 +28749,7 @@
                 <w:sz w:val="20"/>
                 <w:szCs w:val="20"/>
               </w:rPr>
-              <w:t xml:space="preserve"> 1</w:t>
+              <w:t xml:space="preserve"> </w:t>
             </w:r>
             <w:r>
               <w:rPr>
@@ -27735,7 +28758,7 @@
                 <w:sz w:val="20"/>
                 <w:szCs w:val="20"/>
               </w:rPr>
-              <w:t>만</w:t>
+              <w:t>이전</w:t>
             </w:r>
             <w:r>
               <w:rPr>
@@ -27753,7 +28776,7 @@
                 <w:sz w:val="20"/>
                 <w:szCs w:val="20"/>
               </w:rPr>
-              <w:t>제거하면</w:t>
+              <w:t>상태로</w:t>
             </w:r>
             <w:r>
               <w:rPr>
@@ -27771,46 +28794,8 @@
                 <w:sz w:val="20"/>
                 <w:szCs w:val="20"/>
               </w:rPr>
-              <w:t>이전</w:t>
-            </w:r>
-            <w:r>
-              <w:rPr>
-                <w:rFonts w:ascii="NanumMyeongjo" w:eastAsia="NanumMyeongjo" w:hAnsiTheme="minorHAnsi" w:cs="NanumMyeongjo" w:hint="eastAsia"/>
-                <w:color w:val="000000"/>
-                <w:sz w:val="20"/>
-                <w:szCs w:val="20"/>
-              </w:rPr>
-              <w:t xml:space="preserve"> </w:t>
-            </w:r>
-            <w:r>
-              <w:rPr>
-                <w:rFonts w:ascii="바탕" w:eastAsia="바탕" w:hAnsi="바탕" w:cs="바탕" w:hint="eastAsia"/>
-                <w:color w:val="000000"/>
-                <w:sz w:val="20"/>
-                <w:szCs w:val="20"/>
-              </w:rPr>
-              <w:t>상태로</w:t>
-            </w:r>
-            <w:r>
-              <w:rPr>
-                <w:rFonts w:ascii="NanumMyeongjo" w:eastAsia="NanumMyeongjo" w:hAnsiTheme="minorHAnsi" w:cs="NanumMyeongjo" w:hint="eastAsia"/>
-                <w:color w:val="000000"/>
-                <w:sz w:val="20"/>
-                <w:szCs w:val="20"/>
-              </w:rPr>
-              <w:t xml:space="preserve"> </w:t>
-            </w:r>
-            <w:proofErr w:type="spellStart"/>
-            <w:r>
-              <w:rPr>
-                <w:rFonts w:ascii="바탕" w:eastAsia="바탕" w:hAnsi="바탕" w:cs="바탕" w:hint="eastAsia"/>
-                <w:color w:val="000000"/>
-                <w:sz w:val="20"/>
-                <w:szCs w:val="20"/>
-              </w:rPr>
               <w:t>돌아감</w:t>
             </w:r>
-            <w:proofErr w:type="spellEnd"/>
           </w:p>
           <w:p>
             <w:pPr>
@@ -27835,7 +28820,7 @@
               <w:adjustRightInd w:val="0"/>
               <w:spacing w:line="240" w:lineRule="auto"/>
               <w:rPr>
-                <w:rFonts w:ascii="NanumMyeongjo" w:eastAsia="NanumMyeongjo" w:hAnsiTheme="minorHAnsi" w:cs="NanumMyeongjo" w:hint="eastAsia"/>
+                <w:rFonts w:ascii="NanumMyeongjo" w:eastAsia="NanumMyeongjo" w:hAnsiTheme="minorHAnsi" w:cs="NanumMyeongjo"/>
                 <w:color w:val="000000"/>
                 <w:sz w:val="20"/>
                 <w:szCs w:val="20"/>
@@ -27913,7 +28898,7 @@
               <w:adjustRightInd w:val="0"/>
               <w:spacing w:line="240" w:lineRule="auto"/>
               <w:rPr>
-                <w:rFonts w:ascii="NanumMyeongjo" w:eastAsia="NanumMyeongjo" w:hAnsiTheme="minorHAnsi" w:cs="NanumMyeongjo" w:hint="eastAsia"/>
+                <w:rFonts w:ascii="NanumMyeongjo" w:eastAsia="NanumMyeongjo" w:hAnsiTheme="minorHAnsi" w:cs="NanumMyeongjo"/>
                 <w:color w:val="000000"/>
                 <w:sz w:val="20"/>
                 <w:szCs w:val="20"/>
@@ -27982,7 +28967,7 @@
               <w:adjustRightInd w:val="0"/>
               <w:spacing w:line="240" w:lineRule="auto"/>
               <w:rPr>
-                <w:rFonts w:ascii="NanumMyeongjo" w:eastAsia="NanumMyeongjo" w:hAnsiTheme="minorHAnsi" w:cs="NanumMyeongjo" w:hint="eastAsia"/>
+                <w:rFonts w:ascii="NanumMyeongjo" w:eastAsia="NanumMyeongjo" w:hAnsiTheme="minorHAnsi" w:cs="NanumMyeongjo"/>
                 <w:color w:val="000000"/>
                 <w:sz w:val="20"/>
                 <w:szCs w:val="20"/>
@@ -28105,7 +29090,7 @@
               <w:adjustRightInd w:val="0"/>
               <w:spacing w:line="240" w:lineRule="auto"/>
               <w:rPr>
-                <w:rFonts w:ascii="NanumMyeongjo" w:eastAsia="NanumMyeongjo" w:hAnsiTheme="minorHAnsi" w:cs="NanumMyeongjo" w:hint="eastAsia"/>
+                <w:rFonts w:ascii="NanumMyeongjo" w:eastAsia="NanumMyeongjo" w:hAnsiTheme="minorHAnsi" w:cs="NanumMyeongjo"/>
                 <w:color w:val="000000"/>
                 <w:sz w:val="20"/>
                 <w:szCs w:val="20"/>
@@ -28351,12 +29336,30 @@
               <w:adjustRightInd w:val="0"/>
               <w:spacing w:line="240" w:lineRule="auto"/>
               <w:rPr>
+                <w:rFonts w:ascii="NanumMyeongjo" w:eastAsia="NanumMyeongjo" w:hAnsiTheme="minorHAnsi" w:cs="NanumMyeongjo"/>
+                <w:color w:val="000000"/>
+                <w:sz w:val="20"/>
+                <w:szCs w:val="20"/>
+              </w:rPr>
+            </w:pPr>
+            <w:r>
+              <w:rPr>
+                <w:rFonts w:ascii="바탕" w:eastAsia="바탕" w:hAnsi="바탕" w:cs="바탕" w:hint="eastAsia"/>
+                <w:color w:val="000000"/>
+                <w:sz w:val="20"/>
+                <w:szCs w:val="20"/>
+              </w:rPr>
+              <w:t>이제</w:t>
+            </w:r>
+            <w:r>
+              <w:rPr>
                 <w:rFonts w:ascii="NanumMyeongjo" w:eastAsia="NanumMyeongjo" w:hAnsiTheme="minorHAnsi" w:cs="NanumMyeongjo" w:hint="eastAsia"/>
                 <w:color w:val="000000"/>
                 <w:sz w:val="20"/>
                 <w:szCs w:val="20"/>
               </w:rPr>
-            </w:pPr>
+              <w:t xml:space="preserve"> S = 221211221121 </w:t>
+            </w:r>
             <w:r>
               <w:rPr>
                 <w:rFonts w:ascii="바탕" w:eastAsia="바탕" w:hAnsi="바탕" w:cs="바탕" w:hint="eastAsia"/>
@@ -28364,37 +29367,8 @@
                 <w:sz w:val="20"/>
                 <w:szCs w:val="20"/>
               </w:rPr>
-              <w:t>이제</w:t>
-            </w:r>
-            <w:r>
-              <w:rPr>
-                <w:rFonts w:ascii="NanumMyeongjo" w:eastAsia="NanumMyeongjo" w:hAnsiTheme="minorHAnsi" w:cs="NanumMyeongjo" w:hint="eastAsia"/>
-                <w:color w:val="000000"/>
-                <w:sz w:val="20"/>
-                <w:szCs w:val="20"/>
-              </w:rPr>
-              <w:t xml:space="preserve"> S = </w:t>
-            </w:r>
-            <w:proofErr w:type="gramStart"/>
-            <w:r>
-              <w:rPr>
-                <w:rFonts w:ascii="NanumMyeongjo" w:eastAsia="NanumMyeongjo" w:hAnsiTheme="minorHAnsi" w:cs="NanumMyeongjo" w:hint="eastAsia"/>
-                <w:color w:val="000000"/>
-                <w:sz w:val="20"/>
-                <w:szCs w:val="20"/>
-              </w:rPr>
-              <w:t xml:space="preserve">221211221121 </w:t>
-            </w:r>
-            <w:r>
-              <w:rPr>
-                <w:rFonts w:ascii="바탕" w:eastAsia="바탕" w:hAnsi="바탕" w:cs="바탕" w:hint="eastAsia"/>
-                <w:color w:val="000000"/>
-                <w:sz w:val="20"/>
-                <w:szCs w:val="20"/>
-              </w:rPr>
               <w:t>에서</w:t>
             </w:r>
-            <w:proofErr w:type="gramEnd"/>
             <w:r>
               <w:rPr>
                 <w:rFonts w:ascii="NanumMyeongjo" w:eastAsia="NanumMyeongjo" w:hAnsiTheme="minorHAnsi" w:cs="NanumMyeongjo" w:hint="eastAsia"/>
@@ -28521,7 +29495,7 @@
               <w:adjustRightInd w:val="0"/>
               <w:spacing w:line="240" w:lineRule="auto"/>
               <w:rPr>
-                <w:rFonts w:ascii="NanumMyeongjo" w:eastAsia="NanumMyeongjo" w:hAnsiTheme="minorHAnsi" w:cs="NanumMyeongjo" w:hint="eastAsia"/>
+                <w:rFonts w:ascii="NanumMyeongjo" w:eastAsia="NanumMyeongjo" w:hAnsiTheme="minorHAnsi" w:cs="NanumMyeongjo"/>
                 <w:color w:val="000000"/>
                 <w:sz w:val="20"/>
                 <w:szCs w:val="20"/>
@@ -28814,7 +29788,7 @@
               <w:adjustRightInd w:val="0"/>
               <w:spacing w:line="240" w:lineRule="auto"/>
               <w:rPr>
-                <w:rFonts w:ascii="NanumMyeongjo" w:eastAsia="NanumMyeongjo" w:hAnsiTheme="minorHAnsi" w:cs="NanumMyeongjo" w:hint="eastAsia"/>
+                <w:rFonts w:ascii="NanumMyeongjo" w:eastAsia="NanumMyeongjo" w:hAnsiTheme="minorHAnsi" w:cs="NanumMyeongjo"/>
                 <w:color w:val="000000"/>
                 <w:sz w:val="20"/>
                 <w:szCs w:val="20"/>
@@ -28889,7 +29863,7 @@
               <w:adjustRightInd w:val="0"/>
               <w:spacing w:line="240" w:lineRule="auto"/>
               <w:rPr>
-                <w:rFonts w:ascii="NanumMyeongjo" w:eastAsia="NanumMyeongjo" w:hAnsiTheme="minorHAnsi" w:cs="NanumMyeongjo" w:hint="eastAsia"/>
+                <w:rFonts w:ascii="NanumMyeongjo" w:eastAsia="NanumMyeongjo" w:hAnsiTheme="minorHAnsi" w:cs="NanumMyeongjo"/>
                 <w:color w:val="000000"/>
                 <w:sz w:val="20"/>
                 <w:szCs w:val="20"/>
@@ -28937,7 +29911,7 @@
               <w:adjustRightInd w:val="0"/>
               <w:spacing w:line="240" w:lineRule="auto"/>
               <w:rPr>
-                <w:rFonts w:ascii="NanumMyeongjo" w:eastAsia="NanumMyeongjo" w:hAnsiTheme="minorHAnsi" w:cs="NanumMyeongjo" w:hint="eastAsia"/>
+                <w:rFonts w:ascii="NanumMyeongjo" w:eastAsia="NanumMyeongjo" w:hAnsiTheme="minorHAnsi" w:cs="NanumMyeongjo"/>
                 <w:color w:val="000000"/>
                 <w:sz w:val="20"/>
                 <w:szCs w:val="20"/>
@@ -29033,7 +30007,7 @@
               <w:adjustRightInd w:val="0"/>
               <w:spacing w:line="240" w:lineRule="auto"/>
               <w:rPr>
-                <w:rFonts w:ascii="NanumMyeongjo" w:eastAsia="NanumMyeongjo" w:hAnsiTheme="minorHAnsi" w:cs="NanumMyeongjo" w:hint="eastAsia"/>
+                <w:rFonts w:ascii="NanumMyeongjo" w:eastAsia="NanumMyeongjo" w:hAnsiTheme="minorHAnsi" w:cs="NanumMyeongjo"/>
                 <w:color w:val="000000"/>
                 <w:sz w:val="20"/>
                 <w:szCs w:val="20"/>
@@ -29090,7 +30064,7 @@
               <w:adjustRightInd w:val="0"/>
               <w:spacing w:line="240" w:lineRule="auto"/>
               <w:rPr>
-                <w:rFonts w:ascii="NanumMyeongjo" w:eastAsia="NanumMyeongjo" w:hAnsiTheme="minorHAnsi" w:cs="NanumMyeongjo" w:hint="eastAsia"/>
+                <w:rFonts w:ascii="NanumMyeongjo" w:eastAsia="NanumMyeongjo" w:hAnsiTheme="minorHAnsi" w:cs="NanumMyeongjo"/>
                 <w:color w:val="000000"/>
                 <w:sz w:val="20"/>
                 <w:szCs w:val="20"/>
@@ -29186,7 +30160,7 @@
               <w:adjustRightInd w:val="0"/>
               <w:spacing w:line="240" w:lineRule="auto"/>
               <w:rPr>
-                <w:rFonts w:ascii="NanumMyeongjo" w:eastAsia="NanumMyeongjo" w:hAnsiTheme="minorHAnsi" w:cs="NanumMyeongjo" w:hint="eastAsia"/>
+                <w:rFonts w:ascii="NanumMyeongjo" w:eastAsia="NanumMyeongjo" w:hAnsiTheme="minorHAnsi" w:cs="NanumMyeongjo"/>
                 <w:color w:val="000000"/>
                 <w:sz w:val="20"/>
                 <w:szCs w:val="20"/>
@@ -29228,7 +30202,7 @@
               <w:adjustRightInd w:val="0"/>
               <w:spacing w:line="240" w:lineRule="auto"/>
               <w:rPr>
-                <w:rFonts w:ascii="NanumMyeongjo" w:eastAsia="NanumMyeongjo" w:hAnsiTheme="minorHAnsi" w:cs="NanumMyeongjo" w:hint="eastAsia"/>
+                <w:rFonts w:ascii="NanumMyeongjo" w:eastAsia="NanumMyeongjo" w:hAnsiTheme="minorHAnsi" w:cs="NanumMyeongjo"/>
                 <w:color w:val="000000"/>
                 <w:sz w:val="20"/>
                 <w:szCs w:val="20"/>
@@ -29270,19 +30244,20 @@
               <w:adjustRightInd w:val="0"/>
               <w:spacing w:line="240" w:lineRule="auto"/>
               <w:rPr>
+                <w:rFonts w:ascii="NanumMyeongjo" w:eastAsia="NanumMyeongjo" w:hAnsiTheme="minorHAnsi" w:cs="NanumMyeongjo"/>
+                <w:color w:val="000000"/>
+                <w:sz w:val="20"/>
+                <w:szCs w:val="20"/>
+              </w:rPr>
+            </w:pPr>
+            <w:r>
+              <w:rPr>
                 <w:rFonts w:ascii="NanumMyeongjo" w:eastAsia="NanumMyeongjo" w:hAnsiTheme="minorHAnsi" w:cs="NanumMyeongjo" w:hint="eastAsia"/>
                 <w:color w:val="000000"/>
                 <w:sz w:val="20"/>
                 <w:szCs w:val="20"/>
               </w:rPr>
-            </w:pPr>
-            <w:r>
-              <w:rPr>
-                <w:rFonts w:ascii="NanumMyeongjo" w:eastAsia="NanumMyeongjo" w:hAnsiTheme="minorHAnsi" w:cs="NanumMyeongjo" w:hint="eastAsia"/>
-                <w:color w:val="000000"/>
-                <w:sz w:val="20"/>
-                <w:szCs w:val="20"/>
-              </w:rPr>
+              <w:lastRenderedPageBreak/>
               <w:t xml:space="preserve">   </w:t>
             </w:r>
             <w:r>
@@ -29327,7 +30302,7 @@
               <w:adjustRightInd w:val="0"/>
               <w:spacing w:line="240" w:lineRule="auto"/>
               <w:rPr>
-                <w:rFonts w:ascii="NanumMyeongjo" w:eastAsia="NanumMyeongjo" w:hAnsiTheme="minorHAnsi" w:cs="NanumMyeongjo" w:hint="eastAsia"/>
+                <w:rFonts w:ascii="NanumMyeongjo" w:eastAsia="NanumMyeongjo" w:hAnsiTheme="minorHAnsi" w:cs="NanumMyeongjo"/>
                 <w:color w:val="000000"/>
                 <w:sz w:val="20"/>
                 <w:szCs w:val="20"/>
@@ -29423,7 +30398,7 @@
               <w:adjustRightInd w:val="0"/>
               <w:spacing w:line="240" w:lineRule="auto"/>
               <w:rPr>
-                <w:rFonts w:ascii="NanumMyeongjo" w:eastAsia="NanumMyeongjo" w:hAnsiTheme="minorHAnsi" w:cs="NanumMyeongjo" w:hint="eastAsia"/>
+                <w:rFonts w:ascii="NanumMyeongjo" w:eastAsia="NanumMyeongjo" w:hAnsiTheme="minorHAnsi" w:cs="NanumMyeongjo"/>
                 <w:color w:val="000000"/>
                 <w:sz w:val="20"/>
                 <w:szCs w:val="20"/>
@@ -29465,20 +30440,19 @@
               <w:adjustRightInd w:val="0"/>
               <w:spacing w:line="240" w:lineRule="auto"/>
               <w:rPr>
+                <w:rFonts w:ascii="NanumMyeongjo" w:eastAsia="NanumMyeongjo" w:hAnsiTheme="minorHAnsi" w:cs="NanumMyeongjo"/>
+                <w:color w:val="000000"/>
+                <w:sz w:val="20"/>
+                <w:szCs w:val="20"/>
+              </w:rPr>
+            </w:pPr>
+            <w:r>
+              <w:rPr>
                 <w:rFonts w:ascii="NanumMyeongjo" w:eastAsia="NanumMyeongjo" w:hAnsiTheme="minorHAnsi" w:cs="NanumMyeongjo" w:hint="eastAsia"/>
                 <w:color w:val="000000"/>
                 <w:sz w:val="20"/>
                 <w:szCs w:val="20"/>
               </w:rPr>
-            </w:pPr>
-            <w:r>
-              <w:rPr>
-                <w:rFonts w:ascii="NanumMyeongjo" w:eastAsia="NanumMyeongjo" w:hAnsiTheme="minorHAnsi" w:cs="NanumMyeongjo" w:hint="eastAsia"/>
-                <w:color w:val="000000"/>
-                <w:sz w:val="20"/>
-                <w:szCs w:val="20"/>
-              </w:rPr>
-              <w:lastRenderedPageBreak/>
               <w:t xml:space="preserve">   </w:t>
             </w:r>
             <w:r>
@@ -29508,7 +30482,7 @@
               <w:adjustRightInd w:val="0"/>
               <w:spacing w:line="240" w:lineRule="auto"/>
               <w:rPr>
-                <w:rFonts w:ascii="NanumMyeongjo" w:eastAsia="NanumMyeongjo" w:hAnsiTheme="minorHAnsi" w:cs="NanumMyeongjo" w:hint="eastAsia"/>
+                <w:rFonts w:ascii="NanumMyeongjo" w:eastAsia="NanumMyeongjo" w:hAnsiTheme="minorHAnsi" w:cs="NanumMyeongjo"/>
                 <w:color w:val="000000"/>
                 <w:sz w:val="20"/>
                 <w:szCs w:val="20"/>
@@ -29565,7 +30539,7 @@
               <w:adjustRightInd w:val="0"/>
               <w:spacing w:line="240" w:lineRule="auto"/>
               <w:rPr>
-                <w:rFonts w:ascii="NanumMyeongjo" w:eastAsia="NanumMyeongjo" w:hAnsiTheme="minorHAnsi" w:cs="NanumMyeongjo" w:hint="eastAsia"/>
+                <w:rFonts w:ascii="NanumMyeongjo" w:eastAsia="NanumMyeongjo" w:hAnsiTheme="minorHAnsi" w:cs="NanumMyeongjo"/>
                 <w:color w:val="000000"/>
                 <w:sz w:val="20"/>
                 <w:szCs w:val="20"/>
@@ -29661,7 +30635,7 @@
               <w:adjustRightInd w:val="0"/>
               <w:spacing w:line="240" w:lineRule="auto"/>
               <w:rPr>
-                <w:rFonts w:ascii="NanumMyeongjo" w:eastAsia="NanumMyeongjo" w:hAnsiTheme="minorHAnsi" w:cs="NanumMyeongjo" w:hint="eastAsia"/>
+                <w:rFonts w:ascii="NanumMyeongjo" w:eastAsia="NanumMyeongjo" w:hAnsiTheme="minorHAnsi" w:cs="NanumMyeongjo"/>
                 <w:color w:val="000000"/>
                 <w:sz w:val="20"/>
                 <w:szCs w:val="20"/>
@@ -29718,7 +30692,7 @@
               <w:adjustRightInd w:val="0"/>
               <w:spacing w:line="240" w:lineRule="auto"/>
               <w:rPr>
-                <w:rFonts w:ascii="NanumMyeongjo" w:eastAsia="NanumMyeongjo" w:hAnsiTheme="minorHAnsi" w:cs="NanumMyeongjo" w:hint="eastAsia"/>
+                <w:rFonts w:ascii="NanumMyeongjo" w:eastAsia="NanumMyeongjo" w:hAnsiTheme="minorHAnsi" w:cs="NanumMyeongjo"/>
                 <w:color w:val="000000"/>
                 <w:sz w:val="20"/>
                 <w:szCs w:val="20"/>
@@ -29814,7 +30788,7 @@
               <w:adjustRightInd w:val="0"/>
               <w:spacing w:line="240" w:lineRule="auto"/>
               <w:rPr>
-                <w:rFonts w:ascii="NanumMyeongjo" w:eastAsia="NanumMyeongjo" w:hAnsiTheme="minorHAnsi" w:cs="NanumMyeongjo" w:hint="eastAsia"/>
+                <w:rFonts w:ascii="NanumMyeongjo" w:eastAsia="NanumMyeongjo" w:hAnsiTheme="minorHAnsi" w:cs="NanumMyeongjo"/>
                 <w:color w:val="000000"/>
                 <w:sz w:val="20"/>
                 <w:szCs w:val="20"/>
@@ -29871,7 +30845,7 @@
               <w:adjustRightInd w:val="0"/>
               <w:spacing w:line="240" w:lineRule="auto"/>
               <w:rPr>
-                <w:rFonts w:ascii="NanumMyeongjo" w:eastAsia="NanumMyeongjo" w:hAnsiTheme="minorHAnsi" w:cs="NanumMyeongjo" w:hint="eastAsia"/>
+                <w:rFonts w:ascii="NanumMyeongjo" w:eastAsia="NanumMyeongjo" w:hAnsiTheme="minorHAnsi" w:cs="NanumMyeongjo"/>
                 <w:color w:val="000000"/>
                 <w:sz w:val="20"/>
                 <w:szCs w:val="20"/>
@@ -29967,7 +30941,7 @@
               <w:adjustRightInd w:val="0"/>
               <w:spacing w:line="240" w:lineRule="auto"/>
               <w:rPr>
-                <w:rFonts w:ascii="NanumMyeongjo" w:eastAsia="NanumMyeongjo" w:hAnsiTheme="minorHAnsi" w:cs="NanumMyeongjo" w:hint="eastAsia"/>
+                <w:rFonts w:ascii="NanumMyeongjo" w:eastAsia="NanumMyeongjo" w:hAnsiTheme="minorHAnsi" w:cs="NanumMyeongjo"/>
                 <w:color w:val="000000"/>
                 <w:sz w:val="20"/>
                 <w:szCs w:val="20"/>
@@ -30009,7 +30983,7 @@
               <w:adjustRightInd w:val="0"/>
               <w:spacing w:line="240" w:lineRule="auto"/>
               <w:rPr>
-                <w:rFonts w:ascii="NanumMyeongjo" w:eastAsia="NanumMyeongjo" w:hAnsiTheme="minorHAnsi" w:cs="NanumMyeongjo" w:hint="eastAsia"/>
+                <w:rFonts w:ascii="NanumMyeongjo" w:eastAsia="NanumMyeongjo" w:hAnsiTheme="minorHAnsi" w:cs="NanumMyeongjo"/>
                 <w:color w:val="000000"/>
                 <w:sz w:val="20"/>
                 <w:szCs w:val="20"/>
@@ -30051,7 +31025,7 @@
               <w:adjustRightInd w:val="0"/>
               <w:spacing w:line="240" w:lineRule="auto"/>
               <w:rPr>
-                <w:rFonts w:ascii="NanumMyeongjo" w:eastAsia="NanumMyeongjo" w:hAnsiTheme="minorHAnsi" w:cs="NanumMyeongjo" w:hint="eastAsia"/>
+                <w:rFonts w:ascii="NanumMyeongjo" w:eastAsia="NanumMyeongjo" w:hAnsiTheme="minorHAnsi" w:cs="NanumMyeongjo"/>
                 <w:color w:val="000000"/>
                 <w:sz w:val="20"/>
                 <w:szCs w:val="20"/>
@@ -30108,7 +31082,7 @@
               <w:adjustRightInd w:val="0"/>
               <w:spacing w:line="240" w:lineRule="auto"/>
               <w:rPr>
-                <w:rFonts w:ascii="NanumMyeongjo" w:eastAsia="NanumMyeongjo" w:hAnsiTheme="minorHAnsi" w:cs="NanumMyeongjo" w:hint="eastAsia"/>
+                <w:rFonts w:ascii="NanumMyeongjo" w:eastAsia="NanumMyeongjo" w:hAnsiTheme="minorHAnsi" w:cs="NanumMyeongjo"/>
                 <w:color w:val="000000"/>
                 <w:sz w:val="20"/>
                 <w:szCs w:val="20"/>
@@ -30204,7 +31178,7 @@
               <w:adjustRightInd w:val="0"/>
               <w:spacing w:line="240" w:lineRule="auto"/>
               <w:rPr>
-                <w:rFonts w:ascii="NanumMyeongjo" w:eastAsia="NanumMyeongjo" w:hAnsiTheme="minorHAnsi" w:cs="NanumMyeongjo" w:hint="eastAsia"/>
+                <w:rFonts w:ascii="NanumMyeongjo" w:eastAsia="NanumMyeongjo" w:hAnsiTheme="minorHAnsi" w:cs="NanumMyeongjo"/>
                 <w:color w:val="000000"/>
                 <w:sz w:val="20"/>
                 <w:szCs w:val="20"/>
@@ -30246,7 +31220,7 @@
               <w:adjustRightInd w:val="0"/>
               <w:spacing w:line="240" w:lineRule="auto"/>
               <w:rPr>
-                <w:rFonts w:ascii="NanumMyeongjo" w:eastAsia="NanumMyeongjo" w:hAnsiTheme="minorHAnsi" w:cs="NanumMyeongjo" w:hint="eastAsia"/>
+                <w:rFonts w:ascii="NanumMyeongjo" w:eastAsia="NanumMyeongjo" w:hAnsiTheme="minorHAnsi" w:cs="NanumMyeongjo"/>
                 <w:color w:val="000000"/>
                 <w:sz w:val="20"/>
                 <w:szCs w:val="20"/>
@@ -30288,7 +31262,7 @@
               <w:adjustRightInd w:val="0"/>
               <w:spacing w:line="240" w:lineRule="auto"/>
               <w:rPr>
-                <w:rFonts w:ascii="NanumMyeongjo" w:eastAsia="NanumMyeongjo" w:hAnsiTheme="minorHAnsi" w:cs="NanumMyeongjo" w:hint="eastAsia"/>
+                <w:rFonts w:ascii="NanumMyeongjo" w:eastAsia="NanumMyeongjo" w:hAnsiTheme="minorHAnsi" w:cs="NanumMyeongjo"/>
                 <w:color w:val="000000"/>
                 <w:sz w:val="20"/>
                 <w:szCs w:val="20"/>
@@ -30345,7 +31319,7 @@
               <w:adjustRightInd w:val="0"/>
               <w:spacing w:line="240" w:lineRule="auto"/>
               <w:rPr>
-                <w:rFonts w:ascii="NanumMyeongjo" w:eastAsia="NanumMyeongjo" w:hAnsiTheme="minorHAnsi" w:cs="NanumMyeongjo" w:hint="eastAsia"/>
+                <w:rFonts w:ascii="NanumMyeongjo" w:eastAsia="NanumMyeongjo" w:hAnsiTheme="minorHAnsi" w:cs="NanumMyeongjo"/>
                 <w:color w:val="000000"/>
                 <w:sz w:val="20"/>
                 <w:szCs w:val="20"/>
@@ -30441,7 +31415,7 @@
               <w:adjustRightInd w:val="0"/>
               <w:spacing w:line="240" w:lineRule="auto"/>
               <w:rPr>
-                <w:rFonts w:ascii="NanumMyeongjo" w:eastAsia="NanumMyeongjo" w:hAnsiTheme="minorHAnsi" w:cs="NanumMyeongjo" w:hint="eastAsia"/>
+                <w:rFonts w:ascii="NanumMyeongjo" w:eastAsia="NanumMyeongjo" w:hAnsiTheme="minorHAnsi" w:cs="NanumMyeongjo"/>
                 <w:color w:val="000000"/>
                 <w:sz w:val="20"/>
                 <w:szCs w:val="20"/>
@@ -30483,7 +31457,7 @@
               <w:adjustRightInd w:val="0"/>
               <w:spacing w:line="240" w:lineRule="auto"/>
               <w:rPr>
-                <w:rFonts w:ascii="NanumMyeongjo" w:eastAsia="NanumMyeongjo" w:hAnsiTheme="minorHAnsi" w:cs="NanumMyeongjo" w:hint="eastAsia"/>
+                <w:rFonts w:ascii="NanumMyeongjo" w:eastAsia="NanumMyeongjo" w:hAnsiTheme="minorHAnsi" w:cs="NanumMyeongjo"/>
                 <w:color w:val="000000"/>
                 <w:sz w:val="20"/>
                 <w:szCs w:val="20"/>
@@ -30525,7 +31499,7 @@
               <w:adjustRightInd w:val="0"/>
               <w:spacing w:line="240" w:lineRule="auto"/>
               <w:rPr>
-                <w:rFonts w:ascii="NanumMyeongjo" w:eastAsia="NanumMyeongjo" w:hAnsiTheme="minorHAnsi" w:cs="NanumMyeongjo" w:hint="eastAsia"/>
+                <w:rFonts w:ascii="NanumMyeongjo" w:eastAsia="NanumMyeongjo" w:hAnsiTheme="minorHAnsi" w:cs="NanumMyeongjo"/>
                 <w:color w:val="000000"/>
                 <w:sz w:val="20"/>
                 <w:szCs w:val="20"/>
@@ -30582,7 +31556,7 @@
               <w:adjustRightInd w:val="0"/>
               <w:spacing w:line="240" w:lineRule="auto"/>
               <w:rPr>
-                <w:rFonts w:ascii="NanumMyeongjo" w:eastAsia="NanumMyeongjo" w:hAnsiTheme="minorHAnsi" w:cs="NanumMyeongjo" w:hint="eastAsia"/>
+                <w:rFonts w:ascii="NanumMyeongjo" w:eastAsia="NanumMyeongjo" w:hAnsiTheme="minorHAnsi" w:cs="NanumMyeongjo"/>
                 <w:color w:val="000000"/>
                 <w:sz w:val="20"/>
                 <w:szCs w:val="20"/>
@@ -30678,7 +31652,7 @@
               <w:adjustRightInd w:val="0"/>
               <w:spacing w:line="240" w:lineRule="auto"/>
               <w:rPr>
-                <w:rFonts w:ascii="NanumMyeongjo" w:eastAsia="NanumMyeongjo" w:hAnsiTheme="minorHAnsi" w:cs="NanumMyeongjo" w:hint="eastAsia"/>
+                <w:rFonts w:ascii="NanumMyeongjo" w:eastAsia="NanumMyeongjo" w:hAnsiTheme="minorHAnsi" w:cs="NanumMyeongjo"/>
                 <w:color w:val="000000"/>
                 <w:sz w:val="20"/>
                 <w:szCs w:val="20"/>
@@ -30735,7 +31709,7 @@
               <w:adjustRightInd w:val="0"/>
               <w:spacing w:line="240" w:lineRule="auto"/>
               <w:rPr>
-                <w:rFonts w:ascii="NanumMyeongjo" w:eastAsia="NanumMyeongjo" w:hAnsiTheme="minorHAnsi" w:cs="NanumMyeongjo" w:hint="eastAsia"/>
+                <w:rFonts w:ascii="NanumMyeongjo" w:eastAsia="NanumMyeongjo" w:hAnsiTheme="minorHAnsi" w:cs="NanumMyeongjo"/>
                 <w:color w:val="000000"/>
                 <w:sz w:val="20"/>
                 <w:szCs w:val="20"/>
@@ -30831,7 +31805,7 @@
               <w:adjustRightInd w:val="0"/>
               <w:spacing w:line="240" w:lineRule="auto"/>
               <w:rPr>
-                <w:rFonts w:ascii="NanumMyeongjo" w:eastAsia="NanumMyeongjo" w:hAnsiTheme="minorHAnsi" w:cs="NanumMyeongjo" w:hint="eastAsia"/>
+                <w:rFonts w:ascii="NanumMyeongjo" w:eastAsia="NanumMyeongjo" w:hAnsiTheme="minorHAnsi" w:cs="NanumMyeongjo"/>
                 <w:color w:val="000000"/>
                 <w:sz w:val="20"/>
                 <w:szCs w:val="20"/>
@@ -30873,7 +31847,7 @@
               <w:adjustRightInd w:val="0"/>
               <w:spacing w:line="240" w:lineRule="auto"/>
               <w:rPr>
-                <w:rFonts w:ascii="NanumMyeongjo" w:eastAsia="NanumMyeongjo" w:hAnsiTheme="minorHAnsi" w:cs="NanumMyeongjo" w:hint="eastAsia"/>
+                <w:rFonts w:ascii="NanumMyeongjo" w:eastAsia="NanumMyeongjo" w:hAnsiTheme="minorHAnsi" w:cs="NanumMyeongjo"/>
                 <w:color w:val="000000"/>
                 <w:sz w:val="20"/>
                 <w:szCs w:val="20"/>
@@ -30915,7 +31889,7 @@
               <w:adjustRightInd w:val="0"/>
               <w:spacing w:line="240" w:lineRule="auto"/>
               <w:rPr>
-                <w:rFonts w:ascii="NanumMyeongjo" w:eastAsia="NanumMyeongjo" w:hAnsiTheme="minorHAnsi" w:cs="NanumMyeongjo" w:hint="eastAsia"/>
+                <w:rFonts w:ascii="NanumMyeongjo" w:eastAsia="NanumMyeongjo" w:hAnsiTheme="minorHAnsi" w:cs="NanumMyeongjo"/>
                 <w:color w:val="000000"/>
                 <w:sz w:val="20"/>
                 <w:szCs w:val="20"/>
@@ -30972,19 +31946,20 @@
               <w:adjustRightInd w:val="0"/>
               <w:spacing w:line="240" w:lineRule="auto"/>
               <w:rPr>
+                <w:rFonts w:ascii="NanumMyeongjo" w:eastAsia="NanumMyeongjo" w:hAnsiTheme="minorHAnsi" w:cs="NanumMyeongjo"/>
+                <w:color w:val="000000"/>
+                <w:sz w:val="20"/>
+                <w:szCs w:val="20"/>
+              </w:rPr>
+            </w:pPr>
+            <w:r>
+              <w:rPr>
                 <w:rFonts w:ascii="NanumMyeongjo" w:eastAsia="NanumMyeongjo" w:hAnsiTheme="minorHAnsi" w:cs="NanumMyeongjo" w:hint="eastAsia"/>
                 <w:color w:val="000000"/>
                 <w:sz w:val="20"/>
                 <w:szCs w:val="20"/>
               </w:rPr>
-            </w:pPr>
-            <w:r>
-              <w:rPr>
-                <w:rFonts w:ascii="NanumMyeongjo" w:eastAsia="NanumMyeongjo" w:hAnsiTheme="minorHAnsi" w:cs="NanumMyeongjo" w:hint="eastAsia"/>
-                <w:color w:val="000000"/>
-                <w:sz w:val="20"/>
-                <w:szCs w:val="20"/>
-              </w:rPr>
+              <w:lastRenderedPageBreak/>
               <w:t xml:space="preserve">11. </w:t>
             </w:r>
             <w:r>
@@ -31068,7 +32043,7 @@
               <w:adjustRightInd w:val="0"/>
               <w:spacing w:line="240" w:lineRule="auto"/>
               <w:rPr>
-                <w:rFonts w:ascii="NanumMyeongjo" w:eastAsia="NanumMyeongjo" w:hAnsiTheme="minorHAnsi" w:cs="NanumMyeongjo" w:hint="eastAsia"/>
+                <w:rFonts w:ascii="NanumMyeongjo" w:eastAsia="NanumMyeongjo" w:hAnsiTheme="minorHAnsi" w:cs="NanumMyeongjo"/>
                 <w:color w:val="000000"/>
                 <w:sz w:val="20"/>
                 <w:szCs w:val="20"/>
@@ -31179,7 +32154,7 @@
               <w:adjustRightInd w:val="0"/>
               <w:spacing w:line="240" w:lineRule="auto"/>
               <w:rPr>
-                <w:rFonts w:ascii="NanumMyeongjo" w:eastAsia="NanumMyeongjo" w:hAnsiTheme="minorHAnsi" w:cs="NanumMyeongjo" w:hint="eastAsia"/>
+                <w:rFonts w:ascii="NanumMyeongjo" w:eastAsia="NanumMyeongjo" w:hAnsiTheme="minorHAnsi" w:cs="NanumMyeongjo"/>
                 <w:color w:val="000000"/>
                 <w:sz w:val="20"/>
                 <w:szCs w:val="20"/>
@@ -31344,7 +32319,7 @@
               <w:adjustRightInd w:val="0"/>
               <w:spacing w:line="240" w:lineRule="auto"/>
               <w:rPr>
-                <w:rFonts w:ascii="NanumMyeongjo" w:eastAsia="NanumMyeongjo" w:hAnsiTheme="minorHAnsi" w:cs="NanumMyeongjo" w:hint="eastAsia"/>
+                <w:rFonts w:ascii="NanumMyeongjo" w:eastAsia="NanumMyeongjo" w:hAnsiTheme="minorHAnsi" w:cs="NanumMyeongjo"/>
                 <w:color w:val="000000"/>
                 <w:sz w:val="20"/>
                 <w:szCs w:val="20"/>
@@ -31482,7 +32457,7 @@
               <w:adjustRightInd w:val="0"/>
               <w:spacing w:line="240" w:lineRule="auto"/>
               <w:rPr>
-                <w:rFonts w:ascii="NanumMyeongjo" w:eastAsia="NanumMyeongjo" w:hAnsiTheme="minorHAnsi" w:cs="NanumMyeongjo" w:hint="eastAsia"/>
+                <w:rFonts w:ascii="NanumMyeongjo" w:eastAsia="NanumMyeongjo" w:hAnsiTheme="minorHAnsi" w:cs="NanumMyeongjo"/>
                 <w:color w:val="000000"/>
                 <w:sz w:val="20"/>
                 <w:szCs w:val="20"/>
@@ -31495,7 +32470,6 @@
                 <w:sz w:val="20"/>
                 <w:szCs w:val="20"/>
               </w:rPr>
-              <w:lastRenderedPageBreak/>
               <w:t>따라서</w:t>
             </w:r>
             <w:r>
@@ -31624,7 +32598,7 @@
               <w:adjustRightInd w:val="0"/>
               <w:spacing w:line="240" w:lineRule="auto"/>
               <w:rPr>
-                <w:rFonts w:ascii="NanumMyeongjo" w:eastAsia="NanumMyeongjo" w:hAnsiTheme="minorHAnsi" w:cs="NanumMyeongjo" w:hint="eastAsia"/>
+                <w:rFonts w:ascii="NanumMyeongjo" w:eastAsia="NanumMyeongjo" w:hAnsiTheme="minorHAnsi" w:cs="NanumMyeongjo"/>
                 <w:color w:val="000000"/>
                 <w:sz w:val="20"/>
                 <w:szCs w:val="20"/>
@@ -31717,7 +32691,7 @@
               <w:adjustRightInd w:val="0"/>
               <w:spacing w:line="240" w:lineRule="auto"/>
               <w:rPr>
-                <w:rFonts w:ascii="NanumMyeongjo" w:eastAsia="NanumMyeongjo" w:hAnsiTheme="minorHAnsi" w:cs="NanumMyeongjo" w:hint="eastAsia"/>
+                <w:rFonts w:ascii="NanumMyeongjo" w:eastAsia="NanumMyeongjo" w:hAnsiTheme="minorHAnsi" w:cs="NanumMyeongjo"/>
                 <w:color w:val="000000"/>
                 <w:sz w:val="20"/>
                 <w:szCs w:val="20"/>
@@ -31816,7 +32790,7 @@
               <w:adjustRightInd w:val="0"/>
               <w:spacing w:line="240" w:lineRule="auto"/>
               <w:rPr>
-                <w:rFonts w:ascii="NanumMyeongjo" w:eastAsia="NanumMyeongjo" w:hAnsiTheme="minorHAnsi" w:cs="NanumMyeongjo" w:hint="eastAsia"/>
+                <w:rFonts w:ascii="NanumMyeongjo" w:eastAsia="NanumMyeongjo" w:hAnsiTheme="minorHAnsi" w:cs="NanumMyeongjo"/>
                 <w:color w:val="000000"/>
                 <w:sz w:val="20"/>
                 <w:szCs w:val="20"/>
@@ -31874,17 +32848,17 @@
     <w:p>
       <w:pPr>
         <w:rPr>
-          <w:rFonts w:ascii="Consolas" w:eastAsiaTheme="minorHAnsi" w:hAnsi="Consolas" w:cs="Consolas" w:hint="eastAsia"/>
+          <w:rFonts w:ascii="Consolas" w:eastAsiaTheme="minorHAnsi" w:hAnsi="Consolas" w:cs="Consolas"/>
           <w:sz w:val="24"/>
           <w:szCs w:val="24"/>
         </w:rPr>
       </w:pPr>
     </w:p>
     <w:sectPr>
-      <w:headerReference w:type="even" r:id="rId12"/>
-      <w:headerReference w:type="default" r:id="rId13"/>
-      <w:footerReference w:type="even" r:id="rId14"/>
-      <w:footerReference w:type="default" r:id="rId15"/>
+      <w:headerReference w:type="even" r:id="rId11"/>
+      <w:headerReference w:type="default" r:id="rId12"/>
+      <w:footerReference w:type="even" r:id="rId13"/>
+      <w:footerReference w:type="default" r:id="rId14"/>
       <w:pgSz w:w="12240" w:h="15840"/>
       <w:pgMar w:top="1440" w:right="1440" w:bottom="1440" w:left="1440" w:header="720" w:footer="720" w:gutter="0"/>
       <w:pgNumType w:start="1"/>
@@ -31896,7 +32870,7 @@
 </file>
 
 <file path=word/comments.xml><?xml version="1.0" encoding="utf-8"?>
-<w:comments xmlns:wpc="http://schemas.microsoft.com/office/word/2010/wordprocessingCanvas" xmlns:cx="http://schemas.microsoft.com/office/drawing/2014/chartex" xmlns:cx1="http://schemas.microsoft.com/office/drawing/2015/9/8/chartex" xmlns:cx2="http://schemas.microsoft.com/office/drawing/2015/10/21/chartex" xmlns:cx3="http://schemas.microsoft.com/office/drawing/2016/5/9/chartex" xmlns:cx4="http://schemas.microsoft.com/office/drawing/2016/5/10/chartex" xmlns:cx5="http://schemas.microsoft.com/office/drawing/2016/5/11/chartex" xmlns:cx6="http://schemas.microsoft.com/office/drawing/2016/5/12/chartex" xmlns:cx7="http://schemas.microsoft.com/office/drawing/2016/5/13/chartex" xmlns:cx8="http://schemas.microsoft.com/office/drawing/2016/5/14/chartex" xmlns:mc="http://schemas.openxmlformats.org/markup-compatibility/2006" xmlns:aink="http://schemas.microsoft.com/office/drawing/2016/ink" xmlns:am3d="http://schemas.microsoft.com/office/drawing/2017/model3d" xmlns:o="urn:schemas-microsoft-com:office:office" xmlns:r="http://schemas.openxmlformats.org/officeDocument/2006/relationships" xmlns:m="http://schemas.openxmlformats.org/officeDocument/2006/math" xmlns:v="urn:schemas-microsoft-com:vml" xmlns:wp14="http://schemas.microsoft.com/office/word/2010/wordprocessingDrawing" xmlns:wp="http://schemas.openxmlformats.org/drawingml/2006/wordprocessingDrawing" xmlns:w10="urn:schemas-microsoft-com:office:word" xmlns:w="http://schemas.openxmlformats.org/wordprocessingml/2006/main" xmlns:w14="http://schemas.microsoft.com/office/word/2010/wordml" xmlns:w15="http://schemas.microsoft.com/office/word/2012/wordml" xmlns:w16cex="http://schemas.microsoft.com/office/word/2018/wordml/cex" xmlns:w16cid="http://schemas.microsoft.com/office/word/2016/wordml/cid" xmlns:w16="http://schemas.microsoft.com/office/word/2018/wordml" xmlns:w16sdtdh="http://schemas.microsoft.com/office/word/2020/wordml/sdtdatahash" xmlns:w16se="http://schemas.microsoft.com/office/word/2015/wordml/symex" xmlns:wpg="http://schemas.microsoft.com/office/word/2010/wordprocessingGroup" xmlns:wpi="http://schemas.microsoft.com/office/word/2010/wordprocessingInk" xmlns:wne="http://schemas.microsoft.com/office/word/2006/wordml" xmlns:wps="http://schemas.microsoft.com/office/word/2010/wordprocessingShape" mc:Ignorable="w14 w15 w16se w16cid w16 w16cex w16sdtdh wp14">
+<w:comments xmlns:wpc="http://schemas.microsoft.com/office/word/2010/wordprocessingCanvas" xmlns:cx="http://schemas.microsoft.com/office/drawing/2014/chartex" xmlns:cx1="http://schemas.microsoft.com/office/drawing/2015/9/8/chartex" xmlns:mc="http://schemas.openxmlformats.org/markup-compatibility/2006" xmlns:o="urn:schemas-microsoft-com:office:office" xmlns:r="http://schemas.openxmlformats.org/officeDocument/2006/relationships" xmlns:m="http://schemas.openxmlformats.org/officeDocument/2006/math" xmlns:v="urn:schemas-microsoft-com:vml" xmlns:wp14="http://schemas.microsoft.com/office/word/2010/wordprocessingDrawing" xmlns:wp="http://schemas.openxmlformats.org/drawingml/2006/wordprocessingDrawing" xmlns:w10="urn:schemas-microsoft-com:office:word" xmlns:w="http://schemas.openxmlformats.org/wordprocessingml/2006/main" xmlns:w14="http://schemas.microsoft.com/office/word/2010/wordml" xmlns:w15="http://schemas.microsoft.com/office/word/2012/wordml" xmlns:w16se="http://schemas.microsoft.com/office/word/2015/wordml/symex" xmlns:wpg="http://schemas.microsoft.com/office/word/2010/wordprocessingGroup" xmlns:wpi="http://schemas.microsoft.com/office/word/2010/wordprocessingInk" xmlns:wne="http://schemas.microsoft.com/office/word/2006/wordml" xmlns:wps="http://schemas.microsoft.com/office/word/2010/wordprocessingShape" mc:Ignorable="w14 w15 w16se wp14">
   <w:comment w:id="0" w:author="DCT3" w:date="2025-03-05T13:02:00Z" w:initials="D">
     <w:p>
       <w:pPr>
@@ -31931,7 +32905,7 @@
       </w:r>
     </w:p>
   </w:comment>
-  <w:comment w:id="1" w:author="DCT3" w:date="2025-03-05T13:03:00Z" w:initials="D">
+  <w:comment w:id="2" w:author="DCT3" w:date="2025-03-05T13:03:00Z" w:initials="D">
     <w:p>
       <w:pPr>
         <w:pStyle w:val="ab"/>
@@ -31969,7 +32943,7 @@
 </file>
 
 <file path=word/commentsExtended.xml><?xml version="1.0" encoding="utf-8"?>
-<w15:commentsEx xmlns:wpc="http://schemas.microsoft.com/office/word/2010/wordprocessingCanvas" xmlns:cx="http://schemas.microsoft.com/office/drawing/2014/chartex" xmlns:cx1="http://schemas.microsoft.com/office/drawing/2015/9/8/chartex" xmlns:cx2="http://schemas.microsoft.com/office/drawing/2015/10/21/chartex" xmlns:cx3="http://schemas.microsoft.com/office/drawing/2016/5/9/chartex" xmlns:cx4="http://schemas.microsoft.com/office/drawing/2016/5/10/chartex" xmlns:cx5="http://schemas.microsoft.com/office/drawing/2016/5/11/chartex" xmlns:cx6="http://schemas.microsoft.com/office/drawing/2016/5/12/chartex" xmlns:cx7="http://schemas.microsoft.com/office/drawing/2016/5/13/chartex" xmlns:cx8="http://schemas.microsoft.com/office/drawing/2016/5/14/chartex" xmlns:mc="http://schemas.openxmlformats.org/markup-compatibility/2006" xmlns:aink="http://schemas.microsoft.com/office/drawing/2016/ink" xmlns:am3d="http://schemas.microsoft.com/office/drawing/2017/model3d" xmlns:o="urn:schemas-microsoft-com:office:office" xmlns:r="http://schemas.openxmlformats.org/officeDocument/2006/relationships" xmlns:m="http://schemas.openxmlformats.org/officeDocument/2006/math" xmlns:v="urn:schemas-microsoft-com:vml" xmlns:wp14="http://schemas.microsoft.com/office/word/2010/wordprocessingDrawing" xmlns:wp="http://schemas.openxmlformats.org/drawingml/2006/wordprocessingDrawing" xmlns:w10="urn:schemas-microsoft-com:office:word" xmlns:w="http://schemas.openxmlformats.org/wordprocessingml/2006/main" xmlns:w14="http://schemas.microsoft.com/office/word/2010/wordml" xmlns:w15="http://schemas.microsoft.com/office/word/2012/wordml" xmlns:w16cex="http://schemas.microsoft.com/office/word/2018/wordml/cex" xmlns:w16cid="http://schemas.microsoft.com/office/word/2016/wordml/cid" xmlns:w16="http://schemas.microsoft.com/office/word/2018/wordml" xmlns:w16sdtdh="http://schemas.microsoft.com/office/word/2020/wordml/sdtdatahash" xmlns:w16se="http://schemas.microsoft.com/office/word/2015/wordml/symex" xmlns:wpg="http://schemas.microsoft.com/office/word/2010/wordprocessingGroup" xmlns:wpi="http://schemas.microsoft.com/office/word/2010/wordprocessingInk" xmlns:wne="http://schemas.microsoft.com/office/word/2006/wordml" xmlns:wps="http://schemas.microsoft.com/office/word/2010/wordprocessingShape" mc:Ignorable="w14 w15 w16se w16cid w16 w16cex w16sdtdh wp14">
+<w15:commentsEx xmlns:wpc="http://schemas.microsoft.com/office/word/2010/wordprocessingCanvas" xmlns:cx="http://schemas.microsoft.com/office/drawing/2014/chartex" xmlns:cx1="http://schemas.microsoft.com/office/drawing/2015/9/8/chartex" xmlns:mc="http://schemas.openxmlformats.org/markup-compatibility/2006" xmlns:o="urn:schemas-microsoft-com:office:office" xmlns:r="http://schemas.openxmlformats.org/officeDocument/2006/relationships" xmlns:m="http://schemas.openxmlformats.org/officeDocument/2006/math" xmlns:v="urn:schemas-microsoft-com:vml" xmlns:wp14="http://schemas.microsoft.com/office/word/2010/wordprocessingDrawing" xmlns:wp="http://schemas.openxmlformats.org/drawingml/2006/wordprocessingDrawing" xmlns:w10="urn:schemas-microsoft-com:office:word" xmlns:w="http://schemas.openxmlformats.org/wordprocessingml/2006/main" xmlns:w14="http://schemas.microsoft.com/office/word/2010/wordml" xmlns:w15="http://schemas.microsoft.com/office/word/2012/wordml" xmlns:w16se="http://schemas.microsoft.com/office/word/2015/wordml/symex" xmlns:wpg="http://schemas.microsoft.com/office/word/2010/wordprocessingGroup" xmlns:wpi="http://schemas.microsoft.com/office/word/2010/wordprocessingInk" xmlns:wne="http://schemas.microsoft.com/office/word/2006/wordml" xmlns:wps="http://schemas.microsoft.com/office/word/2010/wordprocessingShape" mc:Ignorable="w14 w15 w16se wp14">
   <w15:commentEx w15:paraId="2FAED6D8" w15:done="0"/>
   <w15:commentEx w15:paraId="6174DEEE" w15:done="0"/>
 </w15:commentsEx>
@@ -31983,7 +32957,7 @@
 </file>
 
 <file path=word/endnotes.xml><?xml version="1.0" encoding="utf-8"?>
-<w:endnotes xmlns:wpc="http://schemas.microsoft.com/office/word/2010/wordprocessingCanvas" xmlns:cx="http://schemas.microsoft.com/office/drawing/2014/chartex" xmlns:cx1="http://schemas.microsoft.com/office/drawing/2015/9/8/chartex" xmlns:cx2="http://schemas.microsoft.com/office/drawing/2015/10/21/chartex" xmlns:cx3="http://schemas.microsoft.com/office/drawing/2016/5/9/chartex" xmlns:cx4="http://schemas.microsoft.com/office/drawing/2016/5/10/chartex" xmlns:cx5="http://schemas.microsoft.com/office/drawing/2016/5/11/chartex" xmlns:cx6="http://schemas.microsoft.com/office/drawing/2016/5/12/chartex" xmlns:cx7="http://schemas.microsoft.com/office/drawing/2016/5/13/chartex" xmlns:cx8="http://schemas.microsoft.com/office/drawing/2016/5/14/chartex" xmlns:mc="http://schemas.openxmlformats.org/markup-compatibility/2006" xmlns:aink="http://schemas.microsoft.com/office/drawing/2016/ink" xmlns:am3d="http://schemas.microsoft.com/office/drawing/2017/model3d" xmlns:o="urn:schemas-microsoft-com:office:office" xmlns:r="http://schemas.openxmlformats.org/officeDocument/2006/relationships" xmlns:m="http://schemas.openxmlformats.org/officeDocument/2006/math" xmlns:v="urn:schemas-microsoft-com:vml" xmlns:wp14="http://schemas.microsoft.com/office/word/2010/wordprocessingDrawing" xmlns:wp="http://schemas.openxmlformats.org/drawingml/2006/wordprocessingDrawing" xmlns:w10="urn:schemas-microsoft-com:office:word" xmlns:w="http://schemas.openxmlformats.org/wordprocessingml/2006/main" xmlns:w14="http://schemas.microsoft.com/office/word/2010/wordml" xmlns:w15="http://schemas.microsoft.com/office/word/2012/wordml" xmlns:w16cex="http://schemas.microsoft.com/office/word/2018/wordml/cex" xmlns:w16cid="http://schemas.microsoft.com/office/word/2016/wordml/cid" xmlns:w16="http://schemas.microsoft.com/office/word/2018/wordml" xmlns:w16sdtdh="http://schemas.microsoft.com/office/word/2020/wordml/sdtdatahash" xmlns:w16se="http://schemas.microsoft.com/office/word/2015/wordml/symex" xmlns:wpg="http://schemas.microsoft.com/office/word/2010/wordprocessingGroup" xmlns:wpi="http://schemas.microsoft.com/office/word/2010/wordprocessingInk" xmlns:wne="http://schemas.microsoft.com/office/word/2006/wordml" xmlns:wps="http://schemas.microsoft.com/office/word/2010/wordprocessingShape" mc:Ignorable="w14 w15 w16se w16cid w16 w16cex w16sdtdh wp14">
+<w:endnotes xmlns:wpc="http://schemas.microsoft.com/office/word/2010/wordprocessingCanvas" xmlns:cx="http://schemas.microsoft.com/office/drawing/2014/chartex" xmlns:cx1="http://schemas.microsoft.com/office/drawing/2015/9/8/chartex" xmlns:mc="http://schemas.openxmlformats.org/markup-compatibility/2006" xmlns:o="urn:schemas-microsoft-com:office:office" xmlns:r="http://schemas.openxmlformats.org/officeDocument/2006/relationships" xmlns:m="http://schemas.openxmlformats.org/officeDocument/2006/math" xmlns:v="urn:schemas-microsoft-com:vml" xmlns:wp14="http://schemas.microsoft.com/office/word/2010/wordprocessingDrawing" xmlns:wp="http://schemas.openxmlformats.org/drawingml/2006/wordprocessingDrawing" xmlns:w10="urn:schemas-microsoft-com:office:word" xmlns:w="http://schemas.openxmlformats.org/wordprocessingml/2006/main" xmlns:w14="http://schemas.microsoft.com/office/word/2010/wordml" xmlns:w15="http://schemas.microsoft.com/office/word/2012/wordml" xmlns:w16se="http://schemas.microsoft.com/office/word/2015/wordml/symex" xmlns:wpg="http://schemas.microsoft.com/office/word/2010/wordprocessingGroup" xmlns:wpi="http://schemas.microsoft.com/office/word/2010/wordprocessingInk" xmlns:wne="http://schemas.microsoft.com/office/word/2006/wordml" xmlns:wps="http://schemas.microsoft.com/office/word/2010/wordprocessingShape" mc:Ignorable="w14 w15 w16se wp14">
   <w:endnote w:type="separator" w:id="-1">
     <w:p>
       <w:pPr>
@@ -32008,7 +32982,7 @@
 </file>
 
 <file path=word/footer1.xml><?xml version="1.0" encoding="utf-8"?>
-<w:ftr xmlns:wpc="http://schemas.microsoft.com/office/word/2010/wordprocessingCanvas" xmlns:cx="http://schemas.microsoft.com/office/drawing/2014/chartex" xmlns:cx1="http://schemas.microsoft.com/office/drawing/2015/9/8/chartex" xmlns:cx2="http://schemas.microsoft.com/office/drawing/2015/10/21/chartex" xmlns:cx3="http://schemas.microsoft.com/office/drawing/2016/5/9/chartex" xmlns:cx4="http://schemas.microsoft.com/office/drawing/2016/5/10/chartex" xmlns:cx5="http://schemas.microsoft.com/office/drawing/2016/5/11/chartex" xmlns:cx6="http://schemas.microsoft.com/office/drawing/2016/5/12/chartex" xmlns:cx7="http://schemas.microsoft.com/office/drawing/2016/5/13/chartex" xmlns:cx8="http://schemas.microsoft.com/office/drawing/2016/5/14/chartex" xmlns:mc="http://schemas.openxmlformats.org/markup-compatibility/2006" xmlns:aink="http://schemas.microsoft.com/office/drawing/2016/ink" xmlns:am3d="http://schemas.microsoft.com/office/drawing/2017/model3d" xmlns:o="urn:schemas-microsoft-com:office:office" xmlns:r="http://schemas.openxmlformats.org/officeDocument/2006/relationships" xmlns:m="http://schemas.openxmlformats.org/officeDocument/2006/math" xmlns:v="urn:schemas-microsoft-com:vml" xmlns:wp14="http://schemas.microsoft.com/office/word/2010/wordprocessingDrawing" xmlns:wp="http://schemas.openxmlformats.org/drawingml/2006/wordprocessingDrawing" xmlns:w10="urn:schemas-microsoft-com:office:word" xmlns:w="http://schemas.openxmlformats.org/wordprocessingml/2006/main" xmlns:w14="http://schemas.microsoft.com/office/word/2010/wordml" xmlns:w15="http://schemas.microsoft.com/office/word/2012/wordml" xmlns:w16cex="http://schemas.microsoft.com/office/word/2018/wordml/cex" xmlns:w16cid="http://schemas.microsoft.com/office/word/2016/wordml/cid" xmlns:w16="http://schemas.microsoft.com/office/word/2018/wordml" xmlns:w16sdtdh="http://schemas.microsoft.com/office/word/2020/wordml/sdtdatahash" xmlns:w16se="http://schemas.microsoft.com/office/word/2015/wordml/symex" xmlns:wpg="http://schemas.microsoft.com/office/word/2010/wordprocessingGroup" xmlns:wpi="http://schemas.microsoft.com/office/word/2010/wordprocessingInk" xmlns:wne="http://schemas.microsoft.com/office/word/2006/wordml" xmlns:wps="http://schemas.microsoft.com/office/word/2010/wordprocessingShape" mc:Ignorable="w14 w15 w16se w16cid w16 w16cex w16sdtdh wp14">
+<w:ftr xmlns:wpc="http://schemas.microsoft.com/office/word/2010/wordprocessingCanvas" xmlns:cx="http://schemas.microsoft.com/office/drawing/2014/chartex" xmlns:cx1="http://schemas.microsoft.com/office/drawing/2015/9/8/chartex" xmlns:mc="http://schemas.openxmlformats.org/markup-compatibility/2006" xmlns:o="urn:schemas-microsoft-com:office:office" xmlns:r="http://schemas.openxmlformats.org/officeDocument/2006/relationships" xmlns:m="http://schemas.openxmlformats.org/officeDocument/2006/math" xmlns:v="urn:schemas-microsoft-com:vml" xmlns:wp14="http://schemas.microsoft.com/office/word/2010/wordprocessingDrawing" xmlns:wp="http://schemas.openxmlformats.org/drawingml/2006/wordprocessingDrawing" xmlns:w10="urn:schemas-microsoft-com:office:word" xmlns:w="http://schemas.openxmlformats.org/wordprocessingml/2006/main" xmlns:w14="http://schemas.microsoft.com/office/word/2010/wordml" xmlns:w15="http://schemas.microsoft.com/office/word/2012/wordml" xmlns:w16se="http://schemas.microsoft.com/office/word/2015/wordml/symex" xmlns:wpg="http://schemas.microsoft.com/office/word/2010/wordprocessingGroup" xmlns:wpi="http://schemas.microsoft.com/office/word/2010/wordprocessingInk" xmlns:wne="http://schemas.microsoft.com/office/word/2006/wordml" xmlns:wps="http://schemas.microsoft.com/office/word/2010/wordprocessingShape" mc:Ignorable="w14 w15 w16se wp14">
   <w:p>
     <w:pPr>
       <w:pStyle w:val="a4"/>
@@ -32026,7 +33000,6 @@
           <w:docPartUnique/>
         </w:docPartObj>
       </w:sdtPr>
-      <w:sdtEndPr/>
       <w:sdtContent>
         <w:sdt>
           <w:sdtPr>
@@ -32036,7 +33009,6 @@
               <w:docPartUnique/>
             </w:docPartObj>
           </w:sdtPr>
-          <w:sdtEndPr/>
           <w:sdtContent>
             <w:r>
               <w:rPr>
@@ -32069,7 +33041,7 @@
                 <w:bCs/>
                 <w:noProof/>
               </w:rPr>
-              <w:t>6</w:t>
+              <w:t>14</w:t>
             </w:r>
             <w:r>
               <w:rPr>
@@ -32117,7 +33089,7 @@
                 <w:bCs/>
                 <w:noProof/>
               </w:rPr>
-              <w:t>8</w:t>
+              <w:t>15</w:t>
             </w:r>
             <w:r>
               <w:rPr>
@@ -32211,7 +33183,7 @@
 </file>
 
 <file path=word/footer2.xml><?xml version="1.0" encoding="utf-8"?>
-<w:ftr xmlns:wpc="http://schemas.microsoft.com/office/word/2010/wordprocessingCanvas" xmlns:cx="http://schemas.microsoft.com/office/drawing/2014/chartex" xmlns:cx1="http://schemas.microsoft.com/office/drawing/2015/9/8/chartex" xmlns:cx2="http://schemas.microsoft.com/office/drawing/2015/10/21/chartex" xmlns:cx3="http://schemas.microsoft.com/office/drawing/2016/5/9/chartex" xmlns:cx4="http://schemas.microsoft.com/office/drawing/2016/5/10/chartex" xmlns:cx5="http://schemas.microsoft.com/office/drawing/2016/5/11/chartex" xmlns:cx6="http://schemas.microsoft.com/office/drawing/2016/5/12/chartex" xmlns:cx7="http://schemas.microsoft.com/office/drawing/2016/5/13/chartex" xmlns:cx8="http://schemas.microsoft.com/office/drawing/2016/5/14/chartex" xmlns:mc="http://schemas.openxmlformats.org/markup-compatibility/2006" xmlns:aink="http://schemas.microsoft.com/office/drawing/2016/ink" xmlns:am3d="http://schemas.microsoft.com/office/drawing/2017/model3d" xmlns:o="urn:schemas-microsoft-com:office:office" xmlns:r="http://schemas.openxmlformats.org/officeDocument/2006/relationships" xmlns:m="http://schemas.openxmlformats.org/officeDocument/2006/math" xmlns:v="urn:schemas-microsoft-com:vml" xmlns:wp14="http://schemas.microsoft.com/office/word/2010/wordprocessingDrawing" xmlns:wp="http://schemas.openxmlformats.org/drawingml/2006/wordprocessingDrawing" xmlns:w10="urn:schemas-microsoft-com:office:word" xmlns:w="http://schemas.openxmlformats.org/wordprocessingml/2006/main" xmlns:w14="http://schemas.microsoft.com/office/word/2010/wordml" xmlns:w15="http://schemas.microsoft.com/office/word/2012/wordml" xmlns:w16cex="http://schemas.microsoft.com/office/word/2018/wordml/cex" xmlns:w16cid="http://schemas.microsoft.com/office/word/2016/wordml/cid" xmlns:w16="http://schemas.microsoft.com/office/word/2018/wordml" xmlns:w16sdtdh="http://schemas.microsoft.com/office/word/2020/wordml/sdtdatahash" xmlns:w16se="http://schemas.microsoft.com/office/word/2015/wordml/symex" xmlns:wpg="http://schemas.microsoft.com/office/word/2010/wordprocessingGroup" xmlns:wpi="http://schemas.microsoft.com/office/word/2010/wordprocessingInk" xmlns:wne="http://schemas.microsoft.com/office/word/2006/wordml" xmlns:wps="http://schemas.microsoft.com/office/word/2010/wordprocessingShape" mc:Ignorable="w14 w15 w16se w16cid w16 w16cex w16sdtdh wp14">
+<w:ftr xmlns:wpc="http://schemas.microsoft.com/office/word/2010/wordprocessingCanvas" xmlns:cx="http://schemas.microsoft.com/office/drawing/2014/chartex" xmlns:cx1="http://schemas.microsoft.com/office/drawing/2015/9/8/chartex" xmlns:mc="http://schemas.openxmlformats.org/markup-compatibility/2006" xmlns:o="urn:schemas-microsoft-com:office:office" xmlns:r="http://schemas.openxmlformats.org/officeDocument/2006/relationships" xmlns:m="http://schemas.openxmlformats.org/officeDocument/2006/math" xmlns:v="urn:schemas-microsoft-com:vml" xmlns:wp14="http://schemas.microsoft.com/office/word/2010/wordprocessingDrawing" xmlns:wp="http://schemas.openxmlformats.org/drawingml/2006/wordprocessingDrawing" xmlns:w10="urn:schemas-microsoft-com:office:word" xmlns:w="http://schemas.openxmlformats.org/wordprocessingml/2006/main" xmlns:w14="http://schemas.microsoft.com/office/word/2010/wordml" xmlns:w15="http://schemas.microsoft.com/office/word/2012/wordml" xmlns:w16se="http://schemas.microsoft.com/office/word/2015/wordml/symex" xmlns:wpg="http://schemas.microsoft.com/office/word/2010/wordprocessingGroup" xmlns:wpi="http://schemas.microsoft.com/office/word/2010/wordprocessingInk" xmlns:wne="http://schemas.microsoft.com/office/word/2006/wordml" xmlns:wps="http://schemas.microsoft.com/office/word/2010/wordprocessingShape" mc:Ignorable="w14 w15 w16se wp14">
   <w:p>
     <w:pPr>
       <w:pStyle w:val="a4"/>
@@ -32230,7 +33202,6 @@
           <w:docPartUnique/>
         </w:docPartObj>
       </w:sdtPr>
-      <w:sdtEndPr/>
       <w:sdtContent>
         <w:sdt>
           <w:sdtPr>
@@ -32240,7 +33211,6 @@
               <w:docPartUnique/>
             </w:docPartObj>
           </w:sdtPr>
-          <w:sdtEndPr/>
           <w:sdtContent>
             <w:r>
               <w:rPr>
@@ -32273,7 +33243,7 @@
                 <w:bCs/>
                 <w:noProof/>
               </w:rPr>
-              <w:t>5</w:t>
+              <w:t>15</w:t>
             </w:r>
             <w:r>
               <w:rPr>
@@ -32321,7 +33291,7 @@
                 <w:bCs/>
                 <w:noProof/>
               </w:rPr>
-              <w:t>8</w:t>
+              <w:t>15</w:t>
             </w:r>
             <w:r>
               <w:rPr>
@@ -32413,7 +33383,7 @@
 </file>
 
 <file path=word/footnotes.xml><?xml version="1.0" encoding="utf-8"?>
-<w:footnotes xmlns:wpc="http://schemas.microsoft.com/office/word/2010/wordprocessingCanvas" xmlns:cx="http://schemas.microsoft.com/office/drawing/2014/chartex" xmlns:cx1="http://schemas.microsoft.com/office/drawing/2015/9/8/chartex" xmlns:cx2="http://schemas.microsoft.com/office/drawing/2015/10/21/chartex" xmlns:cx3="http://schemas.microsoft.com/office/drawing/2016/5/9/chartex" xmlns:cx4="http://schemas.microsoft.com/office/drawing/2016/5/10/chartex" xmlns:cx5="http://schemas.microsoft.com/office/drawing/2016/5/11/chartex" xmlns:cx6="http://schemas.microsoft.com/office/drawing/2016/5/12/chartex" xmlns:cx7="http://schemas.microsoft.com/office/drawing/2016/5/13/chartex" xmlns:cx8="http://schemas.microsoft.com/office/drawing/2016/5/14/chartex" xmlns:mc="http://schemas.openxmlformats.org/markup-compatibility/2006" xmlns:aink="http://schemas.microsoft.com/office/drawing/2016/ink" xmlns:am3d="http://schemas.microsoft.com/office/drawing/2017/model3d" xmlns:o="urn:schemas-microsoft-com:office:office" xmlns:r="http://schemas.openxmlformats.org/officeDocument/2006/relationships" xmlns:m="http://schemas.openxmlformats.org/officeDocument/2006/math" xmlns:v="urn:schemas-microsoft-com:vml" xmlns:wp14="http://schemas.microsoft.com/office/word/2010/wordprocessingDrawing" xmlns:wp="http://schemas.openxmlformats.org/drawingml/2006/wordprocessingDrawing" xmlns:w10="urn:schemas-microsoft-com:office:word" xmlns:w="http://schemas.openxmlformats.org/wordprocessingml/2006/main" xmlns:w14="http://schemas.microsoft.com/office/word/2010/wordml" xmlns:w15="http://schemas.microsoft.com/office/word/2012/wordml" xmlns:w16cex="http://schemas.microsoft.com/office/word/2018/wordml/cex" xmlns:w16cid="http://schemas.microsoft.com/office/word/2016/wordml/cid" xmlns:w16="http://schemas.microsoft.com/office/word/2018/wordml" xmlns:w16sdtdh="http://schemas.microsoft.com/office/word/2020/wordml/sdtdatahash" xmlns:w16se="http://schemas.microsoft.com/office/word/2015/wordml/symex" xmlns:wpg="http://schemas.microsoft.com/office/word/2010/wordprocessingGroup" xmlns:wpi="http://schemas.microsoft.com/office/word/2010/wordprocessingInk" xmlns:wne="http://schemas.microsoft.com/office/word/2006/wordml" xmlns:wps="http://schemas.microsoft.com/office/word/2010/wordprocessingShape" mc:Ignorable="w14 w15 w16se w16cid w16 w16cex w16sdtdh wp14">
+<w:footnotes xmlns:wpc="http://schemas.microsoft.com/office/word/2010/wordprocessingCanvas" xmlns:cx="http://schemas.microsoft.com/office/drawing/2014/chartex" xmlns:cx1="http://schemas.microsoft.com/office/drawing/2015/9/8/chartex" xmlns:mc="http://schemas.openxmlformats.org/markup-compatibility/2006" xmlns:o="urn:schemas-microsoft-com:office:office" xmlns:r="http://schemas.openxmlformats.org/officeDocument/2006/relationships" xmlns:m="http://schemas.openxmlformats.org/officeDocument/2006/math" xmlns:v="urn:schemas-microsoft-com:vml" xmlns:wp14="http://schemas.microsoft.com/office/word/2010/wordprocessingDrawing" xmlns:wp="http://schemas.openxmlformats.org/drawingml/2006/wordprocessingDrawing" xmlns:w10="urn:schemas-microsoft-com:office:word" xmlns:w="http://schemas.openxmlformats.org/wordprocessingml/2006/main" xmlns:w14="http://schemas.microsoft.com/office/word/2010/wordml" xmlns:w15="http://schemas.microsoft.com/office/word/2012/wordml" xmlns:w16se="http://schemas.microsoft.com/office/word/2015/wordml/symex" xmlns:wpg="http://schemas.microsoft.com/office/word/2010/wordprocessingGroup" xmlns:wpi="http://schemas.microsoft.com/office/word/2010/wordprocessingInk" xmlns:wne="http://schemas.microsoft.com/office/word/2006/wordml" xmlns:wps="http://schemas.microsoft.com/office/word/2010/wordprocessingShape" mc:Ignorable="w14 w15 w16se wp14">
   <w:footnote w:type="separator" w:id="-1">
     <w:p>
       <w:pPr>
@@ -32438,17 +33408,19 @@
 </file>
 
 <file path=word/header1.xml><?xml version="1.0" encoding="utf-8"?>
-<w:hdr xmlns:wpc="http://schemas.microsoft.com/office/word/2010/wordprocessingCanvas" xmlns:cx="http://schemas.microsoft.com/office/drawing/2014/chartex" xmlns:cx1="http://schemas.microsoft.com/office/drawing/2015/9/8/chartex" xmlns:cx2="http://schemas.microsoft.com/office/drawing/2015/10/21/chartex" xmlns:cx3="http://schemas.microsoft.com/office/drawing/2016/5/9/chartex" xmlns:cx4="http://schemas.microsoft.com/office/drawing/2016/5/10/chartex" xmlns:cx5="http://schemas.microsoft.com/office/drawing/2016/5/11/chartex" xmlns:cx6="http://schemas.microsoft.com/office/drawing/2016/5/12/chartex" xmlns:cx7="http://schemas.microsoft.com/office/drawing/2016/5/13/chartex" xmlns:cx8="http://schemas.microsoft.com/office/drawing/2016/5/14/chartex" xmlns:mc="http://schemas.openxmlformats.org/markup-compatibility/2006" xmlns:aink="http://schemas.microsoft.com/office/drawing/2016/ink" xmlns:am3d="http://schemas.microsoft.com/office/drawing/2017/model3d" xmlns:o="urn:schemas-microsoft-com:office:office" xmlns:r="http://schemas.openxmlformats.org/officeDocument/2006/relationships" xmlns:m="http://schemas.openxmlformats.org/officeDocument/2006/math" xmlns:v="urn:schemas-microsoft-com:vml" xmlns:wp14="http://schemas.microsoft.com/office/word/2010/wordprocessingDrawing" xmlns:wp="http://schemas.openxmlformats.org/drawingml/2006/wordprocessingDrawing" xmlns:w10="urn:schemas-microsoft-com:office:word" xmlns:w="http://schemas.openxmlformats.org/wordprocessingml/2006/main" xmlns:w14="http://schemas.microsoft.com/office/word/2010/wordml" xmlns:w15="http://schemas.microsoft.com/office/word/2012/wordml" xmlns:w16cex="http://schemas.microsoft.com/office/word/2018/wordml/cex" xmlns:w16cid="http://schemas.microsoft.com/office/word/2016/wordml/cid" xmlns:w16="http://schemas.microsoft.com/office/word/2018/wordml" xmlns:w16sdtdh="http://schemas.microsoft.com/office/word/2020/wordml/sdtdatahash" xmlns:w16se="http://schemas.microsoft.com/office/word/2015/wordml/symex" xmlns:wpg="http://schemas.microsoft.com/office/word/2010/wordprocessingGroup" xmlns:wpi="http://schemas.microsoft.com/office/word/2010/wordprocessingInk" xmlns:wne="http://schemas.microsoft.com/office/word/2006/wordml" xmlns:wps="http://schemas.microsoft.com/office/word/2010/wordprocessingShape" mc:Ignorable="w14 w15 w16se w16cid w16 w16cex w16sdtdh wp14">
+<w:hdr xmlns:wpc="http://schemas.microsoft.com/office/word/2010/wordprocessingCanvas" xmlns:cx="http://schemas.microsoft.com/office/drawing/2014/chartex" xmlns:cx1="http://schemas.microsoft.com/office/drawing/2015/9/8/chartex" xmlns:mc="http://schemas.openxmlformats.org/markup-compatibility/2006" xmlns:o="urn:schemas-microsoft-com:office:office" xmlns:r="http://schemas.openxmlformats.org/officeDocument/2006/relationships" xmlns:m="http://schemas.openxmlformats.org/officeDocument/2006/math" xmlns:v="urn:schemas-microsoft-com:vml" xmlns:wp14="http://schemas.microsoft.com/office/word/2010/wordprocessingDrawing" xmlns:wp="http://schemas.openxmlformats.org/drawingml/2006/wordprocessingDrawing" xmlns:w10="urn:schemas-microsoft-com:office:word" xmlns:w="http://schemas.openxmlformats.org/wordprocessingml/2006/main" xmlns:w14="http://schemas.microsoft.com/office/word/2010/wordml" xmlns:w15="http://schemas.microsoft.com/office/word/2012/wordml" xmlns:w16se="http://schemas.microsoft.com/office/word/2015/wordml/symex" xmlns:wpg="http://schemas.microsoft.com/office/word/2010/wordprocessingGroup" xmlns:wpi="http://schemas.microsoft.com/office/word/2010/wordprocessingInk" xmlns:wne="http://schemas.microsoft.com/office/word/2006/wordml" xmlns:wps="http://schemas.microsoft.com/office/word/2010/wordprocessingShape" mc:Ignorable="w14 w15 w16se wp14">
   <w:p>
     <w:pPr>
       <w:pStyle w:val="a3"/>
     </w:pPr>
+    <w:proofErr w:type="spellStart"/>
     <w:r>
       <w:rPr>
         <w:rFonts w:hint="eastAsia"/>
       </w:rPr>
       <w:t>대회준비도</w:t>
     </w:r>
+    <w:proofErr w:type="spellEnd"/>
     <w:r>
       <w:t xml:space="preserve"> </w:t>
     </w:r>
@@ -32473,7 +33445,7 @@
 </file>
 
 <file path=word/header2.xml><?xml version="1.0" encoding="utf-8"?>
-<w:hdr xmlns:wpc="http://schemas.microsoft.com/office/word/2010/wordprocessingCanvas" xmlns:cx="http://schemas.microsoft.com/office/drawing/2014/chartex" xmlns:cx1="http://schemas.microsoft.com/office/drawing/2015/9/8/chartex" xmlns:cx2="http://schemas.microsoft.com/office/drawing/2015/10/21/chartex" xmlns:cx3="http://schemas.microsoft.com/office/drawing/2016/5/9/chartex" xmlns:cx4="http://schemas.microsoft.com/office/drawing/2016/5/10/chartex" xmlns:cx5="http://schemas.microsoft.com/office/drawing/2016/5/11/chartex" xmlns:cx6="http://schemas.microsoft.com/office/drawing/2016/5/12/chartex" xmlns:cx7="http://schemas.microsoft.com/office/drawing/2016/5/13/chartex" xmlns:cx8="http://schemas.microsoft.com/office/drawing/2016/5/14/chartex" xmlns:mc="http://schemas.openxmlformats.org/markup-compatibility/2006" xmlns:aink="http://schemas.microsoft.com/office/drawing/2016/ink" xmlns:am3d="http://schemas.microsoft.com/office/drawing/2017/model3d" xmlns:o="urn:schemas-microsoft-com:office:office" xmlns:r="http://schemas.openxmlformats.org/officeDocument/2006/relationships" xmlns:m="http://schemas.openxmlformats.org/officeDocument/2006/math" xmlns:v="urn:schemas-microsoft-com:vml" xmlns:wp14="http://schemas.microsoft.com/office/word/2010/wordprocessingDrawing" xmlns:wp="http://schemas.openxmlformats.org/drawingml/2006/wordprocessingDrawing" xmlns:w10="urn:schemas-microsoft-com:office:word" xmlns:w="http://schemas.openxmlformats.org/wordprocessingml/2006/main" xmlns:w14="http://schemas.microsoft.com/office/word/2010/wordml" xmlns:w15="http://schemas.microsoft.com/office/word/2012/wordml" xmlns:w16cex="http://schemas.microsoft.com/office/word/2018/wordml/cex" xmlns:w16cid="http://schemas.microsoft.com/office/word/2016/wordml/cid" xmlns:w16="http://schemas.microsoft.com/office/word/2018/wordml" xmlns:w16sdtdh="http://schemas.microsoft.com/office/word/2020/wordml/sdtdatahash" xmlns:w16se="http://schemas.microsoft.com/office/word/2015/wordml/symex" xmlns:wpg="http://schemas.microsoft.com/office/word/2010/wordprocessingGroup" xmlns:wpi="http://schemas.microsoft.com/office/word/2010/wordprocessingInk" xmlns:wne="http://schemas.microsoft.com/office/word/2006/wordml" xmlns:wps="http://schemas.microsoft.com/office/word/2010/wordprocessingShape" mc:Ignorable="w14 w15 w16se w16cid w16 w16cex w16sdtdh wp14">
+<w:hdr xmlns:wpc="http://schemas.microsoft.com/office/word/2010/wordprocessingCanvas" xmlns:cx="http://schemas.microsoft.com/office/drawing/2014/chartex" xmlns:cx1="http://schemas.microsoft.com/office/drawing/2015/9/8/chartex" xmlns:mc="http://schemas.openxmlformats.org/markup-compatibility/2006" xmlns:o="urn:schemas-microsoft-com:office:office" xmlns:r="http://schemas.openxmlformats.org/officeDocument/2006/relationships" xmlns:m="http://schemas.openxmlformats.org/officeDocument/2006/math" xmlns:v="urn:schemas-microsoft-com:vml" xmlns:wp14="http://schemas.microsoft.com/office/word/2010/wordprocessingDrawing" xmlns:wp="http://schemas.openxmlformats.org/drawingml/2006/wordprocessingDrawing" xmlns:w10="urn:schemas-microsoft-com:office:word" xmlns:w="http://schemas.openxmlformats.org/wordprocessingml/2006/main" xmlns:w14="http://schemas.microsoft.com/office/word/2010/wordml" xmlns:w15="http://schemas.microsoft.com/office/word/2012/wordml" xmlns:w16se="http://schemas.microsoft.com/office/word/2015/wordml/symex" xmlns:wpg="http://schemas.microsoft.com/office/word/2010/wordprocessingGroup" xmlns:wpi="http://schemas.microsoft.com/office/word/2010/wordprocessingInk" xmlns:wne="http://schemas.microsoft.com/office/word/2006/wordml" xmlns:wps="http://schemas.microsoft.com/office/word/2010/wordprocessingShape" mc:Ignorable="w14 w15 w16se wp14">
   <w:p>
     <w:pPr>
       <w:pStyle w:val="a3"/>
@@ -32514,16 +33486,11 @@
     <w:r>
       <w:t>학생</w:t>
     </w:r>
-    <w:proofErr w:type="gramStart"/>
     <w:r>
       <w:t>)</w:t>
     </w:r>
     <w:r>
-      <w:t xml:space="preserve"> /</w:t>
-    </w:r>
-    <w:proofErr w:type="gramEnd"/>
-    <w:r>
-      <w:t xml:space="preserve"> 1</w:t>
+      <w:t xml:space="preserve"> / 1</w:t>
     </w:r>
     <w:r>
       <w:rPr>
@@ -32544,21 +33511,119 @@
       <w:rPr>
         <w:rFonts w:hint="eastAsia"/>
       </w:rPr>
-      <w:t>교사</w:t>
-    </w:r>
-    <w:r>
-      <w:rPr>
-        <w:rFonts w:hint="eastAsia"/>
-      </w:rPr>
-      <w:t>용</w:t>
+      <w:t>교사용</w:t>
     </w:r>
   </w:p>
 </w:hdr>
 </file>
 
 <file path=word/numbering.xml><?xml version="1.0" encoding="utf-8"?>
-<w:numbering xmlns:wpc="http://schemas.microsoft.com/office/word/2010/wordprocessingCanvas" xmlns:cx="http://schemas.microsoft.com/office/drawing/2014/chartex" xmlns:cx1="http://schemas.microsoft.com/office/drawing/2015/9/8/chartex" xmlns:cx2="http://schemas.microsoft.com/office/drawing/2015/10/21/chartex" xmlns:cx3="http://schemas.microsoft.com/office/drawing/2016/5/9/chartex" xmlns:cx4="http://schemas.microsoft.com/office/drawing/2016/5/10/chartex" xmlns:cx5="http://schemas.microsoft.com/office/drawing/2016/5/11/chartex" xmlns:cx6="http://schemas.microsoft.com/office/drawing/2016/5/12/chartex" xmlns:cx7="http://schemas.microsoft.com/office/drawing/2016/5/13/chartex" xmlns:cx8="http://schemas.microsoft.com/office/drawing/2016/5/14/chartex" xmlns:mc="http://schemas.openxmlformats.org/markup-compatibility/2006" xmlns:aink="http://schemas.microsoft.com/office/drawing/2016/ink" xmlns:am3d="http://schemas.microsoft.com/office/drawing/2017/model3d" xmlns:o="urn:schemas-microsoft-com:office:office" xmlns:r="http://schemas.openxmlformats.org/officeDocument/2006/relationships" xmlns:m="http://schemas.openxmlformats.org/officeDocument/2006/math" xmlns:v="urn:schemas-microsoft-com:vml" xmlns:wp14="http://schemas.microsoft.com/office/word/2010/wordprocessingDrawing" xmlns:wp="http://schemas.openxmlformats.org/drawingml/2006/wordprocessingDrawing" xmlns:w10="urn:schemas-microsoft-com:office:word" xmlns:w="http://schemas.openxmlformats.org/wordprocessingml/2006/main" xmlns:w14="http://schemas.microsoft.com/office/word/2010/wordml" xmlns:w15="http://schemas.microsoft.com/office/word/2012/wordml" xmlns:w16cex="http://schemas.microsoft.com/office/word/2018/wordml/cex" xmlns:w16cid="http://schemas.microsoft.com/office/word/2016/wordml/cid" xmlns:w16="http://schemas.microsoft.com/office/word/2018/wordml" xmlns:w16sdtdh="http://schemas.microsoft.com/office/word/2020/wordml/sdtdatahash" xmlns:w16se="http://schemas.microsoft.com/office/word/2015/wordml/symex" xmlns:wpg="http://schemas.microsoft.com/office/word/2010/wordprocessingGroup" xmlns:wpi="http://schemas.microsoft.com/office/word/2010/wordprocessingInk" xmlns:wne="http://schemas.microsoft.com/office/word/2006/wordml" xmlns:wps="http://schemas.microsoft.com/office/word/2010/wordprocessingShape" mc:Ignorable="w14 w15 w16se w16cid w16 w16cex w16sdtdh wp14">
+<w:numbering xmlns:wpc="http://schemas.microsoft.com/office/word/2010/wordprocessingCanvas" xmlns:cx="http://schemas.microsoft.com/office/drawing/2014/chartex" xmlns:cx1="http://schemas.microsoft.com/office/drawing/2015/9/8/chartex" xmlns:mc="http://schemas.openxmlformats.org/markup-compatibility/2006" xmlns:o="urn:schemas-microsoft-com:office:office" xmlns:r="http://schemas.openxmlformats.org/officeDocument/2006/relationships" xmlns:m="http://schemas.openxmlformats.org/officeDocument/2006/math" xmlns:v="urn:schemas-microsoft-com:vml" xmlns:wp14="http://schemas.microsoft.com/office/word/2010/wordprocessingDrawing" xmlns:wp="http://schemas.openxmlformats.org/drawingml/2006/wordprocessingDrawing" xmlns:w10="urn:schemas-microsoft-com:office:word" xmlns:w="http://schemas.openxmlformats.org/wordprocessingml/2006/main" xmlns:w14="http://schemas.microsoft.com/office/word/2010/wordml" xmlns:w15="http://schemas.microsoft.com/office/word/2012/wordml" xmlns:w16se="http://schemas.microsoft.com/office/word/2015/wordml/symex" xmlns:wpg="http://schemas.microsoft.com/office/word/2010/wordprocessingGroup" xmlns:wpi="http://schemas.microsoft.com/office/word/2010/wordprocessingInk" xmlns:wne="http://schemas.microsoft.com/office/word/2006/wordml" xmlns:wps="http://schemas.microsoft.com/office/word/2010/wordprocessingShape" mc:Ignorable="w14 w15 w16se wp14">
   <w:abstractNum w:abstractNumId="0" w15:restartNumberingAfterBreak="0">
+    <w:nsid w:val="0000A991"/>
+    <w:multiLevelType w:val="multilevel"/>
+    <w:tmpl w:val="BBE85A2E"/>
+    <w:lvl w:ilvl="0">
+      <w:numFmt w:val="bullet"/>
+      <w:lvlText w:val=""/>
+      <w:lvlJc w:val="left"/>
+      <w:pPr>
+        <w:ind w:left="720" w:hanging="360"/>
+      </w:pPr>
+      <w:rPr>
+        <w:rFonts w:ascii="Symbol" w:hAnsi="Symbol" w:cs="Symbol" w:hint="default"/>
+      </w:rPr>
+    </w:lvl>
+    <w:lvl w:ilvl="1">
+      <w:numFmt w:val="bullet"/>
+      <w:lvlText w:val="o"/>
+      <w:lvlJc w:val="left"/>
+      <w:pPr>
+        <w:ind w:left="1440" w:hanging="360"/>
+      </w:pPr>
+      <w:rPr>
+        <w:rFonts w:ascii="Courier New" w:hAnsi="Courier New" w:cs="Courier New" w:hint="default"/>
+      </w:rPr>
+    </w:lvl>
+    <w:lvl w:ilvl="2">
+      <w:numFmt w:val="bullet"/>
+      <w:lvlText w:val=""/>
+      <w:lvlJc w:val="left"/>
+      <w:pPr>
+        <w:ind w:left="2160" w:hanging="360"/>
+      </w:pPr>
+      <w:rPr>
+        <w:rFonts w:ascii="Wingdings" w:hAnsi="Wingdings" w:cs="Wingdings" w:hint="default"/>
+      </w:rPr>
+    </w:lvl>
+    <w:lvl w:ilvl="3">
+      <w:numFmt w:val="bullet"/>
+      <w:lvlText w:val=""/>
+      <w:lvlJc w:val="left"/>
+      <w:pPr>
+        <w:ind w:left="2880" w:hanging="360"/>
+      </w:pPr>
+      <w:rPr>
+        <w:rFonts w:ascii="Symbol" w:hAnsi="Symbol" w:cs="Symbol" w:hint="default"/>
+      </w:rPr>
+    </w:lvl>
+    <w:lvl w:ilvl="4">
+      <w:numFmt w:val="bullet"/>
+      <w:lvlText w:val="o"/>
+      <w:lvlJc w:val="left"/>
+      <w:pPr>
+        <w:ind w:left="3600" w:hanging="360"/>
+      </w:pPr>
+      <w:rPr>
+        <w:rFonts w:ascii="Courier New" w:hAnsi="Courier New" w:cs="Courier New" w:hint="default"/>
+      </w:rPr>
+    </w:lvl>
+    <w:lvl w:ilvl="5">
+      <w:numFmt w:val="bullet"/>
+      <w:lvlText w:val=""/>
+      <w:lvlJc w:val="left"/>
+      <w:pPr>
+        <w:ind w:left="4320" w:hanging="360"/>
+      </w:pPr>
+      <w:rPr>
+        <w:rFonts w:ascii="Wingdings" w:hAnsi="Wingdings" w:cs="Wingdings" w:hint="default"/>
+      </w:rPr>
+    </w:lvl>
+    <w:lvl w:ilvl="6">
+      <w:numFmt w:val="bullet"/>
+      <w:lvlText w:val=""/>
+      <w:lvlJc w:val="left"/>
+      <w:pPr>
+        <w:ind w:left="5040" w:hanging="360"/>
+      </w:pPr>
+      <w:rPr>
+        <w:rFonts w:ascii="Symbol" w:hAnsi="Symbol" w:cs="Symbol" w:hint="default"/>
+      </w:rPr>
+    </w:lvl>
+    <w:lvl w:ilvl="7">
+      <w:numFmt w:val="bullet"/>
+      <w:lvlText w:val="o"/>
+      <w:lvlJc w:val="left"/>
+      <w:pPr>
+        <w:ind w:left="5760" w:hanging="360"/>
+      </w:pPr>
+      <w:rPr>
+        <w:rFonts w:ascii="Courier New" w:hAnsi="Courier New" w:cs="Courier New" w:hint="default"/>
+      </w:rPr>
+    </w:lvl>
+    <w:lvl w:ilvl="8">
+      <w:numFmt w:val="bullet"/>
+      <w:lvlText w:val=""/>
+      <w:lvlJc w:val="left"/>
+      <w:pPr>
+        <w:ind w:left="6480" w:hanging="360"/>
+      </w:pPr>
+      <w:rPr>
+        <w:rFonts w:ascii="Wingdings" w:hAnsi="Wingdings" w:cs="Wingdings" w:hint="default"/>
+      </w:rPr>
+    </w:lvl>
+  </w:abstractNum>
+  <w:abstractNum w:abstractNumId="1" w15:restartNumberingAfterBreak="0">
     <w:nsid w:val="00585F5E"/>
     <w:multiLevelType w:val="hybridMultilevel"/>
     <w:tmpl w:val="57DE3D52"/>
@@ -32647,7 +33712,7 @@
       </w:pPr>
     </w:lvl>
   </w:abstractNum>
-  <w:abstractNum w:abstractNumId="1" w15:restartNumberingAfterBreak="0">
+  <w:abstractNum w:abstractNumId="2" w15:restartNumberingAfterBreak="0">
     <w:nsid w:val="0EE35D2B"/>
     <w:multiLevelType w:val="hybridMultilevel"/>
     <w:tmpl w:val="E0AA6AA6"/>
@@ -32760,7 +33825,7 @@
       </w:rPr>
     </w:lvl>
   </w:abstractNum>
-  <w:abstractNum w:abstractNumId="2" w15:restartNumberingAfterBreak="0">
+  <w:abstractNum w:abstractNumId="3" w15:restartNumberingAfterBreak="0">
     <w:nsid w:val="0F067975"/>
     <w:multiLevelType w:val="multilevel"/>
     <w:tmpl w:val="AD3A2E90"/>
@@ -32873,7 +33938,7 @@
       </w:rPr>
     </w:lvl>
   </w:abstractNum>
-  <w:abstractNum w:abstractNumId="3" w15:restartNumberingAfterBreak="0">
+  <w:abstractNum w:abstractNumId="4" w15:restartNumberingAfterBreak="0">
     <w:nsid w:val="12DA775A"/>
     <w:multiLevelType w:val="multilevel"/>
     <w:tmpl w:val="B2F63F22"/>
@@ -32987,7 +34052,7 @@
       </w:rPr>
     </w:lvl>
   </w:abstractNum>
-  <w:abstractNum w:abstractNumId="4" w15:restartNumberingAfterBreak="0">
+  <w:abstractNum w:abstractNumId="5" w15:restartNumberingAfterBreak="0">
     <w:nsid w:val="190E5CC7"/>
     <w:multiLevelType w:val="hybridMultilevel"/>
     <w:tmpl w:val="267E3898"/>
@@ -33100,7 +34165,7 @@
       </w:rPr>
     </w:lvl>
   </w:abstractNum>
-  <w:abstractNum w:abstractNumId="5" w15:restartNumberingAfterBreak="0">
+  <w:abstractNum w:abstractNumId="6" w15:restartNumberingAfterBreak="0">
     <w:nsid w:val="1C162D6A"/>
     <w:multiLevelType w:val="hybridMultilevel"/>
     <w:tmpl w:val="1A349EA4"/>
@@ -33192,7 +34257,7 @@
       </w:pPr>
     </w:lvl>
   </w:abstractNum>
-  <w:abstractNum w:abstractNumId="6" w15:restartNumberingAfterBreak="0">
+  <w:abstractNum w:abstractNumId="7" w15:restartNumberingAfterBreak="0">
     <w:nsid w:val="1CEB2313"/>
     <w:multiLevelType w:val="multilevel"/>
     <w:tmpl w:val="AD3A2E90"/>
@@ -33305,7 +34370,7 @@
       </w:rPr>
     </w:lvl>
   </w:abstractNum>
-  <w:abstractNum w:abstractNumId="7" w15:restartNumberingAfterBreak="0">
+  <w:abstractNum w:abstractNumId="8" w15:restartNumberingAfterBreak="0">
     <w:nsid w:val="213810F8"/>
     <w:multiLevelType w:val="multilevel"/>
     <w:tmpl w:val="3DF8CA9C"/>
@@ -33418,7 +34483,7 @@
       </w:rPr>
     </w:lvl>
   </w:abstractNum>
-  <w:abstractNum w:abstractNumId="8" w15:restartNumberingAfterBreak="0">
+  <w:abstractNum w:abstractNumId="9" w15:restartNumberingAfterBreak="0">
     <w:nsid w:val="275A666C"/>
     <w:multiLevelType w:val="hybridMultilevel"/>
     <w:tmpl w:val="1A349EA4"/>
@@ -33510,7 +34575,7 @@
       </w:pPr>
     </w:lvl>
   </w:abstractNum>
-  <w:abstractNum w:abstractNumId="9" w15:restartNumberingAfterBreak="0">
+  <w:abstractNum w:abstractNumId="10" w15:restartNumberingAfterBreak="0">
     <w:nsid w:val="38D322CD"/>
     <w:multiLevelType w:val="multilevel"/>
     <w:tmpl w:val="B7A012B2"/>
@@ -33623,7 +34688,7 @@
       </w:rPr>
     </w:lvl>
   </w:abstractNum>
-  <w:abstractNum w:abstractNumId="10" w15:restartNumberingAfterBreak="0">
+  <w:abstractNum w:abstractNumId="11" w15:restartNumberingAfterBreak="0">
     <w:nsid w:val="3D9B136A"/>
     <w:multiLevelType w:val="multilevel"/>
     <w:tmpl w:val="EC5C2192"/>
@@ -33772,7 +34837,7 @@
       </w:rPr>
     </w:lvl>
   </w:abstractNum>
-  <w:abstractNum w:abstractNumId="11" w15:restartNumberingAfterBreak="0">
+  <w:abstractNum w:abstractNumId="12" w15:restartNumberingAfterBreak="0">
     <w:nsid w:val="4469374C"/>
     <w:multiLevelType w:val="multilevel"/>
     <w:tmpl w:val="16307FBA"/>
@@ -33885,7 +34950,7 @@
       </w:rPr>
     </w:lvl>
   </w:abstractNum>
-  <w:abstractNum w:abstractNumId="12" w15:restartNumberingAfterBreak="0">
+  <w:abstractNum w:abstractNumId="13" w15:restartNumberingAfterBreak="0">
     <w:nsid w:val="470C69C2"/>
     <w:multiLevelType w:val="multilevel"/>
     <w:tmpl w:val="2B2C9100"/>
@@ -33998,7 +35063,7 @@
       </w:rPr>
     </w:lvl>
   </w:abstractNum>
-  <w:abstractNum w:abstractNumId="13" w15:restartNumberingAfterBreak="0">
+  <w:abstractNum w:abstractNumId="14" w15:restartNumberingAfterBreak="0">
     <w:nsid w:val="4B8D19AF"/>
     <w:multiLevelType w:val="multilevel"/>
     <w:tmpl w:val="24D4547A"/>
@@ -34111,7 +35176,7 @@
       </w:rPr>
     </w:lvl>
   </w:abstractNum>
-  <w:abstractNum w:abstractNumId="14" w15:restartNumberingAfterBreak="0">
+  <w:abstractNum w:abstractNumId="15" w15:restartNumberingAfterBreak="0">
     <w:nsid w:val="4C3E3B18"/>
     <w:multiLevelType w:val="multilevel"/>
     <w:tmpl w:val="A58C7248"/>
@@ -34224,7 +35289,7 @@
       </w:rPr>
     </w:lvl>
   </w:abstractNum>
-  <w:abstractNum w:abstractNumId="15" w15:restartNumberingAfterBreak="0">
+  <w:abstractNum w:abstractNumId="16" w15:restartNumberingAfterBreak="0">
     <w:nsid w:val="51417699"/>
     <w:multiLevelType w:val="hybridMultilevel"/>
     <w:tmpl w:val="14C29966"/>
@@ -34313,7 +35378,7 @@
       </w:pPr>
     </w:lvl>
   </w:abstractNum>
-  <w:abstractNum w:abstractNumId="16" w15:restartNumberingAfterBreak="0">
+  <w:abstractNum w:abstractNumId="17" w15:restartNumberingAfterBreak="0">
     <w:nsid w:val="52327F9B"/>
     <w:multiLevelType w:val="hybridMultilevel"/>
     <w:tmpl w:val="CA048872"/>
@@ -34402,7 +35467,7 @@
       </w:pPr>
     </w:lvl>
   </w:abstractNum>
-  <w:abstractNum w:abstractNumId="17" w15:restartNumberingAfterBreak="0">
+  <w:abstractNum w:abstractNumId="18" w15:restartNumberingAfterBreak="0">
     <w:nsid w:val="58895A83"/>
     <w:multiLevelType w:val="hybridMultilevel"/>
     <w:tmpl w:val="178E2C28"/>
@@ -34515,7 +35580,7 @@
       </w:rPr>
     </w:lvl>
   </w:abstractNum>
-  <w:abstractNum w:abstractNumId="18" w15:restartNumberingAfterBreak="0">
+  <w:abstractNum w:abstractNumId="19" w15:restartNumberingAfterBreak="0">
     <w:nsid w:val="5A0D6125"/>
     <w:multiLevelType w:val="hybridMultilevel"/>
     <w:tmpl w:val="0CCC49C0"/>
@@ -34628,7 +35693,7 @@
       </w:rPr>
     </w:lvl>
   </w:abstractNum>
-  <w:abstractNum w:abstractNumId="19" w15:restartNumberingAfterBreak="0">
+  <w:abstractNum w:abstractNumId="20" w15:restartNumberingAfterBreak="0">
     <w:nsid w:val="5BF2141B"/>
     <w:multiLevelType w:val="hybridMultilevel"/>
     <w:tmpl w:val="79C8700A"/>
@@ -34717,7 +35782,7 @@
       </w:pPr>
     </w:lvl>
   </w:abstractNum>
-  <w:abstractNum w:abstractNumId="20" w15:restartNumberingAfterBreak="0">
+  <w:abstractNum w:abstractNumId="21" w15:restartNumberingAfterBreak="0">
     <w:nsid w:val="5D222322"/>
     <w:multiLevelType w:val="multilevel"/>
     <w:tmpl w:val="1012D82C"/>
@@ -34830,7 +35895,7 @@
       </w:rPr>
     </w:lvl>
   </w:abstractNum>
-  <w:abstractNum w:abstractNumId="21" w15:restartNumberingAfterBreak="0">
+  <w:abstractNum w:abstractNumId="22" w15:restartNumberingAfterBreak="0">
     <w:nsid w:val="62826B2F"/>
     <w:multiLevelType w:val="hybridMultilevel"/>
     <w:tmpl w:val="DB7A69B4"/>
@@ -34919,7 +35984,7 @@
       </w:pPr>
     </w:lvl>
   </w:abstractNum>
-  <w:abstractNum w:abstractNumId="22" w15:restartNumberingAfterBreak="0">
+  <w:abstractNum w:abstractNumId="23" w15:restartNumberingAfterBreak="0">
     <w:nsid w:val="654142C9"/>
     <w:multiLevelType w:val="hybridMultilevel"/>
     <w:tmpl w:val="CF126D8E"/>
@@ -35032,7 +36097,7 @@
       </w:rPr>
     </w:lvl>
   </w:abstractNum>
-  <w:abstractNum w:abstractNumId="23" w15:restartNumberingAfterBreak="0">
+  <w:abstractNum w:abstractNumId="24" w15:restartNumberingAfterBreak="0">
     <w:nsid w:val="6BCA7970"/>
     <w:multiLevelType w:val="hybridMultilevel"/>
     <w:tmpl w:val="45DED634"/>
@@ -35145,7 +36210,7 @@
       </w:rPr>
     </w:lvl>
   </w:abstractNum>
-  <w:abstractNum w:abstractNumId="24" w15:restartNumberingAfterBreak="0">
+  <w:abstractNum w:abstractNumId="25" w15:restartNumberingAfterBreak="0">
     <w:nsid w:val="72D071B5"/>
     <w:multiLevelType w:val="hybridMultilevel"/>
     <w:tmpl w:val="EB862B08"/>
@@ -35258,7 +36323,7 @@
       </w:rPr>
     </w:lvl>
   </w:abstractNum>
-  <w:abstractNum w:abstractNumId="25" w15:restartNumberingAfterBreak="0">
+  <w:abstractNum w:abstractNumId="26" w15:restartNumberingAfterBreak="0">
     <w:nsid w:val="78EF2B21"/>
     <w:multiLevelType w:val="hybridMultilevel"/>
     <w:tmpl w:val="80B07CDA"/>
@@ -35344,7 +36409,7 @@
       </w:pPr>
     </w:lvl>
   </w:abstractNum>
-  <w:abstractNum w:abstractNumId="26" w15:restartNumberingAfterBreak="0">
+  <w:abstractNum w:abstractNumId="27" w15:restartNumberingAfterBreak="0">
     <w:nsid w:val="7B39041E"/>
     <w:multiLevelType w:val="multilevel"/>
     <w:tmpl w:val="26A63360"/>
@@ -35548,40 +36613,40 @@
     </w:lvl>
   </w:abstractNum>
   <w:num w:numId="1">
+    <w:abstractNumId w:val="4"/>
+  </w:num>
+  <w:num w:numId="2">
+    <w:abstractNumId w:val="10"/>
+  </w:num>
+  <w:num w:numId="3">
+    <w:abstractNumId w:val="12"/>
+  </w:num>
+  <w:num w:numId="4">
+    <w:abstractNumId w:val="14"/>
+  </w:num>
+  <w:num w:numId="5">
+    <w:abstractNumId w:val="8"/>
+  </w:num>
+  <w:num w:numId="6">
+    <w:abstractNumId w:val="13"/>
+  </w:num>
+  <w:num w:numId="7">
     <w:abstractNumId w:val="3"/>
   </w:num>
-  <w:num w:numId="2">
-    <w:abstractNumId w:val="9"/>
-  </w:num>
-  <w:num w:numId="3">
-    <w:abstractNumId w:val="11"/>
-  </w:num>
-  <w:num w:numId="4">
-    <w:abstractNumId w:val="13"/>
-  </w:num>
-  <w:num w:numId="5">
-    <w:abstractNumId w:val="7"/>
-  </w:num>
-  <w:num w:numId="6">
-    <w:abstractNumId w:val="12"/>
-  </w:num>
-  <w:num w:numId="7">
-    <w:abstractNumId w:val="2"/>
-  </w:num>
   <w:num w:numId="8">
-    <w:abstractNumId w:val="14"/>
+    <w:abstractNumId w:val="15"/>
   </w:num>
   <w:num w:numId="9">
-    <w:abstractNumId w:val="20"/>
+    <w:abstractNumId w:val="21"/>
   </w:num>
   <w:num w:numId="10">
-    <w:abstractNumId w:val="26"/>
+    <w:abstractNumId w:val="27"/>
   </w:num>
   <w:num w:numId="11">
-    <w:abstractNumId w:val="3"/>
+    <w:abstractNumId w:val="4"/>
   </w:num>
   <w:num w:numId="12">
-    <w:abstractNumId w:val="11"/>
+    <w:abstractNumId w:val="12"/>
     <w:lvlOverride w:ilvl="0">
       <w:startOverride w:val="1"/>
     </w:lvlOverride>
@@ -35611,10 +36676,10 @@
     </w:lvlOverride>
   </w:num>
   <w:num w:numId="13">
-    <w:abstractNumId w:val="3"/>
+    <w:abstractNumId w:val="4"/>
   </w:num>
   <w:num w:numId="14">
-    <w:abstractNumId w:val="9"/>
+    <w:abstractNumId w:val="10"/>
     <w:lvlOverride w:ilvl="0">
       <w:startOverride w:val="1"/>
     </w:lvlOverride>
@@ -35644,64 +36709,64 @@
     </w:lvlOverride>
   </w:num>
   <w:num w:numId="15">
-    <w:abstractNumId w:val="3"/>
+    <w:abstractNumId w:val="4"/>
   </w:num>
   <w:num w:numId="16">
+    <w:abstractNumId w:val="7"/>
+  </w:num>
+  <w:num w:numId="17">
+    <w:abstractNumId w:val="4"/>
+  </w:num>
+  <w:num w:numId="18">
+    <w:abstractNumId w:val="17"/>
+  </w:num>
+  <w:num w:numId="19">
+    <w:abstractNumId w:val="22"/>
+  </w:num>
+  <w:num w:numId="20">
+    <w:abstractNumId w:val="26"/>
+  </w:num>
+  <w:num w:numId="21">
+    <w:abstractNumId w:val="16"/>
+  </w:num>
+  <w:num w:numId="22">
+    <w:abstractNumId w:val="19"/>
+  </w:num>
+  <w:num w:numId="23">
+    <w:abstractNumId w:val="11"/>
+  </w:num>
+  <w:num w:numId="24">
+    <w:abstractNumId w:val="1"/>
+  </w:num>
+  <w:num w:numId="25">
     <w:abstractNumId w:val="6"/>
   </w:num>
-  <w:num w:numId="17">
-    <w:abstractNumId w:val="3"/>
+  <w:num w:numId="26">
+    <w:abstractNumId w:val="2"/>
   </w:num>
-  <w:num w:numId="18">
-    <w:abstractNumId w:val="16"/>
+  <w:num w:numId="27">
+    <w:abstractNumId w:val="5"/>
   </w:num>
-  <w:num w:numId="19">
-    <w:abstractNumId w:val="21"/>
-  </w:num>
-  <w:num w:numId="20">
+  <w:num w:numId="28">
     <w:abstractNumId w:val="25"/>
   </w:num>
-  <w:num w:numId="21">
-    <w:abstractNumId w:val="15"/>
+  <w:num w:numId="29">
+    <w:abstractNumId w:val="24"/>
   </w:num>
-  <w:num w:numId="22">
+  <w:num w:numId="30">
+    <w:abstractNumId w:val="20"/>
+  </w:num>
+  <w:num w:numId="31">
     <w:abstractNumId w:val="18"/>
   </w:num>
-  <w:num w:numId="23">
-    <w:abstractNumId w:val="10"/>
-  </w:num>
-  <w:num w:numId="24">
-    <w:abstractNumId w:val="0"/>
-  </w:num>
-  <w:num w:numId="25">
-    <w:abstractNumId w:val="5"/>
-  </w:num>
-  <w:num w:numId="26">
-    <w:abstractNumId w:val="1"/>
-  </w:num>
-  <w:num w:numId="27">
-    <w:abstractNumId w:val="4"/>
-  </w:num>
-  <w:num w:numId="28">
-    <w:abstractNumId w:val="24"/>
-  </w:num>
-  <w:num w:numId="29">
+  <w:num w:numId="32">
     <w:abstractNumId w:val="23"/>
   </w:num>
-  <w:num w:numId="30">
-    <w:abstractNumId w:val="19"/>
-  </w:num>
-  <w:num w:numId="31">
-    <w:abstractNumId w:val="17"/>
-  </w:num>
-  <w:num w:numId="32">
-    <w:abstractNumId w:val="22"/>
-  </w:num>
   <w:num w:numId="33">
-    <w:abstractNumId w:val="8"/>
+    <w:abstractNumId w:val="9"/>
   </w:num>
   <w:num w:numId="34">
-    <w:abstractNumId w:val="15"/>
+    <w:abstractNumId w:val="16"/>
     <w:lvlOverride w:ilvl="0">
       <w:startOverride w:val="1"/>
     </w:lvlOverride>
@@ -35730,11 +36795,14 @@
       <w:startOverride w:val="1"/>
     </w:lvlOverride>
   </w:num>
+  <w:num w:numId="35">
+    <w:abstractNumId w:val="0"/>
+  </w:num>
 </w:numbering>
 </file>
 
 <file path=word/people.xml><?xml version="1.0" encoding="utf-8"?>
-<w15:people xmlns:wpc="http://schemas.microsoft.com/office/word/2010/wordprocessingCanvas" xmlns:cx="http://schemas.microsoft.com/office/drawing/2014/chartex" xmlns:cx1="http://schemas.microsoft.com/office/drawing/2015/9/8/chartex" xmlns:cx2="http://schemas.microsoft.com/office/drawing/2015/10/21/chartex" xmlns:cx3="http://schemas.microsoft.com/office/drawing/2016/5/9/chartex" xmlns:cx4="http://schemas.microsoft.com/office/drawing/2016/5/10/chartex" xmlns:cx5="http://schemas.microsoft.com/office/drawing/2016/5/11/chartex" xmlns:cx6="http://schemas.microsoft.com/office/drawing/2016/5/12/chartex" xmlns:cx7="http://schemas.microsoft.com/office/drawing/2016/5/13/chartex" xmlns:cx8="http://schemas.microsoft.com/office/drawing/2016/5/14/chartex" xmlns:mc="http://schemas.openxmlformats.org/markup-compatibility/2006" xmlns:aink="http://schemas.microsoft.com/office/drawing/2016/ink" xmlns:am3d="http://schemas.microsoft.com/office/drawing/2017/model3d" xmlns:o="urn:schemas-microsoft-com:office:office" xmlns:r="http://schemas.openxmlformats.org/officeDocument/2006/relationships" xmlns:m="http://schemas.openxmlformats.org/officeDocument/2006/math" xmlns:v="urn:schemas-microsoft-com:vml" xmlns:wp14="http://schemas.microsoft.com/office/word/2010/wordprocessingDrawing" xmlns:wp="http://schemas.openxmlformats.org/drawingml/2006/wordprocessingDrawing" xmlns:w10="urn:schemas-microsoft-com:office:word" xmlns:w="http://schemas.openxmlformats.org/wordprocessingml/2006/main" xmlns:w14="http://schemas.microsoft.com/office/word/2010/wordml" xmlns:w15="http://schemas.microsoft.com/office/word/2012/wordml" xmlns:w16cex="http://schemas.microsoft.com/office/word/2018/wordml/cex" xmlns:w16cid="http://schemas.microsoft.com/office/word/2016/wordml/cid" xmlns:w16="http://schemas.microsoft.com/office/word/2018/wordml" xmlns:w16sdtdh="http://schemas.microsoft.com/office/word/2020/wordml/sdtdatahash" xmlns:w16se="http://schemas.microsoft.com/office/word/2015/wordml/symex" xmlns:wpg="http://schemas.microsoft.com/office/word/2010/wordprocessingGroup" xmlns:wpi="http://schemas.microsoft.com/office/word/2010/wordprocessingInk" xmlns:wne="http://schemas.microsoft.com/office/word/2006/wordml" xmlns:wps="http://schemas.microsoft.com/office/word/2010/wordprocessingShape" mc:Ignorable="w14 w15 w16se w16cid w16 w16cex w16sdtdh wp14">
+<w15:people xmlns:wpc="http://schemas.microsoft.com/office/word/2010/wordprocessingCanvas" xmlns:cx="http://schemas.microsoft.com/office/drawing/2014/chartex" xmlns:cx1="http://schemas.microsoft.com/office/drawing/2015/9/8/chartex" xmlns:mc="http://schemas.openxmlformats.org/markup-compatibility/2006" xmlns:o="urn:schemas-microsoft-com:office:office" xmlns:r="http://schemas.openxmlformats.org/officeDocument/2006/relationships" xmlns:m="http://schemas.openxmlformats.org/officeDocument/2006/math" xmlns:v="urn:schemas-microsoft-com:vml" xmlns:wp14="http://schemas.microsoft.com/office/word/2010/wordprocessingDrawing" xmlns:wp="http://schemas.openxmlformats.org/drawingml/2006/wordprocessingDrawing" xmlns:w10="urn:schemas-microsoft-com:office:word" xmlns:w="http://schemas.openxmlformats.org/wordprocessingml/2006/main" xmlns:w14="http://schemas.microsoft.com/office/word/2010/wordml" xmlns:w15="http://schemas.microsoft.com/office/word/2012/wordml" xmlns:w16se="http://schemas.microsoft.com/office/word/2015/wordml/symex" xmlns:wpg="http://schemas.microsoft.com/office/word/2010/wordprocessingGroup" xmlns:wpi="http://schemas.microsoft.com/office/word/2010/wordprocessingInk" xmlns:wne="http://schemas.microsoft.com/office/word/2006/wordml" xmlns:wps="http://schemas.microsoft.com/office/word/2010/wordprocessingShape" mc:Ignorable="w14 w15 w16se wp14">
   <w15:person w15:author="DCT3">
     <w15:presenceInfo w15:providerId="None" w15:userId="DCT3"/>
   </w15:person>
@@ -35742,7 +36810,7 @@
 </file>
 
 <file path=word/styles.xml><?xml version="1.0" encoding="utf-8"?>
-<w:styles xmlns:mc="http://schemas.openxmlformats.org/markup-compatibility/2006" xmlns:r="http://schemas.openxmlformats.org/officeDocument/2006/relationships" xmlns:w="http://schemas.openxmlformats.org/wordprocessingml/2006/main" xmlns:w14="http://schemas.microsoft.com/office/word/2010/wordml" xmlns:w15="http://schemas.microsoft.com/office/word/2012/wordml" xmlns:w16cex="http://schemas.microsoft.com/office/word/2018/wordml/cex" xmlns:w16cid="http://schemas.microsoft.com/office/word/2016/wordml/cid" xmlns:w16="http://schemas.microsoft.com/office/word/2018/wordml" xmlns:w16sdtdh="http://schemas.microsoft.com/office/word/2020/wordml/sdtdatahash" xmlns:w16se="http://schemas.microsoft.com/office/word/2015/wordml/symex" mc:Ignorable="w14 w15 w16se w16cid w16 w16cex w16sdtdh">
+<w:styles xmlns:mc="http://schemas.openxmlformats.org/markup-compatibility/2006" xmlns:r="http://schemas.openxmlformats.org/officeDocument/2006/relationships" xmlns:w="http://schemas.openxmlformats.org/wordprocessingml/2006/main" xmlns:w14="http://schemas.microsoft.com/office/word/2010/wordml" xmlns:w15="http://schemas.microsoft.com/office/word/2012/wordml" xmlns:w16se="http://schemas.microsoft.com/office/word/2015/wordml/symex" mc:Ignorable="w14 w15 w16se">
   <w:docDefaults>
     <w:rPrDefault>
       <w:rPr>
@@ -35759,7 +36827,7 @@
       </w:pPr>
     </w:pPrDefault>
   </w:docDefaults>
-  <w:latentStyles w:defLockedState="0" w:defUIPriority="99" w:defSemiHidden="0" w:defUnhideWhenUsed="0" w:defQFormat="0" w:count="376">
+  <w:latentStyles w:defLockedState="0" w:defUIPriority="99" w:defSemiHidden="0" w:defUnhideWhenUsed="0" w:defQFormat="0" w:count="371">
     <w:lsdException w:name="Normal" w:uiPriority="0" w:qFormat="1"/>
     <w:lsdException w:name="heading 1" w:uiPriority="9" w:qFormat="1"/>
     <w:lsdException w:name="heading 2" w:semiHidden="1" w:uiPriority="9" w:unhideWhenUsed="1" w:qFormat="1"/>
@@ -35826,7 +36894,7 @@
     <w:lsdException w:name="Closing" w:semiHidden="1" w:unhideWhenUsed="1"/>
     <w:lsdException w:name="Signature" w:semiHidden="1" w:unhideWhenUsed="1"/>
     <w:lsdException w:name="Default Paragraph Font" w:semiHidden="1" w:uiPriority="1" w:unhideWhenUsed="1"/>
-    <w:lsdException w:name="Body Text" w:semiHidden="1" w:unhideWhenUsed="1"/>
+    <w:lsdException w:name="Body Text" w:semiHidden="1" w:uiPriority="0" w:unhideWhenUsed="1" w:qFormat="1"/>
     <w:lsdException w:name="Body Text Indent" w:semiHidden="1" w:unhideWhenUsed="1"/>
     <w:lsdException w:name="List Continue" w:semiHidden="1" w:unhideWhenUsed="1"/>
     <w:lsdException w:name="List Continue 2" w:semiHidden="1" w:unhideWhenUsed="1"/>
@@ -35865,6 +36933,7 @@
     <w:lsdException w:name="HTML Sample" w:semiHidden="1" w:unhideWhenUsed="1"/>
     <w:lsdException w:name="HTML Typewriter" w:semiHidden="1" w:unhideWhenUsed="1"/>
     <w:lsdException w:name="HTML Variable" w:semiHidden="1" w:unhideWhenUsed="1"/>
+    <w:lsdException w:name="Normal Table" w:semiHidden="1" w:unhideWhenUsed="1"/>
     <w:lsdException w:name="annotation subject" w:semiHidden="1" w:unhideWhenUsed="1"/>
     <w:lsdException w:name="No List" w:semiHidden="1" w:unhideWhenUsed="1"/>
     <w:lsdException w:name="Outline List 1" w:semiHidden="1" w:unhideWhenUsed="1"/>
@@ -35907,8 +36976,11 @@
     <w:lsdException w:name="Table Contemporary" w:semiHidden="1" w:unhideWhenUsed="1"/>
     <w:lsdException w:name="Table Elegant" w:semiHidden="1" w:unhideWhenUsed="1"/>
     <w:lsdException w:name="Table Professional" w:semiHidden="1" w:unhideWhenUsed="1"/>
+    <w:lsdException w:name="Table Subtle 1" w:semiHidden="1" w:unhideWhenUsed="1"/>
     <w:lsdException w:name="Table Subtle 2" w:semiHidden="1" w:unhideWhenUsed="1"/>
     <w:lsdException w:name="Table Web 1" w:semiHidden="1" w:unhideWhenUsed="1"/>
+    <w:lsdException w:name="Table Web 2" w:semiHidden="1" w:unhideWhenUsed="1"/>
+    <w:lsdException w:name="Table Web 3" w:semiHidden="1" w:unhideWhenUsed="1"/>
     <w:lsdException w:name="Balloon Text" w:semiHidden="1" w:unhideWhenUsed="1"/>
     <w:lsdException w:name="Table Grid" w:uiPriority="39"/>
     <w:lsdException w:name="Table Theme" w:semiHidden="1" w:unhideWhenUsed="1"/>
@@ -36127,15 +37199,10 @@
     <w:lsdException w:name="List Table 5 Dark Accent 6" w:uiPriority="50"/>
     <w:lsdException w:name="List Table 6 Colorful Accent 6" w:uiPriority="51"/>
     <w:lsdException w:name="List Table 7 Colorful Accent 6" w:uiPriority="52"/>
-    <w:lsdException w:name="Mention" w:semiHidden="1" w:unhideWhenUsed="1"/>
-    <w:lsdException w:name="Smart Hyperlink" w:semiHidden="1" w:unhideWhenUsed="1"/>
-    <w:lsdException w:name="Hashtag" w:semiHidden="1" w:unhideWhenUsed="1"/>
-    <w:lsdException w:name="Unresolved Mention" w:semiHidden="1" w:unhideWhenUsed="1"/>
-    <w:lsdException w:name="Smart Link" w:semiHidden="1" w:unhideWhenUsed="1"/>
   </w:latentStyles>
   <w:style w:type="paragraph" w:default="1" w:styleId="a">
     <w:name w:val="Normal"/>
-    <w:rsid w:val="00F51B64"/>
+    <w:rsid w:val="00F44B07"/>
     <w:pPr>
       <w:spacing w:after="0" w:line="276" w:lineRule="auto"/>
       <w:jc w:val="left"/>
@@ -36435,6 +37502,50 @@
       <w:sz w:val="22"/>
     </w:rPr>
   </w:style>
+  <w:style w:type="paragraph" w:styleId="ad">
+    <w:name w:val="Body Text"/>
+    <w:basedOn w:val="a"/>
+    <w:link w:val="Char5"/>
+    <w:qFormat/>
+    <w:rsid w:val="008900BE"/>
+    <w:pPr>
+      <w:spacing w:before="180" w:after="180" w:line="240" w:lineRule="auto"/>
+    </w:pPr>
+    <w:rPr>
+      <w:rFonts w:asciiTheme="minorHAnsi" w:hAnsiTheme="minorHAnsi" w:cstheme="minorBidi"/>
+      <w:sz w:val="24"/>
+      <w:szCs w:val="24"/>
+      <w:lang w:eastAsia="zh-CN"/>
+    </w:rPr>
+  </w:style>
+  <w:style w:type="character" w:customStyle="1" w:styleId="Char5">
+    <w:name w:val="본문 Char"/>
+    <w:basedOn w:val="a0"/>
+    <w:link w:val="ad"/>
+    <w:rsid w:val="008900BE"/>
+    <w:rPr>
+      <w:kern w:val="0"/>
+      <w:sz w:val="24"/>
+      <w:szCs w:val="24"/>
+      <w:lang w:eastAsia="zh-CN"/>
+    </w:rPr>
+  </w:style>
+  <w:style w:type="paragraph" w:customStyle="1" w:styleId="FirstParagraph">
+    <w:name w:val="First Paragraph"/>
+    <w:basedOn w:val="ad"/>
+    <w:next w:val="ad"/>
+    <w:qFormat/>
+    <w:rsid w:val="008900BE"/>
+  </w:style>
+  <w:style w:type="paragraph" w:customStyle="1" w:styleId="Compact">
+    <w:name w:val="Compact"/>
+    <w:basedOn w:val="ad"/>
+    <w:qFormat/>
+    <w:rsid w:val="008900BE"/>
+    <w:pPr>
+      <w:spacing w:before="36" w:after="36"/>
+    </w:pPr>
+  </w:style>
 </w:styles>
 </file>
 
